--- a/WebContent/docx/中国人群BRCA12基因分子分型研究_胚系-苏州市立医院-本部&北区.docx
+++ b/WebContent/docx/中国人群BRCA12基因分子分型研究_胚系-苏州市立医院-本部&北区.docx
@@ -2494,8 +2494,8 @@
       <w:bookmarkStart w:id="1" w:name="_Toc30143_WPSOffice_Level1"/>
       <w:bookmarkStart w:id="2" w:name="_Toc13806"/>
       <w:bookmarkStart w:id="3" w:name="_Toc21669"/>
-      <w:bookmarkStart w:id="4" w:name="_Toc21009_WPSOffice_Level1"/>
-      <w:bookmarkStart w:id="5" w:name="_Toc24178_WPSOffice_Level1"/>
+      <w:bookmarkStart w:id="4" w:name="_Toc24178_WPSOffice_Level1"/>
+      <w:bookmarkStart w:id="5" w:name="_Toc21009_WPSOffice_Level1"/>
     </w:p>
     <w:p>
       <w:pPr>
@@ -3392,10 +3392,10 @@
           </w14:shadow>
         </w:rPr>
       </w:pPr>
-      <w:bookmarkStart w:id="8" w:name="_Toc11015_WPSOffice_Level1"/>
-      <w:bookmarkStart w:id="9" w:name="_Toc17451"/>
+      <w:bookmarkStart w:id="8" w:name="_Toc7021_WPSOffice_Level1"/>
+      <w:bookmarkStart w:id="9" w:name="_Toc11015_WPSOffice_Level1"/>
       <w:bookmarkStart w:id="10" w:name="_Toc18062_WPSOffice_Level1"/>
-      <w:bookmarkStart w:id="11" w:name="_Toc7021_WPSOffice_Level1"/>
+      <w:bookmarkStart w:id="11" w:name="_Toc17451"/>
       <w:bookmarkStart w:id="12" w:name="_Toc17542"/>
       <w:bookmarkStart w:id="13" w:name="_Toc3823"/>
       <w:r>
@@ -3590,8 +3590,8 @@
       </w:pPr>
       <w:bookmarkStart w:id="14" w:name="_Toc18058"/>
       <w:bookmarkStart w:id="15" w:name="_Toc6221_WPSOffice_Level1"/>
-      <w:bookmarkStart w:id="16" w:name="_Toc23369_WPSOffice_Level1"/>
-      <w:bookmarkStart w:id="17" w:name="_Toc25920"/>
+      <w:bookmarkStart w:id="16" w:name="_Toc25920"/>
+      <w:bookmarkStart w:id="17" w:name="_Toc23369_WPSOffice_Level1"/>
       <w:bookmarkStart w:id="18" w:name="_Toc4356"/>
       <w:bookmarkStart w:id="19" w:name="_Toc534807930"/>
       <w:r>
@@ -3655,9 +3655,9 @@
           <w:lang w:val="en-US" w:eastAsia="zh-CN"/>
         </w:rPr>
       </w:pPr>
-      <w:bookmarkStart w:id="20" w:name="_Toc149837254"/>
+      <w:bookmarkStart w:id="20" w:name="_Toc15559"/>
       <w:bookmarkStart w:id="21" w:name="OLE_LINK13"/>
-      <w:bookmarkStart w:id="22" w:name="_Toc15559"/>
+      <w:bookmarkStart w:id="22" w:name="_Toc149837254"/>
       <w:r>
         <w:rPr>
           <w:rFonts w:hint="eastAsia"/>
@@ -4889,7 +4889,6 @@
           <w:lang w:val="en-US" w:eastAsia="zh-CN" w:bidi="ar"/>
         </w:rPr>
       </w:pPr>
-      <w:bookmarkStart w:id="98" w:name="_GoBack"/>
       <w:r>
         <w:rPr>
           <w:rFonts w:ascii="微软雅黑" w:hAnsi="微软雅黑" w:eastAsia="微软雅黑" w:cs="微软雅黑"/>
@@ -4945,7 +4944,13 @@
         <w:t xml:space="preserve"> %}</w:t>
       </w:r>
     </w:p>
-    <w:bookmarkEnd w:id="98"/>
+    <w:p>
+      <w:pPr>
+        <w:rPr>
+          <w:lang w:eastAsia="zh-CN"/>
+        </w:rPr>
+      </w:pPr>
+    </w:p>
     <w:p>
       <w:pPr>
         <w:rPr>
@@ -5045,18 +5050,18 @@
               <mc:AlternateContent>
                 <mc:Choice Requires="wpg">
                   <w:drawing>
-                    <wp:anchor distT="0" distB="0" distL="114300" distR="114300" simplePos="0" relativeHeight="251660288" behindDoc="0" locked="0" layoutInCell="1" allowOverlap="1">
+                    <wp:anchor distT="0" distB="0" distL="114300" distR="114300" simplePos="0" relativeHeight="251663360" behindDoc="0" locked="0" layoutInCell="1" allowOverlap="1">
                       <wp:simplePos x="0" y="0"/>
                       <wp:positionH relativeFrom="column">
-                        <wp:posOffset>0</wp:posOffset>
+                        <wp:posOffset>7620</wp:posOffset>
                       </wp:positionH>
                       <wp:positionV relativeFrom="paragraph">
-                        <wp:posOffset>-460375</wp:posOffset>
+                        <wp:posOffset>-480060</wp:posOffset>
                       </wp:positionV>
-                      <wp:extent cx="3080385" cy="1442720"/>
-                      <wp:effectExtent l="0" t="0" r="13335" b="5080"/>
+                      <wp:extent cx="3058160" cy="1442720"/>
+                      <wp:effectExtent l="0" t="0" r="0" b="0"/>
                       <wp:wrapNone/>
-                      <wp:docPr id="34" name="组合 34"/>
+                      <wp:docPr id="9" name="组合 9"/>
                       <wp:cNvGraphicFramePr/>
                       <a:graphic xmlns:a="http://schemas.openxmlformats.org/drawingml/2006/main">
                         <a:graphicData uri="http://schemas.microsoft.com/office/word/2010/wordprocessingGroup">
@@ -5065,25 +5070,25 @@
                             <wpg:grpSpPr>
                               <a:xfrm>
                                 <a:off x="0" y="0"/>
-                                <a:ext cx="3080385" cy="1442720"/>
-                                <a:chOff x="17956" y="37747"/>
-                                <a:chExt cx="4851" cy="2272"/>
+                                <a:ext cx="3058160" cy="1442720"/>
+                                <a:chOff x="19211" y="18842"/>
+                                <a:chExt cx="4816" cy="2272"/>
                               </a:xfrm>
                             </wpg:grpSpPr>
                             <wpg:grpSp>
-                              <wpg:cNvPr id="35" name="组合 16"/>
+                              <wpg:cNvPr id="10" name="组合 6"/>
                               <wpg:cNvGrpSpPr/>
                               <wpg:grpSpPr>
                                 <a:xfrm>
-                                  <a:off x="17956" y="38313"/>
-                                  <a:ext cx="4049" cy="646"/>
-                                  <a:chOff x="17956" y="38313"/>
-                                  <a:chExt cx="4049" cy="646"/>
+                                  <a:off x="19211" y="18842"/>
+                                  <a:ext cx="4816" cy="2273"/>
+                                  <a:chOff x="19199" y="18902"/>
+                                  <a:chExt cx="4816" cy="2273"/>
                                 </a:xfrm>
                               </wpg:grpSpPr>
                               <pic:pic xmlns:pic="http://schemas.openxmlformats.org/drawingml/2006/picture">
                                 <pic:nvPicPr>
-                                  <pic:cNvPr id="12" name="图片 29" descr="IMG_256"/>
+                                  <pic:cNvPr id="6" name="图片 6" descr="蔡冬雪"/>
                                   <pic:cNvPicPr>
                                     <a:picLocks noChangeAspect="1"/>
                                   </pic:cNvPicPr>
@@ -5104,81 +5109,91 @@
                                       </a:clrTo>
                                     </a:clrChange>
                                   </a:blip>
+                                  <a:srcRect l="18656" t="33322" r="18897" b="26699"/>
                                   <a:stretch>
                                     <a:fillRect/>
                                   </a:stretch>
                                 </pic:blipFill>
                                 <pic:spPr>
                                   <a:xfrm>
-                                    <a:off x="21031" y="38313"/>
-                                    <a:ext cx="975" cy="570"/>
+                                    <a:off x="19199" y="19551"/>
+                                    <a:ext cx="1261" cy="566"/>
                                   </a:xfrm>
                                   <a:prstGeom prst="rect">
                                     <a:avLst/>
                                   </a:prstGeom>
-                                  <a:noFill/>
-                                  <a:ln w="9525">
-                                    <a:noFill/>
-                                  </a:ln>
                                 </pic:spPr>
                               </pic:pic>
                               <pic:pic xmlns:pic="http://schemas.openxmlformats.org/drawingml/2006/picture">
                                 <pic:nvPicPr>
-                                  <pic:cNvPr id="15" name="图片 15" descr="c9514d16fd70679bf0495aeebb03c72d_compress"/>
+                                  <pic:cNvPr id="21" name="图片 25"/>
                                   <pic:cNvPicPr>
-                                    <a:picLocks noChangeAspect="1"/>
+                                    <a:picLocks noChangeAspect="1" noChangeArrowheads="1"/>
                                   </pic:cNvPicPr>
                                 </pic:nvPicPr>
                                 <pic:blipFill>
-                                  <a:blip r:embed="rId12"/>
-                                  <a:srcRect l="21003" t="56913" r="27176" b="26386"/>
+                                  <a:blip r:embed="rId12">
+                                    <a:extLst>
+                                      <a:ext uri="{28A0092B-C50C-407E-A947-70E740481C1C}">
+                                        <a14:useLocalDpi xmlns:a14="http://schemas.microsoft.com/office/drawing/2010/main" val="0"/>
+                                      </a:ext>
+                                    </a:extLst>
+                                  </a:blip>
+                                  <a:srcRect/>
                                   <a:stretch>
                                     <a:fillRect/>
                                   </a:stretch>
                                 </pic:blipFill>
                                 <pic:spPr>
                                   <a:xfrm>
-                                    <a:off x="17956" y="38485"/>
-                                    <a:ext cx="1550" cy="475"/>
+                                    <a:off x="21742" y="18902"/>
+                                    <a:ext cx="2273" cy="2273"/>
                                   </a:xfrm>
                                   <a:prstGeom prst="rect">
                                     <a:avLst/>
                                   </a:prstGeom>
+                                  <a:noFill/>
+                                  <a:ln>
+                                    <a:noFill/>
+                                  </a:ln>
                                 </pic:spPr>
                               </pic:pic>
                             </wpg:grpSp>
                             <pic:pic xmlns:pic="http://schemas.openxmlformats.org/drawingml/2006/picture">
                               <pic:nvPicPr>
-                                <pic:cNvPr id="18" name="图片 25"/>
+                                <pic:cNvPr id="7" name="图片 4" descr="王建丽"/>
                                 <pic:cNvPicPr>
-                                  <a:picLocks noChangeAspect="1" noChangeArrowheads="1"/>
+                                  <a:picLocks noChangeAspect="1"/>
                                 </pic:cNvPicPr>
                               </pic:nvPicPr>
                               <pic:blipFill>
                                 <a:blip r:embed="rId13">
-                                  <a:extLst>
-                                    <a:ext uri="{28A0092B-C50C-407E-A947-70E740481C1C}">
-                                      <a14:useLocalDpi xmlns:a14="http://schemas.microsoft.com/office/drawing/2010/main" val="0"/>
-                                    </a:ext>
-                                  </a:extLst>
+                                  <a:clrChange>
+                                    <a:clrFrom>
+                                      <a:srgbClr val="FFFFFF">
+                                        <a:alpha val="100000"/>
+                                      </a:srgbClr>
+                                    </a:clrFrom>
+                                    <a:clrTo>
+                                      <a:srgbClr val="FFFFFF">
+                                        <a:alpha val="100000"/>
+                                        <a:alpha val="0"/>
+                                      </a:srgbClr>
+                                    </a:clrTo>
+                                  </a:clrChange>
                                 </a:blip>
-                                <a:srcRect/>
                                 <a:stretch>
                                   <a:fillRect/>
                                 </a:stretch>
                               </pic:blipFill>
                               <pic:spPr>
                                 <a:xfrm>
-                                  <a:off x="20535" y="37747"/>
-                                  <a:ext cx="2273" cy="2273"/>
+                                  <a:off x="22261" y="19395"/>
+                                  <a:ext cx="1258" cy="713"/>
                                 </a:xfrm>
                                 <a:prstGeom prst="rect">
                                   <a:avLst/>
                                 </a:prstGeom>
-                                <a:noFill/>
-                                <a:ln>
-                                  <a:noFill/>
-                                </a:ln>
                               </pic:spPr>
                             </pic:pic>
                           </wpg:wgp>
@@ -5189,27 +5204,27 @@
                 </mc:Choice>
                 <mc:Fallback>
                   <w:pict>
-                    <v:group id="_x0000_s1026" o:spid="_x0000_s1026" o:spt="203" style="position:absolute;left:0pt;margin-left:0pt;margin-top:-36.25pt;height:113.6pt;width:242.55pt;z-index:251660288;mso-width-relative:page;mso-height-relative:page;" coordorigin="17956,37747" coordsize="4851,2272" o:gfxdata="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">
+                    <v:group id="_x0000_s1026" o:spid="_x0000_s1026" o:spt="203" style="position:absolute;left:0pt;margin-left:0.6pt;margin-top:-37.8pt;height:113.6pt;width:240.8pt;z-index:251663360;mso-width-relative:page;mso-height-relative:page;" coordorigin="19211,18842" coordsize="4816,2272" o:gfxdata="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">
                       <o:lock v:ext="edit" aspectratio="f"/>
-                      <v:group id="组合 16" o:spid="_x0000_s1026" o:spt="203" style="position:absolute;left:17956;top:38313;height:646;width:4049;" coordorigin="17956,38313" coordsize="4049,646" o:gfxdata="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">
+                      <v:group id="组合 6" o:spid="_x0000_s1026" o:spt="203" style="position:absolute;left:19211;top:18842;height:2273;width:4816;" coordorigin="19199,18902" coordsize="4816,2273" o:gfxdata="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">
                         <o:lock v:ext="edit" aspectratio="f"/>
-                        <v:shape id="图片 29" o:spid="_x0000_s1026" o:spt="75" alt="IMG_256" type="#_x0000_t75" style="position:absolute;left:21031;top:38313;height:570;width:975;" filled="f" o:preferrelative="t" stroked="f" coordsize="21600,21600" o:gfxdata="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">
+                        <v:shape id="_x0000_s1026" o:spid="_x0000_s1026" o:spt="75" alt="蔡冬雪" type="#_x0000_t75" style="position:absolute;left:19199;top:19551;height:566;width:1261;" filled="f" o:preferrelative="t" stroked="f" coordsize="21600,21600" o:gfxdata="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">
                           <v:fill on="f" focussize="0,0"/>
                           <v:stroke on="f"/>
-                          <v:imagedata r:id="rId11" chromakey="#FFFFFF" o:title=""/>
+                          <v:imagedata r:id="rId11" cropleft="12226f" croptop="21838f" cropright="12384f" cropbottom="17497f" chromakey="#FFFFFF" o:title=""/>
                           <o:lock v:ext="edit" aspectratio="t"/>
                         </v:shape>
-                        <v:shape id="_x0000_s1026" o:spid="_x0000_s1026" o:spt="75" alt="c9514d16fd70679bf0495aeebb03c72d_compress" type="#_x0000_t75" style="position:absolute;left:17956;top:38485;height:475;width:1550;" filled="f" o:preferrelative="t" stroked="f" coordsize="21600,21600" o:gfxdata="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">
+                        <v:shape id="图片 25" o:spid="_x0000_s1026" o:spt="75" type="#_x0000_t75" style="position:absolute;left:21742;top:18902;height:2273;width:2273;" filled="f" o:preferrelative="t" stroked="f" coordsize="21600,21600" o:gfxdata="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">
                           <v:fill on="f" focussize="0,0"/>
                           <v:stroke on="f"/>
-                          <v:imagedata r:id="rId12" cropleft="13765f" croptop="37299f" cropright="17810f" cropbottom="17292f" o:title=""/>
+                          <v:imagedata r:id="rId12" o:title=""/>
                           <o:lock v:ext="edit" aspectratio="t"/>
                         </v:shape>
                       </v:group>
-                      <v:shape id="图片 25" o:spid="_x0000_s1026" o:spt="75" type="#_x0000_t75" style="position:absolute;left:20535;top:37747;height:2273;width:2273;" filled="f" o:preferrelative="t" stroked="f" coordsize="21600,21600" o:gfxdata="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">
+                      <v:shape id="图片 4" o:spid="_x0000_s1026" o:spt="75" alt="王建丽" type="#_x0000_t75" style="position:absolute;left:22261;top:19395;height:713;width:1258;" filled="f" o:preferrelative="t" stroked="f" coordsize="21600,21600" o:gfxdata="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">
                         <v:fill on="f" focussize="0,0"/>
                         <v:stroke on="f"/>
-                        <v:imagedata r:id="rId13" o:title=""/>
+                        <v:imagedata r:id="rId13" chromakey="#FFFFFF" o:title=""/>
                         <o:lock v:ext="edit" aspectratio="t"/>
                       </v:shape>
                     </v:group>
@@ -5602,18 +5617,18 @@
               <mc:AlternateContent>
                 <mc:Choice Requires="wpg">
                   <w:drawing>
-                    <wp:anchor distT="0" distB="0" distL="114300" distR="114300" simplePos="0" relativeHeight="251661312" behindDoc="0" locked="0" layoutInCell="1" allowOverlap="1">
+                    <wp:anchor distT="0" distB="0" distL="114300" distR="114300" simplePos="0" relativeHeight="251664384" behindDoc="0" locked="0" layoutInCell="1" allowOverlap="1">
                       <wp:simplePos x="0" y="0"/>
                       <wp:positionH relativeFrom="column">
                         <wp:posOffset>0</wp:posOffset>
                       </wp:positionH>
                       <wp:positionV relativeFrom="paragraph">
-                        <wp:posOffset>-490855</wp:posOffset>
+                        <wp:posOffset>-370840</wp:posOffset>
                       </wp:positionV>
-                      <wp:extent cx="3135630" cy="1442720"/>
-                      <wp:effectExtent l="0" t="0" r="3810" b="5080"/>
+                      <wp:extent cx="3134360" cy="1443355"/>
+                      <wp:effectExtent l="0" t="0" r="0" b="0"/>
                       <wp:wrapNone/>
-                      <wp:docPr id="36" name="组合 36"/>
+                      <wp:docPr id="14" name="组合 14"/>
                       <wp:cNvGraphicFramePr/>
                       <a:graphic xmlns:a="http://schemas.openxmlformats.org/drawingml/2006/main">
                         <a:graphicData uri="http://schemas.microsoft.com/office/word/2010/wordprocessingGroup">
@@ -5622,55 +5637,31 @@
                             <wpg:grpSpPr>
                               <a:xfrm>
                                 <a:off x="0" y="0"/>
-                                <a:ext cx="3135630" cy="1442720"/>
-                                <a:chOff x="17956" y="39496"/>
-                                <a:chExt cx="4938" cy="2272"/>
+                                <a:ext cx="3134360" cy="1443355"/>
+                                <a:chOff x="19199" y="20810"/>
+                                <a:chExt cx="4936" cy="2273"/>
                               </a:xfrm>
                             </wpg:grpSpPr>
                             <wpg:grpSp>
-                              <wpg:cNvPr id="37" name="组合 30"/>
+                              <wpg:cNvPr id="15" name="组合 23"/>
                               <wpg:cNvGrpSpPr/>
                               <wpg:grpSpPr>
                                 <a:xfrm>
-                                  <a:off x="17956" y="40098"/>
-                                  <a:ext cx="4213" cy="570"/>
-                                  <a:chOff x="17956" y="40098"/>
-                                  <a:chExt cx="4213" cy="570"/>
+                                  <a:off x="19199" y="20810"/>
+                                  <a:ext cx="4936" cy="2273"/>
+                                  <a:chOff x="19199" y="20810"/>
+                                  <a:chExt cx="4936" cy="2273"/>
                                 </a:xfrm>
                               </wpg:grpSpPr>
                               <pic:pic xmlns:pic="http://schemas.openxmlformats.org/drawingml/2006/picture">
                                 <pic:nvPicPr>
-                                  <pic:cNvPr id="13" name="图片 1" descr="24f613a0-66be-430b-9e80-270d3393fac5"/>
+                                  <pic:cNvPr id="12" name="图片 1"/>
                                   <pic:cNvPicPr>
                                     <a:picLocks noChangeAspect="1"/>
                                   </pic:cNvPicPr>
                                 </pic:nvPicPr>
                                 <pic:blipFill>
-                                  <a:blip r:embed="rId14"/>
-                                  <a:srcRect l="43292" t="26660" r="21693" b="24394"/>
-                                  <a:stretch>
-                                    <a:fillRect/>
-                                  </a:stretch>
-                                </pic:blipFill>
-                                <pic:spPr>
-                                  <a:xfrm rot="16200000">
-                                    <a:off x="18366" y="39740"/>
-                                    <a:ext cx="506" cy="1327"/>
-                                  </a:xfrm>
-                                  <a:prstGeom prst="rect">
-                                    <a:avLst/>
-                                  </a:prstGeom>
-                                </pic:spPr>
-                              </pic:pic>
-                              <pic:pic xmlns:pic="http://schemas.openxmlformats.org/drawingml/2006/picture">
-                                <pic:nvPicPr>
-                                  <pic:cNvPr id="29" name="图片 29" descr="IMG_256"/>
-                                  <pic:cNvPicPr>
-                                    <a:picLocks noChangeAspect="1"/>
-                                  </pic:cNvPicPr>
-                                </pic:nvPicPr>
-                                <pic:blipFill>
-                                  <a:blip r:embed="rId11">
+                                  <a:blip r:embed="rId14">
                                     <a:clrChange>
                                       <a:clrFrom>
                                         <a:srgbClr val="FFFFFF">
@@ -5685,20 +5676,55 @@
                                       </a:clrTo>
                                     </a:clrChange>
                                   </a:blip>
+                                  <a:srcRect l="10922" t="11667"/>
                                   <a:stretch>
                                     <a:fillRect/>
                                   </a:stretch>
                                 </pic:blipFill>
                                 <pic:spPr>
                                   <a:xfrm>
-                                    <a:off x="21195" y="40098"/>
-                                    <a:ext cx="975" cy="570"/>
+                                    <a:off x="19199" y="21203"/>
+                                    <a:ext cx="1672" cy="901"/>
                                   </a:xfrm>
                                   <a:prstGeom prst="rect">
                                     <a:avLst/>
                                   </a:prstGeom>
                                   <a:noFill/>
-                                  <a:ln w="9525">
+                                  <a:ln>
+                                    <a:noFill/>
+                                  </a:ln>
+                                </pic:spPr>
+                              </pic:pic>
+                              <pic:pic xmlns:pic="http://schemas.openxmlformats.org/drawingml/2006/picture">
+                                <pic:nvPicPr>
+                                  <pic:cNvPr id="18" name="图片 25"/>
+                                  <pic:cNvPicPr>
+                                    <a:picLocks noChangeAspect="1" noChangeArrowheads="1"/>
+                                  </pic:cNvPicPr>
+                                </pic:nvPicPr>
+                                <pic:blipFill>
+                                  <a:blip r:embed="rId12">
+                                    <a:extLst>
+                                      <a:ext uri="{28A0092B-C50C-407E-A947-70E740481C1C}">
+                                        <a14:useLocalDpi xmlns:a14="http://schemas.microsoft.com/office/drawing/2010/main" val="0"/>
+                                      </a:ext>
+                                    </a:extLst>
+                                  </a:blip>
+                                  <a:srcRect/>
+                                  <a:stretch>
+                                    <a:fillRect/>
+                                  </a:stretch>
+                                </pic:blipFill>
+                                <pic:spPr>
+                                  <a:xfrm>
+                                    <a:off x="21862" y="20810"/>
+                                    <a:ext cx="2273" cy="2273"/>
+                                  </a:xfrm>
+                                  <a:prstGeom prst="rect">
+                                    <a:avLst/>
+                                  </a:prstGeom>
+                                  <a:noFill/>
+                                  <a:ln>
                                     <a:noFill/>
                                   </a:ln>
                                 </pic:spPr>
@@ -5706,36 +5732,39 @@
                             </wpg:grpSp>
                             <pic:pic xmlns:pic="http://schemas.openxmlformats.org/drawingml/2006/picture">
                               <pic:nvPicPr>
-                                <pic:cNvPr id="31" name="图片 25"/>
+                                <pic:cNvPr id="11" name="图片 11" descr="王建丽"/>
                                 <pic:cNvPicPr>
-                                  <a:picLocks noChangeAspect="1" noChangeArrowheads="1"/>
+                                  <a:picLocks noChangeAspect="1"/>
                                 </pic:cNvPicPr>
                               </pic:nvPicPr>
                               <pic:blipFill>
                                 <a:blip r:embed="rId13">
-                                  <a:extLst>
-                                    <a:ext uri="{28A0092B-C50C-407E-A947-70E740481C1C}">
-                                      <a14:useLocalDpi xmlns:a14="http://schemas.microsoft.com/office/drawing/2010/main" val="0"/>
-                                    </a:ext>
-                                  </a:extLst>
+                                  <a:clrChange>
+                                    <a:clrFrom>
+                                      <a:srgbClr val="FFFFFF">
+                                        <a:alpha val="100000"/>
+                                      </a:srgbClr>
+                                    </a:clrFrom>
+                                    <a:clrTo>
+                                      <a:srgbClr val="FFFFFF">
+                                        <a:alpha val="100000"/>
+                                        <a:alpha val="0"/>
+                                      </a:srgbClr>
+                                    </a:clrTo>
+                                  </a:clrChange>
                                 </a:blip>
-                                <a:srcRect/>
                                 <a:stretch>
                                   <a:fillRect/>
                                 </a:stretch>
                               </pic:blipFill>
                               <pic:spPr>
                                 <a:xfrm>
-                                  <a:off x="20622" y="39496"/>
-                                  <a:ext cx="2273" cy="2273"/>
+                                  <a:off x="22321" y="21215"/>
+                                  <a:ext cx="1488" cy="842"/>
                                 </a:xfrm>
                                 <a:prstGeom prst="rect">
                                   <a:avLst/>
                                 </a:prstGeom>
-                                <a:noFill/>
-                                <a:ln>
-                                  <a:noFill/>
-                                </a:ln>
                               </pic:spPr>
                             </pic:pic>
                           </wpg:wgp>
@@ -5746,27 +5775,27 @@
                 </mc:Choice>
                 <mc:Fallback>
                   <w:pict>
-                    <v:group id="_x0000_s1026" o:spid="_x0000_s1026" o:spt="203" style="position:absolute;left:0pt;margin-left:0pt;margin-top:-38.65pt;height:113.6pt;width:246.9pt;z-index:251661312;mso-width-relative:page;mso-height-relative:page;" coordorigin="17956,39496" coordsize="4938,2272" o:gfxdata="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">
+                    <v:group id="_x0000_s1026" o:spid="_x0000_s1026" o:spt="203" style="position:absolute;left:0pt;margin-left:0pt;margin-top:-29.2pt;height:113.65pt;width:246.8pt;z-index:251664384;mso-width-relative:page;mso-height-relative:page;" coordorigin="19199,20810" coordsize="4936,2273" o:gfxdata="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">
                       <o:lock v:ext="edit" aspectratio="f"/>
-                      <v:group id="组合 30" o:spid="_x0000_s1026" o:spt="203" style="position:absolute;left:17956;top:40098;height:570;width:4213;" coordorigin="17956,40098" coordsize="4213,570" o:gfxdata="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">
+                      <v:group id="组合 23" o:spid="_x0000_s1026" o:spt="203" style="position:absolute;left:19199;top:20810;height:2273;width:4936;" coordorigin="19199,20810" coordsize="4936,2273" o:gfxdata="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">
                         <o:lock v:ext="edit" aspectratio="f"/>
-                        <v:shape id="图片 1" o:spid="_x0000_s1026" o:spt="75" alt="24f613a0-66be-430b-9e80-270d3393fac5" type="#_x0000_t75" style="position:absolute;left:18366;top:39740;height:1327;width:506;rotation:-5898240f;" filled="f" o:preferrelative="t" stroked="f" coordsize="21600,21600" o:gfxdata="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">
+                        <v:shape id="图片 1" o:spid="_x0000_s1026" o:spt="75" type="#_x0000_t75" style="position:absolute;left:19199;top:21203;height:901;width:1672;" filled="f" o:preferrelative="t" stroked="f" coordsize="21600,21600" o:gfxdata="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">
                           <v:fill on="f" focussize="0,0"/>
                           <v:stroke on="f"/>
-                          <v:imagedata r:id="rId14" cropleft="28372f" croptop="17472f" cropright="14217f" cropbottom="15987f" o:title=""/>
+                          <v:imagedata r:id="rId14" cropleft="7158f" croptop="7646f" chromakey="#FFFFFF" o:title=""/>
                           <o:lock v:ext="edit" aspectratio="t"/>
                         </v:shape>
-                        <v:shape id="_x0000_s1026" o:spid="_x0000_s1026" o:spt="75" alt="IMG_256" type="#_x0000_t75" style="position:absolute;left:21195;top:40098;height:570;width:975;" filled="f" o:preferrelative="t" stroked="f" coordsize="21600,21600" o:gfxdata="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">
+                        <v:shape id="图片 25" o:spid="_x0000_s1026" o:spt="75" type="#_x0000_t75" style="position:absolute;left:21862;top:20810;height:2273;width:2273;" filled="f" o:preferrelative="t" stroked="f" coordsize="21600,21600" o:gfxdata="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">
                           <v:fill on="f" focussize="0,0"/>
                           <v:stroke on="f"/>
-                          <v:imagedata r:id="rId11" chromakey="#FFFFFF" o:title=""/>
+                          <v:imagedata r:id="rId12" o:title=""/>
                           <o:lock v:ext="edit" aspectratio="t"/>
                         </v:shape>
                       </v:group>
-                      <v:shape id="图片 25" o:spid="_x0000_s1026" o:spt="75" type="#_x0000_t75" style="position:absolute;left:20622;top:39496;height:2273;width:2273;" filled="f" o:preferrelative="t" stroked="f" coordsize="21600,21600" o:gfxdata="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">
+                      <v:shape id="_x0000_s1026" o:spid="_x0000_s1026" o:spt="75" alt="王建丽" type="#_x0000_t75" style="position:absolute;left:22321;top:21215;height:842;width:1488;" filled="f" o:preferrelative="t" stroked="f" coordsize="21600,21600" o:gfxdata="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">
                         <v:fill on="f" focussize="0,0"/>
                         <v:stroke on="f"/>
-                        <v:imagedata r:id="rId13" o:title=""/>
+                        <v:imagedata r:id="rId13" chromakey="#FFFFFF" o:title=""/>
                         <o:lock v:ext="edit" aspectratio="t"/>
                       </v:shape>
                     </v:group>
@@ -6005,1886 +6034,6 @@
     <w:p>
       <w:pPr>
         <w:rPr>
-          <w:rFonts w:ascii="Times New Roman" w:hAnsi="Times New Roman" w:eastAsia="微软雅黑" w:cs="Times New Roman"/>
-          <w:sz w:val="24"/>
-          <w:szCs w:val="24"/>
-          <w:lang w:eastAsia="zh-CN"/>
-        </w:rPr>
-      </w:pPr>
-      <w:r>
-        <w:rPr>
-          <w:rFonts w:hint="eastAsia" w:ascii="Times New Roman" w:hAnsi="Times New Roman" w:eastAsia="微软雅黑" w:cs="Times New Roman"/>
-          <w:sz w:val="24"/>
-          <w:szCs w:val="24"/>
-          <w:lang w:eastAsia="zh-CN"/>
-        </w:rPr>
-        <w:t xml:space="preserve">{% endif %}{% if testedby == </w:t>
-      </w:r>
-      <w:r>
-        <w:rPr>
-          <w:rFonts w:ascii="Times New Roman" w:hAnsi="Times New Roman" w:eastAsia="微软雅黑" w:cs="Times New Roman"/>
-          <w:sz w:val="24"/>
-          <w:szCs w:val="24"/>
-          <w:lang w:eastAsia="zh-CN"/>
-        </w:rPr>
-        <w:t>“</w:t>
-      </w:r>
-      <w:r>
-        <w:rPr>
-          <w:rFonts w:hint="eastAsia" w:ascii="Times New Roman" w:hAnsi="Times New Roman" w:eastAsia="微软雅黑" w:cs="Times New Roman"/>
-          <w:sz w:val="24"/>
-          <w:szCs w:val="24"/>
-          <w:lang w:eastAsia="zh-CN"/>
-        </w:rPr>
-        <w:t>3</w:t>
-      </w:r>
-      <w:r>
-        <w:rPr>
-          <w:rFonts w:ascii="Times New Roman" w:hAnsi="Times New Roman" w:eastAsia="微软雅黑" w:cs="Times New Roman"/>
-          <w:sz w:val="24"/>
-          <w:szCs w:val="24"/>
-          <w:lang w:eastAsia="zh-CN"/>
-        </w:rPr>
-        <w:t>”</w:t>
-      </w:r>
-      <w:r>
-        <w:rPr>
-          <w:rFonts w:hint="eastAsia" w:ascii="Times New Roman" w:hAnsi="Times New Roman" w:eastAsia="微软雅黑" w:cs="Times New Roman"/>
-          <w:sz w:val="24"/>
-          <w:szCs w:val="24"/>
-          <w:lang w:eastAsia="zh-CN"/>
-        </w:rPr>
-        <w:t xml:space="preserve"> %}</w:t>
-      </w:r>
-    </w:p>
-    <w:p>
-      <w:pPr>
-        <w:rPr>
-          <w:rFonts w:ascii="Times New Roman" w:hAnsi="Times New Roman" w:eastAsia="微软雅黑" w:cs="Times New Roman"/>
-          <w:sz w:val="24"/>
-          <w:szCs w:val="24"/>
-          <w:lang w:eastAsia="zh-CN"/>
-        </w:rPr>
-      </w:pPr>
-    </w:p>
-    <w:p>
-      <w:pPr>
-        <w:rPr>
-          <w:sz w:val="24"/>
-          <w:lang w:eastAsia="zh-CN"/>
-        </w:rPr>
-      </w:pPr>
-    </w:p>
-    <w:tbl>
-      <w:tblPr>
-        <w:tblStyle w:val="34"/>
-        <w:tblW w:w="6772" w:type="dxa"/>
-        <w:jc w:val="right"/>
-        <w:tblLayout w:type="fixed"/>
-        <w:tblCellMar>
-          <w:top w:w="0" w:type="dxa"/>
-          <w:left w:w="0" w:type="dxa"/>
-          <w:bottom w:w="0" w:type="dxa"/>
-          <w:right w:w="0" w:type="dxa"/>
-        </w:tblCellMar>
-      </w:tblPr>
-      <w:tblGrid>
-        <w:gridCol w:w="1272"/>
-        <w:gridCol w:w="2040"/>
-        <w:gridCol w:w="1166"/>
-        <w:gridCol w:w="2294"/>
-      </w:tblGrid>
-      <w:tr>
-        <w:tblPrEx>
-          <w:tblCellMar>
-            <w:top w:w="0" w:type="dxa"/>
-            <w:left w:w="0" w:type="dxa"/>
-            <w:bottom w:w="0" w:type="dxa"/>
-            <w:right w:w="0" w:type="dxa"/>
-          </w:tblCellMar>
-        </w:tblPrEx>
-        <w:trPr>
-          <w:trHeight w:val="441" w:hRule="exact"/>
-          <w:jc w:val="right"/>
-        </w:trPr>
-        <w:tc>
-          <w:tcPr>
-            <w:tcW w:w="1272" w:type="dxa"/>
-            <w:vAlign w:val="center"/>
-          </w:tcPr>
-          <w:p>
-            <w:pPr>
-              <w:pStyle w:val="20"/>
-              <w:spacing w:before="13"/>
-              <w:ind w:left="13" w:right="95"/>
-              <w:jc w:val="both"/>
-              <w:rPr>
-                <w:rFonts w:ascii="Times New Roman" w:hAnsi="Times New Roman" w:cs="Times New Roman"/>
-                <w:b/>
-                <w:sz w:val="24"/>
-                <w:szCs w:val="24"/>
-              </w:rPr>
-            </w:pPr>
-            <w:r>
-              <w:rPr>
-                <w:rFonts w:ascii="Times New Roman" w:hAnsi="Times New Roman" w:cs="Times New Roman"/>
-                <w:b/>
-                <w:sz w:val="24"/>
-                <w:szCs w:val="24"/>
-              </w:rPr>
-              <w:t>检测人：</w:t>
-            </w:r>
-          </w:p>
-        </w:tc>
-        <w:tc>
-          <w:tcPr>
-            <w:tcW w:w="2040" w:type="dxa"/>
-            <w:vAlign w:val="center"/>
-          </w:tcPr>
-          <w:p>
-            <w:pPr>
-              <w:pStyle w:val="20"/>
-              <w:spacing w:before="13"/>
-              <w:jc w:val="both"/>
-              <w:rPr>
-                <w:rFonts w:ascii="Times New Roman" w:hAnsi="Times New Roman" w:cs="Times New Roman"/>
-                <w:b/>
-                <w:sz w:val="24"/>
-                <w:szCs w:val="24"/>
-              </w:rPr>
-            </w:pPr>
-            <w:r>
-              <w:rPr>
-                <w:sz w:val="24"/>
-              </w:rPr>
-              <mc:AlternateContent>
-                <mc:Choice Requires="wpg">
-                  <w:drawing>
-                    <wp:anchor distT="0" distB="0" distL="114300" distR="114300" simplePos="0" relativeHeight="251662336" behindDoc="0" locked="0" layoutInCell="1" allowOverlap="1">
-                      <wp:simplePos x="0" y="0"/>
-                      <wp:positionH relativeFrom="column">
-                        <wp:posOffset>-59690</wp:posOffset>
-                      </wp:positionH>
-                      <wp:positionV relativeFrom="paragraph">
-                        <wp:posOffset>-527685</wp:posOffset>
-                      </wp:positionV>
-                      <wp:extent cx="3114040" cy="1442720"/>
-                      <wp:effectExtent l="0" t="0" r="10160" b="5080"/>
-                      <wp:wrapNone/>
-                      <wp:docPr id="38" name="组合 38"/>
-                      <wp:cNvGraphicFramePr/>
-                      <a:graphic xmlns:a="http://schemas.openxmlformats.org/drawingml/2006/main">
-                        <a:graphicData uri="http://schemas.microsoft.com/office/word/2010/wordprocessingGroup">
-                          <wpg:wgp>
-                            <wpg:cNvGrpSpPr/>
-                            <wpg:grpSpPr>
-                              <a:xfrm>
-                                <a:off x="0" y="0"/>
-                                <a:ext cx="3114040" cy="1442720"/>
-                                <a:chOff x="17862" y="41199"/>
-                                <a:chExt cx="4904" cy="2272"/>
-                              </a:xfrm>
-                            </wpg:grpSpPr>
-                            <pic:pic xmlns:pic="http://schemas.openxmlformats.org/drawingml/2006/picture">
-                              <pic:nvPicPr>
-                                <pic:cNvPr id="14" name="图片 23"/>
-                                <pic:cNvPicPr>
-                                  <a:picLocks noChangeAspect="1" noChangeArrowheads="1"/>
-                                </pic:cNvPicPr>
-                              </pic:nvPicPr>
-                              <pic:blipFill>
-                                <a:blip r:embed="rId13">
-                                  <a:extLst>
-                                    <a:ext uri="{28A0092B-C50C-407E-A947-70E740481C1C}">
-                                      <a14:useLocalDpi xmlns:a14="http://schemas.microsoft.com/office/drawing/2010/main" val="0"/>
-                                    </a:ext>
-                                  </a:extLst>
-                                </a:blip>
-                                <a:srcRect/>
-                                <a:stretch>
-                                  <a:fillRect/>
-                                </a:stretch>
-                              </pic:blipFill>
-                              <pic:spPr>
-                                <a:xfrm>
-                                  <a:off x="20494" y="41199"/>
-                                  <a:ext cx="2273" cy="2273"/>
-                                </a:xfrm>
-                                <a:prstGeom prst="rect">
-                                  <a:avLst/>
-                                </a:prstGeom>
-                                <a:noFill/>
-                                <a:ln>
-                                  <a:noFill/>
-                                </a:ln>
-                              </pic:spPr>
-                            </pic:pic>
-                            <wpg:grpSp>
-                              <wpg:cNvPr id="39" name="组合 23"/>
-                              <wpg:cNvGrpSpPr/>
-                              <wpg:grpSpPr>
-                                <a:xfrm>
-                                  <a:off x="17862" y="41843"/>
-                                  <a:ext cx="4208" cy="652"/>
-                                  <a:chOff x="17862" y="41843"/>
-                                  <a:chExt cx="4208" cy="652"/>
-                                </a:xfrm>
-                              </wpg:grpSpPr>
-                              <pic:pic xmlns:pic="http://schemas.openxmlformats.org/drawingml/2006/picture">
-                                <pic:nvPicPr>
-                                  <pic:cNvPr id="22" name="图片 59" descr="图片1"/>
-                                  <pic:cNvPicPr>
-                                    <a:picLocks noChangeAspect="1"/>
-                                  </pic:cNvPicPr>
-                                </pic:nvPicPr>
-                                <pic:blipFill>
-                                  <a:blip r:embed="rId15">
-                                    <a:biLevel thresh="50000"/>
-                                  </a:blip>
-                                  <a:srcRect l="7865" t="11797" r="5322" b="19074"/>
-                                  <a:stretch>
-                                    <a:fillRect/>
-                                  </a:stretch>
-                                </pic:blipFill>
-                                <pic:spPr>
-                                  <a:xfrm>
-                                    <a:off x="17862" y="41869"/>
-                                    <a:ext cx="1468" cy="627"/>
-                                  </a:xfrm>
-                                  <a:prstGeom prst="rect">
-                                    <a:avLst/>
-                                  </a:prstGeom>
-                                  <a:noFill/>
-                                </pic:spPr>
-                              </pic:pic>
-                              <pic:pic xmlns:pic="http://schemas.openxmlformats.org/drawingml/2006/picture">
-                                <pic:nvPicPr>
-                                  <pic:cNvPr id="21" name="图片 29" descr="IMG_256"/>
-                                  <pic:cNvPicPr>
-                                    <a:picLocks noChangeAspect="1"/>
-                                  </pic:cNvPicPr>
-                                </pic:nvPicPr>
-                                <pic:blipFill>
-                                  <a:blip r:embed="rId11">
-                                    <a:clrChange>
-                                      <a:clrFrom>
-                                        <a:srgbClr val="FFFFFF">
-                                          <a:alpha val="100000"/>
-                                        </a:srgbClr>
-                                      </a:clrFrom>
-                                      <a:clrTo>
-                                        <a:srgbClr val="FFFFFF">
-                                          <a:alpha val="100000"/>
-                                          <a:alpha val="0"/>
-                                        </a:srgbClr>
-                                      </a:clrTo>
-                                    </a:clrChange>
-                                  </a:blip>
-                                  <a:stretch>
-                                    <a:fillRect/>
-                                  </a:stretch>
-                                </pic:blipFill>
-                                <pic:spPr>
-                                  <a:xfrm>
-                                    <a:off x="21096" y="41843"/>
-                                    <a:ext cx="975" cy="570"/>
-                                  </a:xfrm>
-                                  <a:prstGeom prst="rect">
-                                    <a:avLst/>
-                                  </a:prstGeom>
-                                  <a:noFill/>
-                                  <a:ln w="9525">
-                                    <a:noFill/>
-                                  </a:ln>
-                                </pic:spPr>
-                              </pic:pic>
-                            </wpg:grpSp>
-                          </wpg:wgp>
-                        </a:graphicData>
-                      </a:graphic>
-                    </wp:anchor>
-                  </w:drawing>
-                </mc:Choice>
-                <mc:Fallback>
-                  <w:pict>
-                    <v:group id="_x0000_s1026" o:spid="_x0000_s1026" o:spt="203" style="position:absolute;left:0pt;margin-left:-4.7pt;margin-top:-41.55pt;height:113.6pt;width:245.2pt;z-index:251662336;mso-width-relative:page;mso-height-relative:page;" coordorigin="17862,41199" coordsize="4904,2272" o:gfxdata="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">
-                      <o:lock v:ext="edit" aspectratio="f"/>
-                      <v:shape id="图片 23" o:spid="_x0000_s1026" o:spt="75" type="#_x0000_t75" style="position:absolute;left:20494;top:41199;height:2273;width:2273;" filled="f" o:preferrelative="t" stroked="f" coordsize="21600,21600" o:gfxdata="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">
-                        <v:fill on="f" focussize="0,0"/>
-                        <v:stroke on="f"/>
-                        <v:imagedata r:id="rId13" o:title=""/>
-                        <o:lock v:ext="edit" aspectratio="t"/>
-                      </v:shape>
-                      <v:group id="组合 23" o:spid="_x0000_s1026" o:spt="203" style="position:absolute;left:17862;top:41843;height:652;width:4208;" coordorigin="17862,41843" coordsize="4208,652" o:gfxdata="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">
-                        <o:lock v:ext="edit" aspectratio="f"/>
-                        <v:shape id="图片 59" o:spid="_x0000_s1026" o:spt="75" alt="图片1" type="#_x0000_t75" style="position:absolute;left:17862;top:41869;height:627;width:1468;" filled="f" o:preferrelative="t" stroked="f" coordsize="21600,21600" o:gfxdata="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">
-                          <v:fill on="f" focussize="0,0"/>
-                          <v:stroke on="f"/>
-                          <v:imagedata r:id="rId15" cropleft="5154f" croptop="7731f" cropright="3488f" cropbottom="12500f" grayscale="t" bilevel="t" o:title=""/>
-                          <o:lock v:ext="edit" aspectratio="t"/>
-                        </v:shape>
-                        <v:shape id="图片 29" o:spid="_x0000_s1026" o:spt="75" alt="IMG_256" type="#_x0000_t75" style="position:absolute;left:21096;top:41843;height:570;width:975;" filled="f" o:preferrelative="t" stroked="f" coordsize="21600,21600" o:gfxdata="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">
-                          <v:fill on="f" focussize="0,0"/>
-                          <v:stroke on="f"/>
-                          <v:imagedata r:id="rId11" chromakey="#FFFFFF" o:title=""/>
-                          <o:lock v:ext="edit" aspectratio="t"/>
-                        </v:shape>
-                      </v:group>
-                    </v:group>
-                  </w:pict>
-                </mc:Fallback>
-              </mc:AlternateContent>
-            </w:r>
-          </w:p>
-        </w:tc>
-        <w:tc>
-          <w:tcPr>
-            <w:tcW w:w="1166" w:type="dxa"/>
-            <w:vAlign w:val="center"/>
-          </w:tcPr>
-          <w:p>
-            <w:pPr>
-              <w:pStyle w:val="20"/>
-              <w:spacing w:before="13"/>
-              <w:jc w:val="both"/>
-              <w:rPr>
-                <w:rFonts w:ascii="Times New Roman" w:hAnsi="Times New Roman" w:cs="Times New Roman"/>
-                <w:b/>
-                <w:sz w:val="24"/>
-                <w:szCs w:val="24"/>
-              </w:rPr>
-            </w:pPr>
-            <w:r>
-              <w:rPr>
-                <w:rFonts w:ascii="Times New Roman" w:hAnsi="Times New Roman" w:cs="Times New Roman"/>
-                <w:b/>
-                <w:sz w:val="24"/>
-                <w:szCs w:val="24"/>
-              </w:rPr>
-              <w:t>复核人</w:t>
-            </w:r>
-            <w:r>
-              <w:rPr>
-                <w:rFonts w:ascii="Times New Roman" w:hAnsi="Times New Roman" w:cs="Times New Roman"/>
-                <w:b/>
-                <w:sz w:val="24"/>
-                <w:szCs w:val="24"/>
-                <w:lang w:eastAsia="zh-CN"/>
-              </w:rPr>
-              <w:t>：</w:t>
-            </w:r>
-          </w:p>
-        </w:tc>
-        <w:tc>
-          <w:tcPr>
-            <w:tcW w:w="2294" w:type="dxa"/>
-            <w:vAlign w:val="center"/>
-          </w:tcPr>
-          <w:p>
-            <w:pPr>
-              <w:pStyle w:val="20"/>
-              <w:spacing w:before="13"/>
-              <w:ind w:right="15"/>
-              <w:jc w:val="both"/>
-              <w:rPr>
-                <w:rFonts w:ascii="Times New Roman" w:hAnsi="Times New Roman" w:cs="Times New Roman"/>
-                <w:b/>
-                <w:sz w:val="24"/>
-                <w:szCs w:val="24"/>
-              </w:rPr>
-            </w:pPr>
-          </w:p>
-        </w:tc>
-      </w:tr>
-      <w:tr>
-        <w:tblPrEx>
-          <w:tblCellMar>
-            <w:top w:w="0" w:type="dxa"/>
-            <w:left w:w="0" w:type="dxa"/>
-            <w:bottom w:w="0" w:type="dxa"/>
-            <w:right w:w="0" w:type="dxa"/>
-          </w:tblCellMar>
-        </w:tblPrEx>
-        <w:trPr>
-          <w:trHeight w:val="457" w:hRule="exact"/>
-          <w:jc w:val="right"/>
-        </w:trPr>
-        <w:tc>
-          <w:tcPr>
-            <w:tcW w:w="1272" w:type="dxa"/>
-            <w:vAlign w:val="center"/>
-          </w:tcPr>
-          <w:p>
-            <w:pPr>
-              <w:pStyle w:val="20"/>
-              <w:spacing w:line="341" w:lineRule="exact"/>
-              <w:ind w:left="13" w:right="165"/>
-              <w:jc w:val="both"/>
-              <w:rPr>
-                <w:rFonts w:ascii="Times New Roman" w:hAnsi="Times New Roman" w:cs="Times New Roman"/>
-                <w:b/>
-                <w:sz w:val="24"/>
-                <w:szCs w:val="24"/>
-              </w:rPr>
-            </w:pPr>
-            <w:r>
-              <w:rPr>
-                <w:rFonts w:ascii="Times New Roman" w:hAnsi="Times New Roman" w:cs="Times New Roman"/>
-                <w:b/>
-                <w:sz w:val="24"/>
-                <w:szCs w:val="24"/>
-              </w:rPr>
-              <w:t>日</w:t>
-            </w:r>
-            <w:r>
-              <w:rPr>
-                <w:rFonts w:ascii="Times New Roman" w:hAnsi="Times New Roman" w:cs="Times New Roman"/>
-                <w:b/>
-                <w:sz w:val="24"/>
-                <w:szCs w:val="24"/>
-                <w:lang w:eastAsia="zh-CN"/>
-              </w:rPr>
-              <w:t xml:space="preserve">  </w:t>
-            </w:r>
-            <w:r>
-              <w:rPr>
-                <w:rFonts w:ascii="Times New Roman" w:hAnsi="Times New Roman" w:cs="Times New Roman"/>
-                <w:b/>
-                <w:sz w:val="24"/>
-                <w:szCs w:val="24"/>
-              </w:rPr>
-              <w:t>期：</w:t>
-            </w:r>
-          </w:p>
-        </w:tc>
-        <w:tc>
-          <w:tcPr>
-            <w:tcW w:w="2040" w:type="dxa"/>
-            <w:vAlign w:val="center"/>
-          </w:tcPr>
-          <w:p>
-            <w:pPr>
-              <w:pStyle w:val="20"/>
-              <w:spacing w:line="363" w:lineRule="exact"/>
-              <w:jc w:val="both"/>
-              <w:rPr>
-                <w:rFonts w:ascii="Times New Roman" w:hAnsi="Times New Roman" w:cs="Times New Roman"/>
-                <w:sz w:val="24"/>
-                <w:szCs w:val="24"/>
-              </w:rPr>
-            </w:pPr>
-            <w:r>
-              <w:rPr>
-                <w:rFonts w:ascii="Times New Roman" w:hAnsi="Times New Roman" w:cs="Times New Roman"/>
-                <w:kern w:val="2"/>
-                <w:sz w:val="24"/>
-                <w:szCs w:val="24"/>
-                <w:lang w:eastAsia="zh-CN"/>
-              </w:rPr>
-              <w:t>{{ reportdate }}</w:t>
-            </w:r>
-          </w:p>
-        </w:tc>
-        <w:tc>
-          <w:tcPr>
-            <w:tcW w:w="1166" w:type="dxa"/>
-            <w:vAlign w:val="center"/>
-          </w:tcPr>
-          <w:p>
-            <w:pPr>
-              <w:pStyle w:val="20"/>
-              <w:spacing w:line="341" w:lineRule="exact"/>
-              <w:jc w:val="both"/>
-              <w:rPr>
-                <w:rFonts w:ascii="Times New Roman" w:hAnsi="Times New Roman" w:cs="Times New Roman"/>
-                <w:b/>
-                <w:sz w:val="24"/>
-                <w:szCs w:val="24"/>
-              </w:rPr>
-            </w:pPr>
-            <w:r>
-              <w:rPr>
-                <w:rFonts w:ascii="Times New Roman" w:hAnsi="Times New Roman" w:cs="Times New Roman"/>
-                <w:b/>
-                <w:sz w:val="24"/>
-                <w:szCs w:val="24"/>
-              </w:rPr>
-              <w:t>日</w:t>
-            </w:r>
-            <w:r>
-              <w:rPr>
-                <w:rFonts w:ascii="Times New Roman" w:hAnsi="Times New Roman" w:cs="Times New Roman"/>
-                <w:b/>
-                <w:sz w:val="24"/>
-                <w:szCs w:val="24"/>
-                <w:lang w:eastAsia="zh-CN"/>
-              </w:rPr>
-              <w:t xml:space="preserve">  </w:t>
-            </w:r>
-            <w:r>
-              <w:rPr>
-                <w:rFonts w:ascii="Times New Roman" w:hAnsi="Times New Roman" w:cs="Times New Roman"/>
-                <w:b/>
-                <w:sz w:val="24"/>
-                <w:szCs w:val="24"/>
-              </w:rPr>
-              <w:t>期：</w:t>
-            </w:r>
-          </w:p>
-        </w:tc>
-        <w:tc>
-          <w:tcPr>
-            <w:tcW w:w="2294" w:type="dxa"/>
-            <w:vAlign w:val="center"/>
-          </w:tcPr>
-          <w:p>
-            <w:pPr>
-              <w:pStyle w:val="20"/>
-              <w:spacing w:line="363" w:lineRule="exact"/>
-              <w:ind w:right="15"/>
-              <w:jc w:val="both"/>
-              <w:rPr>
-                <w:rFonts w:ascii="Times New Roman" w:hAnsi="Times New Roman" w:cs="Times New Roman"/>
-                <w:sz w:val="24"/>
-                <w:szCs w:val="24"/>
-              </w:rPr>
-            </w:pPr>
-            <w:r>
-              <w:rPr>
-                <w:rFonts w:ascii="Times New Roman" w:hAnsi="Times New Roman" w:cs="Times New Roman"/>
-                <w:kern w:val="2"/>
-                <w:sz w:val="24"/>
-                <w:szCs w:val="24"/>
-                <w:lang w:eastAsia="zh-CN"/>
-              </w:rPr>
-              <w:t>{{ reportdate }}</w:t>
-            </w:r>
-          </w:p>
-        </w:tc>
-      </w:tr>
-    </w:tbl>
-    <w:p>
-      <w:pPr>
-        <w:rPr>
-          <w:rFonts w:ascii="Times New Roman" w:hAnsi="Times New Roman" w:eastAsia="微软雅黑" w:cs="Times New Roman"/>
-          <w:sz w:val="24"/>
-          <w:szCs w:val="24"/>
-          <w:lang w:eastAsia="zh-CN"/>
-        </w:rPr>
-      </w:pPr>
-      <w:r>
-        <w:rPr>
-          <w:rFonts w:hint="eastAsia" w:ascii="Times New Roman" w:hAnsi="Times New Roman" w:eastAsia="微软雅黑" w:cs="Times New Roman"/>
-          <w:sz w:val="24"/>
-          <w:szCs w:val="24"/>
-          <w:lang w:eastAsia="zh-CN"/>
-        </w:rPr>
-        <w:t xml:space="preserve">{% endif %}{% if testedby == </w:t>
-      </w:r>
-      <w:r>
-        <w:rPr>
-          <w:rFonts w:ascii="Times New Roman" w:hAnsi="Times New Roman" w:eastAsia="微软雅黑" w:cs="Times New Roman"/>
-          <w:sz w:val="24"/>
-          <w:szCs w:val="24"/>
-          <w:lang w:eastAsia="zh-CN"/>
-        </w:rPr>
-        <w:t>“</w:t>
-      </w:r>
-      <w:r>
-        <w:rPr>
-          <w:rFonts w:hint="eastAsia" w:ascii="Times New Roman" w:hAnsi="Times New Roman" w:eastAsia="微软雅黑" w:cs="Times New Roman"/>
-          <w:sz w:val="24"/>
-          <w:szCs w:val="24"/>
-          <w:lang w:eastAsia="zh-CN"/>
-        </w:rPr>
-        <w:t>4</w:t>
-      </w:r>
-      <w:r>
-        <w:rPr>
-          <w:rFonts w:ascii="Times New Roman" w:hAnsi="Times New Roman" w:eastAsia="微软雅黑" w:cs="Times New Roman"/>
-          <w:sz w:val="24"/>
-          <w:szCs w:val="24"/>
-          <w:lang w:eastAsia="zh-CN"/>
-        </w:rPr>
-        <w:t>”</w:t>
-      </w:r>
-      <w:r>
-        <w:rPr>
-          <w:rFonts w:hint="eastAsia" w:ascii="Times New Roman" w:hAnsi="Times New Roman" w:eastAsia="微软雅黑" w:cs="Times New Roman"/>
-          <w:sz w:val="24"/>
-          <w:szCs w:val="24"/>
-          <w:lang w:eastAsia="zh-CN"/>
-        </w:rPr>
-        <w:t xml:space="preserve"> %}</w:t>
-      </w:r>
-    </w:p>
-    <w:p>
-      <w:pPr>
-        <w:rPr>
-          <w:rFonts w:ascii="Times New Roman" w:hAnsi="Times New Roman" w:eastAsia="微软雅黑" w:cs="Times New Roman"/>
-          <w:sz w:val="24"/>
-          <w:szCs w:val="24"/>
-          <w:lang w:eastAsia="zh-CN"/>
-        </w:rPr>
-      </w:pPr>
-    </w:p>
-    <w:p>
-      <w:pPr>
-        <w:rPr>
-          <w:rFonts w:ascii="Times New Roman" w:hAnsi="Times New Roman" w:eastAsia="微软雅黑" w:cs="Times New Roman"/>
-          <w:sz w:val="24"/>
-          <w:szCs w:val="24"/>
-          <w:lang w:eastAsia="zh-CN"/>
-        </w:rPr>
-      </w:pPr>
-    </w:p>
-    <w:tbl>
-      <w:tblPr>
-        <w:tblStyle w:val="34"/>
-        <w:tblW w:w="6772" w:type="dxa"/>
-        <w:jc w:val="right"/>
-        <w:tblLayout w:type="fixed"/>
-        <w:tblCellMar>
-          <w:top w:w="0" w:type="dxa"/>
-          <w:left w:w="0" w:type="dxa"/>
-          <w:bottom w:w="0" w:type="dxa"/>
-          <w:right w:w="0" w:type="dxa"/>
-        </w:tblCellMar>
-      </w:tblPr>
-      <w:tblGrid>
-        <w:gridCol w:w="1272"/>
-        <w:gridCol w:w="2040"/>
-        <w:gridCol w:w="1166"/>
-        <w:gridCol w:w="2294"/>
-      </w:tblGrid>
-      <w:tr>
-        <w:tblPrEx>
-          <w:tblCellMar>
-            <w:top w:w="0" w:type="dxa"/>
-            <w:left w:w="0" w:type="dxa"/>
-            <w:bottom w:w="0" w:type="dxa"/>
-            <w:right w:w="0" w:type="dxa"/>
-          </w:tblCellMar>
-        </w:tblPrEx>
-        <w:trPr>
-          <w:trHeight w:val="441" w:hRule="exact"/>
-          <w:jc w:val="right"/>
-        </w:trPr>
-        <w:tc>
-          <w:tcPr>
-            <w:tcW w:w="1272" w:type="dxa"/>
-            <w:vAlign w:val="center"/>
-          </w:tcPr>
-          <w:p>
-            <w:pPr>
-              <w:pStyle w:val="20"/>
-              <w:spacing w:before="13"/>
-              <w:ind w:left="13" w:right="95"/>
-              <w:jc w:val="both"/>
-              <w:rPr>
-                <w:rFonts w:ascii="Times New Roman" w:hAnsi="Times New Roman" w:cs="Times New Roman"/>
-                <w:b/>
-                <w:sz w:val="24"/>
-                <w:szCs w:val="24"/>
-              </w:rPr>
-            </w:pPr>
-            <w:r>
-              <w:rPr>
-                <w:rFonts w:ascii="Times New Roman" w:hAnsi="Times New Roman" w:cs="Times New Roman"/>
-                <w:b/>
-                <w:sz w:val="24"/>
-                <w:szCs w:val="24"/>
-              </w:rPr>
-              <w:t>检测人：</w:t>
-            </w:r>
-          </w:p>
-        </w:tc>
-        <w:tc>
-          <w:tcPr>
-            <w:tcW w:w="2040" w:type="dxa"/>
-            <w:vAlign w:val="center"/>
-          </w:tcPr>
-          <w:p>
-            <w:pPr>
-              <w:pStyle w:val="20"/>
-              <w:spacing w:before="13"/>
-              <w:jc w:val="both"/>
-              <w:rPr>
-                <w:rFonts w:ascii="Times New Roman" w:hAnsi="Times New Roman" w:cs="Times New Roman"/>
-                <w:b/>
-                <w:sz w:val="24"/>
-                <w:szCs w:val="24"/>
-              </w:rPr>
-            </w:pPr>
-            <w:r>
-              <w:rPr>
-                <w:sz w:val="24"/>
-              </w:rPr>
-              <mc:AlternateContent>
-                <mc:Choice Requires="wpg">
-                  <w:drawing>
-                    <wp:anchor distT="0" distB="0" distL="114300" distR="114300" simplePos="0" relativeHeight="251663360" behindDoc="0" locked="0" layoutInCell="1" allowOverlap="1">
-                      <wp:simplePos x="0" y="0"/>
-                      <wp:positionH relativeFrom="column">
-                        <wp:posOffset>12700</wp:posOffset>
-                      </wp:positionH>
-                      <wp:positionV relativeFrom="paragraph">
-                        <wp:posOffset>-514985</wp:posOffset>
-                      </wp:positionV>
-                      <wp:extent cx="3150235" cy="1442720"/>
-                      <wp:effectExtent l="0" t="0" r="4445" b="5080"/>
-                      <wp:wrapNone/>
-                      <wp:docPr id="16" name="组合 16"/>
-                      <wp:cNvGraphicFramePr/>
-                      <a:graphic xmlns:a="http://schemas.openxmlformats.org/drawingml/2006/main">
-                        <a:graphicData uri="http://schemas.microsoft.com/office/word/2010/wordprocessingGroup">
-                          <wpg:wgp>
-                            <wpg:cNvGrpSpPr/>
-                            <wpg:grpSpPr>
-                              <a:xfrm>
-                                <a:off x="0" y="0"/>
-                                <a:ext cx="3150235" cy="1442720"/>
-                                <a:chOff x="17976" y="42945"/>
-                                <a:chExt cx="4961" cy="2272"/>
-                              </a:xfrm>
-                            </wpg:grpSpPr>
-                            <pic:pic xmlns:pic="http://schemas.openxmlformats.org/drawingml/2006/picture">
-                              <pic:nvPicPr>
-                                <pic:cNvPr id="17" name="图片 25"/>
-                                <pic:cNvPicPr>
-                                  <a:picLocks noChangeAspect="1" noChangeArrowheads="1"/>
-                                </pic:cNvPicPr>
-                              </pic:nvPicPr>
-                              <pic:blipFill>
-                                <a:blip r:embed="rId13">
-                                  <a:extLst>
-                                    <a:ext uri="{28A0092B-C50C-407E-A947-70E740481C1C}">
-                                      <a14:useLocalDpi xmlns:a14="http://schemas.microsoft.com/office/drawing/2010/main" val="0"/>
-                                    </a:ext>
-                                  </a:extLst>
-                                </a:blip>
-                                <a:srcRect/>
-                                <a:stretch>
-                                  <a:fillRect/>
-                                </a:stretch>
-                              </pic:blipFill>
-                              <pic:spPr>
-                                <a:xfrm>
-                                  <a:off x="20665" y="42945"/>
-                                  <a:ext cx="2273" cy="2273"/>
-                                </a:xfrm>
-                                <a:prstGeom prst="rect">
-                                  <a:avLst/>
-                                </a:prstGeom>
-                                <a:noFill/>
-                                <a:ln>
-                                  <a:noFill/>
-                                </a:ln>
-                              </pic:spPr>
-                            </pic:pic>
-                            <wpg:grpSp>
-                              <wpg:cNvPr id="41" name="组合 27"/>
-                              <wpg:cNvGrpSpPr/>
-                              <wpg:grpSpPr>
-                                <a:xfrm>
-                                  <a:off x="17976" y="43614"/>
-                                  <a:ext cx="4551" cy="626"/>
-                                  <a:chOff x="17976" y="43614"/>
-                                  <a:chExt cx="4551" cy="626"/>
-                                </a:xfrm>
-                              </wpg:grpSpPr>
-                              <pic:pic xmlns:pic="http://schemas.openxmlformats.org/drawingml/2006/picture">
-                                <pic:nvPicPr>
-                                  <pic:cNvPr id="19" name="图片 29" descr="IMG_256"/>
-                                  <pic:cNvPicPr>
-                                    <a:picLocks noChangeAspect="1"/>
-                                  </pic:cNvPicPr>
-                                </pic:nvPicPr>
-                                <pic:blipFill>
-                                  <a:blip r:embed="rId11">
-                                    <a:clrChange>
-                                      <a:clrFrom>
-                                        <a:srgbClr val="FFFFFF">
-                                          <a:alpha val="100000"/>
-                                        </a:srgbClr>
-                                      </a:clrFrom>
-                                      <a:clrTo>
-                                        <a:srgbClr val="FFFFFF">
-                                          <a:alpha val="100000"/>
-                                          <a:alpha val="0"/>
-                                        </a:srgbClr>
-                                      </a:clrTo>
-                                    </a:clrChange>
-                                  </a:blip>
-                                  <a:stretch>
-                                    <a:fillRect/>
-                                  </a:stretch>
-                                </pic:blipFill>
-                                <pic:spPr>
-                                  <a:xfrm>
-                                    <a:off x="17976" y="43615"/>
-                                    <a:ext cx="975" cy="570"/>
-                                  </a:xfrm>
-                                  <a:prstGeom prst="rect">
-                                    <a:avLst/>
-                                  </a:prstGeom>
-                                  <a:noFill/>
-                                  <a:ln w="9525">
-                                    <a:noFill/>
-                                  </a:ln>
-                                </pic:spPr>
-                              </pic:pic>
-                              <pic:pic xmlns:pic="http://schemas.openxmlformats.org/drawingml/2006/picture">
-                                <pic:nvPicPr>
-                                  <pic:cNvPr id="26" name="图片 59" descr="图片1"/>
-                                  <pic:cNvPicPr>
-                                    <a:picLocks noChangeAspect="1"/>
-                                  </pic:cNvPicPr>
-                                </pic:nvPicPr>
-                                <pic:blipFill>
-                                  <a:blip r:embed="rId15">
-                                    <a:biLevel thresh="50000"/>
-                                  </a:blip>
-                                  <a:srcRect l="7865" t="11797" r="5322" b="19074"/>
-                                  <a:stretch>
-                                    <a:fillRect/>
-                                  </a:stretch>
-                                </pic:blipFill>
-                                <pic:spPr>
-                                  <a:xfrm>
-                                    <a:off x="21059" y="43614"/>
-                                    <a:ext cx="1468" cy="627"/>
-                                  </a:xfrm>
-                                  <a:prstGeom prst="rect">
-                                    <a:avLst/>
-                                  </a:prstGeom>
-                                  <a:noFill/>
-                                </pic:spPr>
-                              </pic:pic>
-                            </wpg:grpSp>
-                          </wpg:wgp>
-                        </a:graphicData>
-                      </a:graphic>
-                    </wp:anchor>
-                  </w:drawing>
-                </mc:Choice>
-                <mc:Fallback>
-                  <w:pict>
-                    <v:group id="_x0000_s1026" o:spid="_x0000_s1026" o:spt="203" style="position:absolute;left:0pt;margin-left:1pt;margin-top:-40.55pt;height:113.6pt;width:248.05pt;z-index:251663360;mso-width-relative:page;mso-height-relative:page;" coordorigin="17976,42945" coordsize="4961,2272" o:gfxdata="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">
-                      <o:lock v:ext="edit" aspectratio="f"/>
-                      <v:shape id="图片 25" o:spid="_x0000_s1026" o:spt="75" type="#_x0000_t75" style="position:absolute;left:20665;top:42945;height:2273;width:2273;" filled="f" o:preferrelative="t" stroked="f" coordsize="21600,21600" o:gfxdata="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">
-                        <v:fill on="f" focussize="0,0"/>
-                        <v:stroke on="f"/>
-                        <v:imagedata r:id="rId13" o:title=""/>
-                        <o:lock v:ext="edit" aspectratio="t"/>
-                      </v:shape>
-                      <v:group id="组合 27" o:spid="_x0000_s1026" o:spt="203" style="position:absolute;left:17976;top:43614;height:626;width:4551;" coordorigin="17976,43614" coordsize="4551,626" o:gfxdata="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">
-                        <o:lock v:ext="edit" aspectratio="f"/>
-                        <v:shape id="图片 29" o:spid="_x0000_s1026" o:spt="75" alt="IMG_256" type="#_x0000_t75" style="position:absolute;left:17976;top:43615;height:570;width:975;" filled="f" o:preferrelative="t" stroked="f" coordsize="21600,21600" o:gfxdata="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">
-                          <v:fill on="f" focussize="0,0"/>
-                          <v:stroke on="f"/>
-                          <v:imagedata r:id="rId11" chromakey="#FFFFFF" o:title=""/>
-                          <o:lock v:ext="edit" aspectratio="t"/>
-                        </v:shape>
-                        <v:shape id="图片 59" o:spid="_x0000_s1026" o:spt="75" alt="图片1" type="#_x0000_t75" style="position:absolute;left:21059;top:43614;height:627;width:1468;" filled="f" o:preferrelative="t" stroked="f" coordsize="21600,21600" o:gfxdata="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">
-                          <v:fill on="f" focussize="0,0"/>
-                          <v:stroke on="f"/>
-                          <v:imagedata r:id="rId15" cropleft="5154f" croptop="7731f" cropright="3488f" cropbottom="12500f" grayscale="t" bilevel="t" o:title=""/>
-                          <o:lock v:ext="edit" aspectratio="t"/>
-                        </v:shape>
-                      </v:group>
-                    </v:group>
-                  </w:pict>
-                </mc:Fallback>
-              </mc:AlternateContent>
-            </w:r>
-          </w:p>
-        </w:tc>
-        <w:tc>
-          <w:tcPr>
-            <w:tcW w:w="1166" w:type="dxa"/>
-            <w:vAlign w:val="center"/>
-          </w:tcPr>
-          <w:p>
-            <w:pPr>
-              <w:pStyle w:val="20"/>
-              <w:spacing w:before="13"/>
-              <w:jc w:val="both"/>
-              <w:rPr>
-                <w:rFonts w:ascii="Times New Roman" w:hAnsi="Times New Roman" w:cs="Times New Roman"/>
-                <w:b/>
-                <w:sz w:val="24"/>
-                <w:szCs w:val="24"/>
-              </w:rPr>
-            </w:pPr>
-            <w:r>
-              <w:rPr>
-                <w:rFonts w:ascii="Times New Roman" w:hAnsi="Times New Roman" w:cs="Times New Roman"/>
-                <w:b/>
-                <w:sz w:val="24"/>
-                <w:szCs w:val="24"/>
-              </w:rPr>
-              <w:t>复核人</w:t>
-            </w:r>
-            <w:r>
-              <w:rPr>
-                <w:rFonts w:ascii="Times New Roman" w:hAnsi="Times New Roman" w:cs="Times New Roman"/>
-                <w:b/>
-                <w:sz w:val="24"/>
-                <w:szCs w:val="24"/>
-                <w:lang w:eastAsia="zh-CN"/>
-              </w:rPr>
-              <w:t>：</w:t>
-            </w:r>
-          </w:p>
-        </w:tc>
-        <w:tc>
-          <w:tcPr>
-            <w:tcW w:w="2294" w:type="dxa"/>
-            <w:vAlign w:val="center"/>
-          </w:tcPr>
-          <w:p>
-            <w:pPr>
-              <w:pStyle w:val="20"/>
-              <w:spacing w:before="13"/>
-              <w:ind w:right="15"/>
-              <w:jc w:val="both"/>
-              <w:rPr>
-                <w:rFonts w:ascii="Times New Roman" w:hAnsi="Times New Roman" w:cs="Times New Roman"/>
-                <w:b/>
-                <w:sz w:val="24"/>
-                <w:szCs w:val="24"/>
-              </w:rPr>
-            </w:pPr>
-          </w:p>
-        </w:tc>
-      </w:tr>
-      <w:tr>
-        <w:tblPrEx>
-          <w:tblCellMar>
-            <w:top w:w="0" w:type="dxa"/>
-            <w:left w:w="0" w:type="dxa"/>
-            <w:bottom w:w="0" w:type="dxa"/>
-            <w:right w:w="0" w:type="dxa"/>
-          </w:tblCellMar>
-        </w:tblPrEx>
-        <w:trPr>
-          <w:trHeight w:val="457" w:hRule="exact"/>
-          <w:jc w:val="right"/>
-        </w:trPr>
-        <w:tc>
-          <w:tcPr>
-            <w:tcW w:w="1272" w:type="dxa"/>
-            <w:vAlign w:val="center"/>
-          </w:tcPr>
-          <w:p>
-            <w:pPr>
-              <w:pStyle w:val="20"/>
-              <w:spacing w:line="341" w:lineRule="exact"/>
-              <w:ind w:left="13" w:right="165"/>
-              <w:jc w:val="both"/>
-              <w:rPr>
-                <w:rFonts w:ascii="Times New Roman" w:hAnsi="Times New Roman" w:cs="Times New Roman"/>
-                <w:b/>
-                <w:sz w:val="24"/>
-                <w:szCs w:val="24"/>
-              </w:rPr>
-            </w:pPr>
-            <w:r>
-              <w:rPr>
-                <w:rFonts w:ascii="Times New Roman" w:hAnsi="Times New Roman" w:cs="Times New Roman"/>
-                <w:b/>
-                <w:sz w:val="24"/>
-                <w:szCs w:val="24"/>
-              </w:rPr>
-              <w:t>日</w:t>
-            </w:r>
-            <w:r>
-              <w:rPr>
-                <w:rFonts w:ascii="Times New Roman" w:hAnsi="Times New Roman" w:cs="Times New Roman"/>
-                <w:b/>
-                <w:sz w:val="24"/>
-                <w:szCs w:val="24"/>
-                <w:lang w:eastAsia="zh-CN"/>
-              </w:rPr>
-              <w:t xml:space="preserve">  </w:t>
-            </w:r>
-            <w:r>
-              <w:rPr>
-                <w:rFonts w:ascii="Times New Roman" w:hAnsi="Times New Roman" w:cs="Times New Roman"/>
-                <w:b/>
-                <w:sz w:val="24"/>
-                <w:szCs w:val="24"/>
-              </w:rPr>
-              <w:t>期：</w:t>
-            </w:r>
-          </w:p>
-        </w:tc>
-        <w:tc>
-          <w:tcPr>
-            <w:tcW w:w="2040" w:type="dxa"/>
-            <w:vAlign w:val="center"/>
-          </w:tcPr>
-          <w:p>
-            <w:pPr>
-              <w:pStyle w:val="20"/>
-              <w:spacing w:line="363" w:lineRule="exact"/>
-              <w:jc w:val="both"/>
-              <w:rPr>
-                <w:rFonts w:ascii="Times New Roman" w:hAnsi="Times New Roman" w:cs="Times New Roman"/>
-                <w:sz w:val="24"/>
-                <w:szCs w:val="24"/>
-              </w:rPr>
-            </w:pPr>
-            <w:r>
-              <w:rPr>
-                <w:rFonts w:ascii="Times New Roman" w:hAnsi="Times New Roman" w:cs="Times New Roman"/>
-                <w:kern w:val="2"/>
-                <w:sz w:val="24"/>
-                <w:szCs w:val="24"/>
-                <w:lang w:eastAsia="zh-CN"/>
-              </w:rPr>
-              <w:t>{{ reportdate }}</w:t>
-            </w:r>
-          </w:p>
-        </w:tc>
-        <w:tc>
-          <w:tcPr>
-            <w:tcW w:w="1166" w:type="dxa"/>
-            <w:vAlign w:val="center"/>
-          </w:tcPr>
-          <w:p>
-            <w:pPr>
-              <w:pStyle w:val="20"/>
-              <w:spacing w:line="341" w:lineRule="exact"/>
-              <w:jc w:val="both"/>
-              <w:rPr>
-                <w:rFonts w:ascii="Times New Roman" w:hAnsi="Times New Roman" w:cs="Times New Roman"/>
-                <w:b/>
-                <w:sz w:val="24"/>
-                <w:szCs w:val="24"/>
-              </w:rPr>
-            </w:pPr>
-            <w:r>
-              <w:rPr>
-                <w:rFonts w:ascii="Times New Roman" w:hAnsi="Times New Roman" w:cs="Times New Roman"/>
-                <w:b/>
-                <w:sz w:val="24"/>
-                <w:szCs w:val="24"/>
-              </w:rPr>
-              <w:t>日</w:t>
-            </w:r>
-            <w:r>
-              <w:rPr>
-                <w:rFonts w:ascii="Times New Roman" w:hAnsi="Times New Roman" w:cs="Times New Roman"/>
-                <w:b/>
-                <w:sz w:val="24"/>
-                <w:szCs w:val="24"/>
-                <w:lang w:eastAsia="zh-CN"/>
-              </w:rPr>
-              <w:t xml:space="preserve">  </w:t>
-            </w:r>
-            <w:r>
-              <w:rPr>
-                <w:rFonts w:ascii="Times New Roman" w:hAnsi="Times New Roman" w:cs="Times New Roman"/>
-                <w:b/>
-                <w:sz w:val="24"/>
-                <w:szCs w:val="24"/>
-              </w:rPr>
-              <w:t>期：</w:t>
-            </w:r>
-          </w:p>
-        </w:tc>
-        <w:tc>
-          <w:tcPr>
-            <w:tcW w:w="2294" w:type="dxa"/>
-            <w:vAlign w:val="center"/>
-          </w:tcPr>
-          <w:p>
-            <w:pPr>
-              <w:pStyle w:val="20"/>
-              <w:spacing w:line="363" w:lineRule="exact"/>
-              <w:ind w:right="15"/>
-              <w:jc w:val="both"/>
-              <w:rPr>
-                <w:rFonts w:ascii="Times New Roman" w:hAnsi="Times New Roman" w:cs="Times New Roman"/>
-                <w:sz w:val="24"/>
-                <w:szCs w:val="24"/>
-              </w:rPr>
-            </w:pPr>
-            <w:r>
-              <w:rPr>
-                <w:rFonts w:ascii="Times New Roman" w:hAnsi="Times New Roman" w:cs="Times New Roman"/>
-                <w:kern w:val="2"/>
-                <w:sz w:val="24"/>
-                <w:szCs w:val="24"/>
-                <w:lang w:eastAsia="zh-CN"/>
-              </w:rPr>
-              <w:t>{{ reportdate }}</w:t>
-            </w:r>
-          </w:p>
-        </w:tc>
-      </w:tr>
-    </w:tbl>
-    <w:p>
-      <w:pPr>
-        <w:rPr>
-          <w:rFonts w:ascii="Times New Roman" w:hAnsi="Times New Roman" w:eastAsia="微软雅黑" w:cs="Times New Roman"/>
-          <w:sz w:val="24"/>
-          <w:szCs w:val="24"/>
-          <w:lang w:eastAsia="zh-CN"/>
-        </w:rPr>
-      </w:pPr>
-      <w:r>
-        <w:rPr>
-          <w:rFonts w:hint="eastAsia" w:ascii="Times New Roman" w:hAnsi="Times New Roman" w:eastAsia="微软雅黑" w:cs="Times New Roman"/>
-          <w:sz w:val="24"/>
-          <w:szCs w:val="24"/>
-          <w:lang w:eastAsia="zh-CN"/>
-        </w:rPr>
-        <w:t xml:space="preserve">{% endif %}{% if testedby == </w:t>
-      </w:r>
-      <w:r>
-        <w:rPr>
-          <w:rFonts w:ascii="Times New Roman" w:hAnsi="Times New Roman" w:eastAsia="微软雅黑" w:cs="Times New Roman"/>
-          <w:sz w:val="24"/>
-          <w:szCs w:val="24"/>
-          <w:lang w:eastAsia="zh-CN"/>
-        </w:rPr>
-        <w:t>“</w:t>
-      </w:r>
-      <w:r>
-        <w:rPr>
-          <w:rFonts w:hint="eastAsia" w:ascii="Times New Roman" w:hAnsi="Times New Roman" w:eastAsia="微软雅黑" w:cs="Times New Roman"/>
-          <w:sz w:val="24"/>
-          <w:szCs w:val="24"/>
-          <w:lang w:eastAsia="zh-CN"/>
-        </w:rPr>
-        <w:t>5</w:t>
-      </w:r>
-      <w:r>
-        <w:rPr>
-          <w:rFonts w:ascii="Times New Roman" w:hAnsi="Times New Roman" w:eastAsia="微软雅黑" w:cs="Times New Roman"/>
-          <w:sz w:val="24"/>
-          <w:szCs w:val="24"/>
-          <w:lang w:eastAsia="zh-CN"/>
-        </w:rPr>
-        <w:t>”</w:t>
-      </w:r>
-      <w:r>
-        <w:rPr>
-          <w:rFonts w:hint="eastAsia" w:ascii="Times New Roman" w:hAnsi="Times New Roman" w:eastAsia="微软雅黑" w:cs="Times New Roman"/>
-          <w:sz w:val="24"/>
-          <w:szCs w:val="24"/>
-          <w:lang w:eastAsia="zh-CN"/>
-        </w:rPr>
-        <w:t xml:space="preserve"> %}</w:t>
-      </w:r>
-    </w:p>
-    <w:p>
-      <w:pPr>
-        <w:rPr>
-          <w:lang w:eastAsia="zh-CN"/>
-        </w:rPr>
-      </w:pPr>
-    </w:p>
-    <w:p>
-      <w:pPr>
-        <w:rPr>
-          <w:lang w:eastAsia="zh-CN"/>
-        </w:rPr>
-      </w:pPr>
-    </w:p>
-    <w:tbl>
-      <w:tblPr>
-        <w:tblStyle w:val="34"/>
-        <w:tblW w:w="6772" w:type="dxa"/>
-        <w:jc w:val="right"/>
-        <w:tblLayout w:type="fixed"/>
-        <w:tblCellMar>
-          <w:top w:w="0" w:type="dxa"/>
-          <w:left w:w="0" w:type="dxa"/>
-          <w:bottom w:w="0" w:type="dxa"/>
-          <w:right w:w="0" w:type="dxa"/>
-        </w:tblCellMar>
-      </w:tblPr>
-      <w:tblGrid>
-        <w:gridCol w:w="1272"/>
-        <w:gridCol w:w="2040"/>
-        <w:gridCol w:w="1166"/>
-        <w:gridCol w:w="2294"/>
-      </w:tblGrid>
-      <w:tr>
-        <w:tblPrEx>
-          <w:tblCellMar>
-            <w:top w:w="0" w:type="dxa"/>
-            <w:left w:w="0" w:type="dxa"/>
-            <w:bottom w:w="0" w:type="dxa"/>
-            <w:right w:w="0" w:type="dxa"/>
-          </w:tblCellMar>
-        </w:tblPrEx>
-        <w:trPr>
-          <w:trHeight w:val="441" w:hRule="exact"/>
-          <w:jc w:val="right"/>
-        </w:trPr>
-        <w:tc>
-          <w:tcPr>
-            <w:tcW w:w="1272" w:type="dxa"/>
-            <w:vAlign w:val="center"/>
-          </w:tcPr>
-          <w:p>
-            <w:pPr>
-              <w:pStyle w:val="20"/>
-              <w:spacing w:before="13"/>
-              <w:ind w:left="13" w:right="95"/>
-              <w:jc w:val="both"/>
-              <w:rPr>
-                <w:rFonts w:ascii="Times New Roman" w:hAnsi="Times New Roman" w:cs="Times New Roman"/>
-                <w:b/>
-                <w:sz w:val="24"/>
-                <w:szCs w:val="24"/>
-              </w:rPr>
-            </w:pPr>
-            <w:r>
-              <w:rPr>
-                <w:rFonts w:ascii="Times New Roman" w:hAnsi="Times New Roman" w:cs="Times New Roman"/>
-                <w:b/>
-                <w:sz w:val="24"/>
-                <w:szCs w:val="24"/>
-              </w:rPr>
-              <w:t>检测人：</w:t>
-            </w:r>
-          </w:p>
-        </w:tc>
-        <w:tc>
-          <w:tcPr>
-            <w:tcW w:w="2040" w:type="dxa"/>
-            <w:vAlign w:val="center"/>
-          </w:tcPr>
-          <w:p>
-            <w:pPr>
-              <w:pStyle w:val="20"/>
-              <w:spacing w:before="13"/>
-              <w:jc w:val="both"/>
-              <w:rPr>
-                <w:rFonts w:ascii="Times New Roman" w:hAnsi="Times New Roman" w:cs="Times New Roman"/>
-                <w:b/>
-                <w:sz w:val="24"/>
-                <w:szCs w:val="24"/>
-              </w:rPr>
-            </w:pPr>
-          </w:p>
-        </w:tc>
-        <w:tc>
-          <w:tcPr>
-            <w:tcW w:w="1166" w:type="dxa"/>
-            <w:vAlign w:val="center"/>
-          </w:tcPr>
-          <w:p>
-            <w:pPr>
-              <w:pStyle w:val="20"/>
-              <w:spacing w:before="13"/>
-              <w:jc w:val="both"/>
-              <w:rPr>
-                <w:rFonts w:ascii="Times New Roman" w:hAnsi="Times New Roman" w:cs="Times New Roman"/>
-                <w:b/>
-                <w:sz w:val="24"/>
-                <w:szCs w:val="24"/>
-              </w:rPr>
-            </w:pPr>
-            <w:r>
-              <w:rPr>
-                <w:rFonts w:ascii="Times New Roman" w:hAnsi="Times New Roman" w:cs="Times New Roman"/>
-                <w:b/>
-                <w:sz w:val="24"/>
-                <w:szCs w:val="24"/>
-              </w:rPr>
-              <w:t>复核人</w:t>
-            </w:r>
-            <w:r>
-              <w:rPr>
-                <w:rFonts w:ascii="Times New Roman" w:hAnsi="Times New Roman" w:cs="Times New Roman"/>
-                <w:b/>
-                <w:sz w:val="24"/>
-                <w:szCs w:val="24"/>
-                <w:lang w:eastAsia="zh-CN"/>
-              </w:rPr>
-              <w:t>：</w:t>
-            </w:r>
-          </w:p>
-        </w:tc>
-        <w:tc>
-          <w:tcPr>
-            <w:tcW w:w="2294" w:type="dxa"/>
-            <w:vAlign w:val="center"/>
-          </w:tcPr>
-          <w:p>
-            <w:pPr>
-              <w:pStyle w:val="20"/>
-              <w:spacing w:before="13"/>
-              <w:ind w:right="15"/>
-              <w:jc w:val="both"/>
-              <w:rPr>
-                <w:rFonts w:ascii="Times New Roman" w:hAnsi="Times New Roman" w:cs="Times New Roman"/>
-                <w:b/>
-                <w:sz w:val="24"/>
-                <w:szCs w:val="24"/>
-              </w:rPr>
-            </w:pPr>
-          </w:p>
-        </w:tc>
-      </w:tr>
-      <w:tr>
-        <w:tblPrEx>
-          <w:tblCellMar>
-            <w:top w:w="0" w:type="dxa"/>
-            <w:left w:w="0" w:type="dxa"/>
-            <w:bottom w:w="0" w:type="dxa"/>
-            <w:right w:w="0" w:type="dxa"/>
-          </w:tblCellMar>
-        </w:tblPrEx>
-        <w:trPr>
-          <w:trHeight w:val="457" w:hRule="exact"/>
-          <w:jc w:val="right"/>
-        </w:trPr>
-        <w:tc>
-          <w:tcPr>
-            <w:tcW w:w="1272" w:type="dxa"/>
-            <w:vAlign w:val="center"/>
-          </w:tcPr>
-          <w:p>
-            <w:pPr>
-              <w:pStyle w:val="20"/>
-              <w:spacing w:line="341" w:lineRule="exact"/>
-              <w:ind w:left="13" w:right="165"/>
-              <w:jc w:val="both"/>
-              <w:rPr>
-                <w:rFonts w:ascii="Times New Roman" w:hAnsi="Times New Roman" w:cs="Times New Roman"/>
-                <w:b/>
-                <w:sz w:val="24"/>
-                <w:szCs w:val="24"/>
-              </w:rPr>
-            </w:pPr>
-            <w:r>
-              <w:rPr>
-                <w:rFonts w:ascii="Times New Roman" w:hAnsi="Times New Roman" w:cs="Times New Roman"/>
-                <w:b/>
-                <w:sz w:val="24"/>
-                <w:szCs w:val="24"/>
-              </w:rPr>
-              <w:t>日</w:t>
-            </w:r>
-            <w:r>
-              <w:rPr>
-                <w:rFonts w:ascii="Times New Roman" w:hAnsi="Times New Roman" w:cs="Times New Roman"/>
-                <w:b/>
-                <w:sz w:val="24"/>
-                <w:szCs w:val="24"/>
-                <w:lang w:eastAsia="zh-CN"/>
-              </w:rPr>
-              <w:t xml:space="preserve">  </w:t>
-            </w:r>
-            <w:r>
-              <w:rPr>
-                <w:rFonts w:ascii="Times New Roman" w:hAnsi="Times New Roman" w:cs="Times New Roman"/>
-                <w:b/>
-                <w:sz w:val="24"/>
-                <w:szCs w:val="24"/>
-              </w:rPr>
-              <w:t>期：</w:t>
-            </w:r>
-          </w:p>
-        </w:tc>
-        <w:tc>
-          <w:tcPr>
-            <w:tcW w:w="2040" w:type="dxa"/>
-            <w:vAlign w:val="center"/>
-          </w:tcPr>
-          <w:p>
-            <w:pPr>
-              <w:pStyle w:val="20"/>
-              <w:spacing w:line="363" w:lineRule="exact"/>
-              <w:jc w:val="both"/>
-              <w:rPr>
-                <w:rFonts w:ascii="Times New Roman" w:hAnsi="Times New Roman" w:cs="Times New Roman"/>
-                <w:sz w:val="24"/>
-                <w:szCs w:val="24"/>
-              </w:rPr>
-            </w:pPr>
-            <w:r>
-              <w:rPr>
-                <w:rFonts w:ascii="Times New Roman" w:hAnsi="Times New Roman" w:cs="Times New Roman"/>
-                <w:kern w:val="2"/>
-                <w:sz w:val="24"/>
-                <w:szCs w:val="24"/>
-                <w:lang w:eastAsia="zh-CN"/>
-              </w:rPr>
-              <w:t>{{ reportdate }}</w:t>
-            </w:r>
-          </w:p>
-        </w:tc>
-        <w:tc>
-          <w:tcPr>
-            <w:tcW w:w="1166" w:type="dxa"/>
-            <w:vAlign w:val="center"/>
-          </w:tcPr>
-          <w:p>
-            <w:pPr>
-              <w:pStyle w:val="20"/>
-              <w:spacing w:line="341" w:lineRule="exact"/>
-              <w:jc w:val="both"/>
-              <w:rPr>
-                <w:rFonts w:ascii="Times New Roman" w:hAnsi="Times New Roman" w:cs="Times New Roman"/>
-                <w:b/>
-                <w:sz w:val="24"/>
-                <w:szCs w:val="24"/>
-              </w:rPr>
-            </w:pPr>
-            <w:r>
-              <w:rPr>
-                <w:rFonts w:ascii="Times New Roman" w:hAnsi="Times New Roman" w:cs="Times New Roman"/>
-                <w:b/>
-                <w:sz w:val="24"/>
-                <w:szCs w:val="24"/>
-              </w:rPr>
-              <w:t>日</w:t>
-            </w:r>
-            <w:r>
-              <w:rPr>
-                <w:rFonts w:ascii="Times New Roman" w:hAnsi="Times New Roman" w:cs="Times New Roman"/>
-                <w:b/>
-                <w:sz w:val="24"/>
-                <w:szCs w:val="24"/>
-                <w:lang w:eastAsia="zh-CN"/>
-              </w:rPr>
-              <w:t xml:space="preserve">  </w:t>
-            </w:r>
-            <w:r>
-              <w:rPr>
-                <w:rFonts w:ascii="Times New Roman" w:hAnsi="Times New Roman" w:cs="Times New Roman"/>
-                <w:b/>
-                <w:sz w:val="24"/>
-                <w:szCs w:val="24"/>
-              </w:rPr>
-              <w:t>期：</w:t>
-            </w:r>
-          </w:p>
-        </w:tc>
-        <w:tc>
-          <w:tcPr>
-            <w:tcW w:w="2294" w:type="dxa"/>
-            <w:vAlign w:val="center"/>
-          </w:tcPr>
-          <w:p>
-            <w:pPr>
-              <w:pStyle w:val="20"/>
-              <w:spacing w:line="363" w:lineRule="exact"/>
-              <w:ind w:right="15"/>
-              <w:jc w:val="both"/>
-              <w:rPr>
-                <w:rFonts w:ascii="Times New Roman" w:hAnsi="Times New Roman" w:cs="Times New Roman"/>
-                <w:sz w:val="24"/>
-                <w:szCs w:val="24"/>
-              </w:rPr>
-            </w:pPr>
-            <w:r>
-              <w:rPr>
-                <w:rFonts w:ascii="Times New Roman" w:hAnsi="Times New Roman" w:cs="Times New Roman"/>
-                <w:kern w:val="2"/>
-                <w:sz w:val="24"/>
-                <w:szCs w:val="24"/>
-                <w:lang w:eastAsia="zh-CN"/>
-              </w:rPr>
-              <w:t>{{ reportdate }}</w:t>
-            </w:r>
-          </w:p>
-        </w:tc>
-      </w:tr>
-    </w:tbl>
-    <w:p>
-      <w:pPr>
-        <w:rPr>
-          <w:rFonts w:ascii="Times New Roman" w:hAnsi="Times New Roman" w:eastAsia="微软雅黑" w:cs="Times New Roman"/>
-          <w:sz w:val="24"/>
-          <w:szCs w:val="24"/>
-          <w:lang w:eastAsia="zh-CN"/>
-        </w:rPr>
-      </w:pPr>
-      <w:r>
-        <w:rPr>
-          <w:rFonts w:hint="eastAsia" w:ascii="Times New Roman" w:hAnsi="Times New Roman" w:eastAsia="微软雅黑" w:cs="Times New Roman"/>
-          <w:sz w:val="24"/>
-          <w:szCs w:val="24"/>
-          <w:lang w:eastAsia="zh-CN"/>
-        </w:rPr>
-        <w:t xml:space="preserve">{% endif %}{% if testedby == </w:t>
-      </w:r>
-      <w:r>
-        <w:rPr>
-          <w:rFonts w:ascii="Times New Roman" w:hAnsi="Times New Roman" w:eastAsia="微软雅黑" w:cs="Times New Roman"/>
-          <w:sz w:val="24"/>
-          <w:szCs w:val="24"/>
-          <w:lang w:eastAsia="zh-CN"/>
-        </w:rPr>
-        <w:t>“</w:t>
-      </w:r>
-      <w:r>
-        <w:rPr>
-          <w:rFonts w:hint="eastAsia" w:ascii="Times New Roman" w:hAnsi="Times New Roman" w:eastAsia="微软雅黑" w:cs="Times New Roman"/>
-          <w:sz w:val="24"/>
-          <w:szCs w:val="24"/>
-          <w:lang w:eastAsia="zh-CN"/>
-        </w:rPr>
-        <w:t>6</w:t>
-      </w:r>
-      <w:r>
-        <w:rPr>
-          <w:rFonts w:ascii="Times New Roman" w:hAnsi="Times New Roman" w:eastAsia="微软雅黑" w:cs="Times New Roman"/>
-          <w:sz w:val="24"/>
-          <w:szCs w:val="24"/>
-          <w:lang w:eastAsia="zh-CN"/>
-        </w:rPr>
-        <w:t>”</w:t>
-      </w:r>
-      <w:r>
-        <w:rPr>
-          <w:rFonts w:hint="eastAsia" w:ascii="Times New Roman" w:hAnsi="Times New Roman" w:eastAsia="微软雅黑" w:cs="Times New Roman"/>
-          <w:sz w:val="24"/>
-          <w:szCs w:val="24"/>
-          <w:lang w:eastAsia="zh-CN"/>
-        </w:rPr>
-        <w:t xml:space="preserve"> %}</w:t>
-      </w:r>
-    </w:p>
-    <w:p>
-      <w:pPr>
-        <w:rPr>
-          <w:rFonts w:ascii="Times New Roman" w:hAnsi="Times New Roman" w:eastAsia="微软雅黑" w:cs="Times New Roman"/>
-          <w:sz w:val="24"/>
-          <w:szCs w:val="24"/>
-          <w:lang w:eastAsia="zh-CN"/>
-        </w:rPr>
-      </w:pPr>
-    </w:p>
-    <w:p>
-      <w:pPr>
-        <w:rPr>
-          <w:rFonts w:ascii="Times New Roman" w:hAnsi="Times New Roman" w:eastAsia="微软雅黑" w:cs="Times New Roman"/>
-          <w:sz w:val="24"/>
-          <w:szCs w:val="24"/>
-          <w:lang w:eastAsia="zh-CN"/>
-        </w:rPr>
-      </w:pPr>
-    </w:p>
-    <w:tbl>
-      <w:tblPr>
-        <w:tblStyle w:val="34"/>
-        <w:tblW w:w="6772" w:type="dxa"/>
-        <w:jc w:val="right"/>
-        <w:tblLayout w:type="fixed"/>
-        <w:tblCellMar>
-          <w:top w:w="0" w:type="dxa"/>
-          <w:left w:w="0" w:type="dxa"/>
-          <w:bottom w:w="0" w:type="dxa"/>
-          <w:right w:w="0" w:type="dxa"/>
-        </w:tblCellMar>
-      </w:tblPr>
-      <w:tblGrid>
-        <w:gridCol w:w="1272"/>
-        <w:gridCol w:w="2040"/>
-        <w:gridCol w:w="1166"/>
-        <w:gridCol w:w="2294"/>
-      </w:tblGrid>
-      <w:tr>
-        <w:tblPrEx>
-          <w:tblCellMar>
-            <w:top w:w="0" w:type="dxa"/>
-            <w:left w:w="0" w:type="dxa"/>
-            <w:bottom w:w="0" w:type="dxa"/>
-            <w:right w:w="0" w:type="dxa"/>
-          </w:tblCellMar>
-        </w:tblPrEx>
-        <w:trPr>
-          <w:trHeight w:val="441" w:hRule="exact"/>
-          <w:jc w:val="right"/>
-        </w:trPr>
-        <w:tc>
-          <w:tcPr>
-            <w:tcW w:w="1272" w:type="dxa"/>
-            <w:vAlign w:val="center"/>
-          </w:tcPr>
-          <w:p>
-            <w:pPr>
-              <w:pStyle w:val="20"/>
-              <w:spacing w:before="13"/>
-              <w:ind w:left="13" w:right="95"/>
-              <w:jc w:val="both"/>
-              <w:rPr>
-                <w:rFonts w:ascii="Times New Roman" w:hAnsi="Times New Roman" w:cs="Times New Roman"/>
-                <w:b/>
-                <w:sz w:val="24"/>
-                <w:szCs w:val="24"/>
-              </w:rPr>
-            </w:pPr>
-            <w:r>
-              <w:rPr>
-                <w:rFonts w:ascii="Times New Roman" w:hAnsi="Times New Roman" w:cs="Times New Roman"/>
-                <w:b/>
-                <w:sz w:val="24"/>
-                <w:szCs w:val="24"/>
-              </w:rPr>
-              <w:t>检测人：</w:t>
-            </w:r>
-          </w:p>
-        </w:tc>
-        <w:tc>
-          <w:tcPr>
-            <w:tcW w:w="2040" w:type="dxa"/>
-            <w:vAlign w:val="center"/>
-          </w:tcPr>
-          <w:p>
-            <w:pPr>
-              <w:pStyle w:val="20"/>
-              <w:spacing w:before="13"/>
-              <w:jc w:val="both"/>
-              <w:rPr>
-                <w:rFonts w:ascii="Times New Roman" w:hAnsi="Times New Roman" w:cs="Times New Roman"/>
-                <w:b/>
-                <w:sz w:val="24"/>
-                <w:szCs w:val="24"/>
-              </w:rPr>
-            </w:pPr>
-          </w:p>
-        </w:tc>
-        <w:tc>
-          <w:tcPr>
-            <w:tcW w:w="1166" w:type="dxa"/>
-            <w:vAlign w:val="center"/>
-          </w:tcPr>
-          <w:p>
-            <w:pPr>
-              <w:pStyle w:val="20"/>
-              <w:spacing w:before="13"/>
-              <w:jc w:val="both"/>
-              <w:rPr>
-                <w:rFonts w:ascii="Times New Roman" w:hAnsi="Times New Roman" w:cs="Times New Roman"/>
-                <w:b/>
-                <w:sz w:val="24"/>
-                <w:szCs w:val="24"/>
-              </w:rPr>
-            </w:pPr>
-            <w:r>
-              <w:rPr>
-                <w:rFonts w:ascii="Times New Roman" w:hAnsi="Times New Roman" w:cs="Times New Roman"/>
-                <w:b/>
-                <w:sz w:val="24"/>
-                <w:szCs w:val="24"/>
-              </w:rPr>
-              <w:t>复核人</w:t>
-            </w:r>
-            <w:r>
-              <w:rPr>
-                <w:rFonts w:ascii="Times New Roman" w:hAnsi="Times New Roman" w:cs="Times New Roman"/>
-                <w:b/>
-                <w:sz w:val="24"/>
-                <w:szCs w:val="24"/>
-                <w:lang w:eastAsia="zh-CN"/>
-              </w:rPr>
-              <w:t>：</w:t>
-            </w:r>
-          </w:p>
-        </w:tc>
-        <w:tc>
-          <w:tcPr>
-            <w:tcW w:w="2294" w:type="dxa"/>
-            <w:vAlign w:val="center"/>
-          </w:tcPr>
-          <w:p>
-            <w:pPr>
-              <w:pStyle w:val="20"/>
-              <w:spacing w:before="13"/>
-              <w:ind w:right="15"/>
-              <w:jc w:val="both"/>
-              <w:rPr>
-                <w:rFonts w:ascii="Times New Roman" w:hAnsi="Times New Roman" w:cs="Times New Roman"/>
-                <w:b/>
-                <w:sz w:val="24"/>
-                <w:szCs w:val="24"/>
-              </w:rPr>
-            </w:pPr>
-          </w:p>
-        </w:tc>
-      </w:tr>
-      <w:tr>
-        <w:tblPrEx>
-          <w:tblCellMar>
-            <w:top w:w="0" w:type="dxa"/>
-            <w:left w:w="0" w:type="dxa"/>
-            <w:bottom w:w="0" w:type="dxa"/>
-            <w:right w:w="0" w:type="dxa"/>
-          </w:tblCellMar>
-        </w:tblPrEx>
-        <w:trPr>
-          <w:trHeight w:val="457" w:hRule="exact"/>
-          <w:jc w:val="right"/>
-        </w:trPr>
-        <w:tc>
-          <w:tcPr>
-            <w:tcW w:w="1272" w:type="dxa"/>
-            <w:vAlign w:val="center"/>
-          </w:tcPr>
-          <w:p>
-            <w:pPr>
-              <w:pStyle w:val="20"/>
-              <w:spacing w:line="341" w:lineRule="exact"/>
-              <w:ind w:left="13" w:right="165"/>
-              <w:jc w:val="both"/>
-              <w:rPr>
-                <w:rFonts w:ascii="Times New Roman" w:hAnsi="Times New Roman" w:cs="Times New Roman"/>
-                <w:b/>
-                <w:sz w:val="24"/>
-                <w:szCs w:val="24"/>
-              </w:rPr>
-            </w:pPr>
-            <w:r>
-              <w:rPr>
-                <w:rFonts w:ascii="Times New Roman" w:hAnsi="Times New Roman" w:cs="Times New Roman"/>
-                <w:b/>
-                <w:sz w:val="24"/>
-                <w:szCs w:val="24"/>
-              </w:rPr>
-              <w:t>日</w:t>
-            </w:r>
-            <w:r>
-              <w:rPr>
-                <w:rFonts w:ascii="Times New Roman" w:hAnsi="Times New Roman" w:cs="Times New Roman"/>
-                <w:b/>
-                <w:sz w:val="24"/>
-                <w:szCs w:val="24"/>
-                <w:lang w:eastAsia="zh-CN"/>
-              </w:rPr>
-              <w:t xml:space="preserve">  </w:t>
-            </w:r>
-            <w:r>
-              <w:rPr>
-                <w:rFonts w:ascii="Times New Roman" w:hAnsi="Times New Roman" w:cs="Times New Roman"/>
-                <w:b/>
-                <w:sz w:val="24"/>
-                <w:szCs w:val="24"/>
-              </w:rPr>
-              <w:t>期：</w:t>
-            </w:r>
-          </w:p>
-        </w:tc>
-        <w:tc>
-          <w:tcPr>
-            <w:tcW w:w="2040" w:type="dxa"/>
-            <w:vAlign w:val="center"/>
-          </w:tcPr>
-          <w:p>
-            <w:pPr>
-              <w:pStyle w:val="20"/>
-              <w:spacing w:line="363" w:lineRule="exact"/>
-              <w:jc w:val="both"/>
-              <w:rPr>
-                <w:rFonts w:ascii="Times New Roman" w:hAnsi="Times New Roman" w:cs="Times New Roman"/>
-                <w:sz w:val="24"/>
-                <w:szCs w:val="24"/>
-              </w:rPr>
-            </w:pPr>
-            <w:r>
-              <w:rPr>
-                <w:rFonts w:ascii="Times New Roman" w:hAnsi="Times New Roman" w:cs="Times New Roman"/>
-                <w:kern w:val="2"/>
-                <w:sz w:val="24"/>
-                <w:szCs w:val="24"/>
-                <w:lang w:eastAsia="zh-CN"/>
-              </w:rPr>
-              <w:t>{{ reportdate }}</w:t>
-            </w:r>
-          </w:p>
-        </w:tc>
-        <w:tc>
-          <w:tcPr>
-            <w:tcW w:w="1166" w:type="dxa"/>
-            <w:vAlign w:val="center"/>
-          </w:tcPr>
-          <w:p>
-            <w:pPr>
-              <w:pStyle w:val="20"/>
-              <w:spacing w:line="341" w:lineRule="exact"/>
-              <w:jc w:val="both"/>
-              <w:rPr>
-                <w:rFonts w:ascii="Times New Roman" w:hAnsi="Times New Roman" w:cs="Times New Roman"/>
-                <w:b/>
-                <w:sz w:val="24"/>
-                <w:szCs w:val="24"/>
-              </w:rPr>
-            </w:pPr>
-            <w:r>
-              <w:rPr>
-                <w:rFonts w:ascii="Times New Roman" w:hAnsi="Times New Roman" w:cs="Times New Roman"/>
-                <w:b/>
-                <w:sz w:val="24"/>
-                <w:szCs w:val="24"/>
-              </w:rPr>
-              <w:t>日</w:t>
-            </w:r>
-            <w:r>
-              <w:rPr>
-                <w:rFonts w:ascii="Times New Roman" w:hAnsi="Times New Roman" w:cs="Times New Roman"/>
-                <w:b/>
-                <w:sz w:val="24"/>
-                <w:szCs w:val="24"/>
-                <w:lang w:eastAsia="zh-CN"/>
-              </w:rPr>
-              <w:t xml:space="preserve">  </w:t>
-            </w:r>
-            <w:r>
-              <w:rPr>
-                <w:rFonts w:ascii="Times New Roman" w:hAnsi="Times New Roman" w:cs="Times New Roman"/>
-                <w:b/>
-                <w:sz w:val="24"/>
-                <w:szCs w:val="24"/>
-              </w:rPr>
-              <w:t>期：</w:t>
-            </w:r>
-          </w:p>
-        </w:tc>
-        <w:tc>
-          <w:tcPr>
-            <w:tcW w:w="2294" w:type="dxa"/>
-            <w:vAlign w:val="center"/>
-          </w:tcPr>
-          <w:p>
-            <w:pPr>
-              <w:pStyle w:val="20"/>
-              <w:spacing w:line="363" w:lineRule="exact"/>
-              <w:ind w:right="15"/>
-              <w:jc w:val="both"/>
-              <w:rPr>
-                <w:rFonts w:ascii="Times New Roman" w:hAnsi="Times New Roman" w:cs="Times New Roman"/>
-                <w:sz w:val="24"/>
-                <w:szCs w:val="24"/>
-              </w:rPr>
-            </w:pPr>
-            <w:r>
-              <w:rPr>
-                <w:rFonts w:ascii="Times New Roman" w:hAnsi="Times New Roman" w:cs="Times New Roman"/>
-                <w:kern w:val="2"/>
-                <w:sz w:val="24"/>
-                <w:szCs w:val="24"/>
-                <w:lang w:eastAsia="zh-CN"/>
-              </w:rPr>
-              <w:t>{{ reportdate }}</w:t>
-            </w:r>
-          </w:p>
-        </w:tc>
-      </w:tr>
-    </w:tbl>
-    <w:p>
-      <w:pPr>
-        <w:rPr>
           <w:rFonts w:hint="eastAsia" w:ascii="Times New Roman" w:hAnsi="Times New Roman" w:eastAsia="微软雅黑" w:cs="Times New Roman"/>
           <w:sz w:val="24"/>
           <w:szCs w:val="24"/>
@@ -7933,6 +6082,8 @@
         </w:rPr>
         <w:t>检测合作单位：天津诺禾医学检验所</w:t>
       </w:r>
+      <w:bookmarkStart w:id="98" w:name="_GoBack"/>
+      <w:bookmarkEnd w:id="98"/>
       <w:r>
         <w:rPr>
           <w:rFonts w:ascii="Times New Roman" w:hAnsi="Times New Roman" w:eastAsia="微软雅黑" w:cs="Times New Roman"/>
@@ -7968,16 +6119,16 @@
           </w14:shadow>
         </w:rPr>
       </w:pPr>
-      <w:bookmarkStart w:id="23" w:name="_Toc22132"/>
-      <w:bookmarkStart w:id="24" w:name="_Toc31696"/>
-      <w:bookmarkStart w:id="25" w:name="_Toc19898_WPSOffice_Level1"/>
-      <w:bookmarkStart w:id="26" w:name="_Toc2781"/>
-      <w:bookmarkStart w:id="27" w:name="_Toc20136_WPSOffice_Level1"/>
-      <w:bookmarkStart w:id="28" w:name="_Toc32184"/>
-      <w:bookmarkStart w:id="29" w:name="_Toc25727"/>
-      <w:bookmarkStart w:id="30" w:name="_Toc23846_WPSOffice_Level1"/>
-      <w:bookmarkStart w:id="31" w:name="_Toc4331_WPSOffice_Level1"/>
-      <w:bookmarkStart w:id="32" w:name="_Toc32443_WPSOffice_Level1"/>
+      <w:bookmarkStart w:id="23" w:name="_Toc32184"/>
+      <w:bookmarkStart w:id="24" w:name="_Toc22132"/>
+      <w:bookmarkStart w:id="25" w:name="_Toc2781"/>
+      <w:bookmarkStart w:id="26" w:name="_Toc31696"/>
+      <w:bookmarkStart w:id="27" w:name="_Toc19898_WPSOffice_Level1"/>
+      <w:bookmarkStart w:id="28" w:name="_Toc20136_WPSOffice_Level1"/>
+      <w:bookmarkStart w:id="29" w:name="_Toc23846_WPSOffice_Level1"/>
+      <w:bookmarkStart w:id="30" w:name="_Toc32443_WPSOffice_Level1"/>
+      <w:bookmarkStart w:id="31" w:name="_Toc25727"/>
+      <w:bookmarkStart w:id="32" w:name="_Toc4331_WPSOffice_Level1"/>
       <w:bookmarkStart w:id="33" w:name="_Toc23903"/>
       <w:r>
         <w:rPr>
@@ -12712,10 +10863,10 @@
           <w:lang w:eastAsia="zh-CN"/>
         </w:rPr>
       </w:pPr>
-      <w:bookmarkStart w:id="37" w:name="_Toc10223"/>
-      <w:bookmarkStart w:id="38" w:name="_Toc106719764"/>
-      <w:bookmarkStart w:id="39" w:name="_Toc302"/>
-      <w:bookmarkStart w:id="40" w:name="_Toc20034"/>
+      <w:bookmarkStart w:id="37" w:name="_Toc106719764"/>
+      <w:bookmarkStart w:id="38" w:name="_Toc20034"/>
+      <w:bookmarkStart w:id="39" w:name="_Toc10223"/>
+      <w:bookmarkStart w:id="40" w:name="_Toc302"/>
       <w:r>
         <w:rPr>
           <w:rFonts w:hint="eastAsia"/>
@@ -15783,9 +13934,9 @@
       <w:bookmarkEnd w:id="31"/>
       <w:bookmarkEnd w:id="32"/>
       <w:bookmarkEnd w:id="33"/>
-      <w:bookmarkStart w:id="41" w:name="_Toc6931_WPSOffice_Level3"/>
-      <w:bookmarkStart w:id="42" w:name="_Toc15289_WPSOffice_Level3"/>
-      <w:bookmarkStart w:id="43" w:name="_Toc26395"/>
+      <w:bookmarkStart w:id="41" w:name="_Toc26395"/>
+      <w:bookmarkStart w:id="42" w:name="_Toc6931_WPSOffice_Level3"/>
+      <w:bookmarkStart w:id="43" w:name="_Toc15289_WPSOffice_Level3"/>
       <w:r>
         <w:rPr>
           <w:rFonts w:hint="eastAsia" w:ascii="Times New Roman" w:hAnsi="Times New Roman" w:eastAsia="微软雅黑" w:cs="Times New Roman"/>
@@ -15832,8 +13983,8 @@
           <w:lang w:eastAsia="zh-CN"/>
         </w:rPr>
       </w:pPr>
-      <w:bookmarkStart w:id="44" w:name="_Toc1566"/>
-      <w:bookmarkStart w:id="45" w:name="_Toc11267"/>
+      <w:bookmarkStart w:id="44" w:name="_Toc11267"/>
+      <w:bookmarkStart w:id="45" w:name="_Toc1566"/>
       <w:r>
         <w:rPr>
           <w:rFonts w:ascii="Times New Roman" w:hAnsi="Times New Roman"/>
@@ -20238,11 +18389,11 @@
           <w:rFonts w:hint="eastAsia"/>
         </w:rPr>
       </w:pPr>
-      <w:bookmarkStart w:id="49" w:name="_Toc27302"/>
-      <w:bookmarkStart w:id="50" w:name="_Toc13196_WPSOffice_Level1"/>
-      <w:bookmarkStart w:id="51" w:name="_Toc28240"/>
-      <w:bookmarkStart w:id="52" w:name="_Toc21764_WPSOffice_Level1"/>
-      <w:bookmarkStart w:id="53" w:name="_Toc1707_WPSOffice_Level1"/>
+      <w:bookmarkStart w:id="49" w:name="_Toc1707_WPSOffice_Level1"/>
+      <w:bookmarkStart w:id="50" w:name="_Toc21764_WPSOffice_Level1"/>
+      <w:bookmarkStart w:id="51" w:name="_Toc13196_WPSOffice_Level1"/>
+      <w:bookmarkStart w:id="52" w:name="_Toc27302"/>
+      <w:bookmarkStart w:id="53" w:name="_Toc28240"/>
       <w:r>
         <w:rPr>
           <w:rFonts w:hint="eastAsia"/>
@@ -20333,12 +18484,12 @@
           <w:lang w:val="en-US" w:eastAsia="zh-CN"/>
         </w:rPr>
       </w:pPr>
-      <w:bookmarkStart w:id="55" w:name="_Toc9066"/>
-      <w:bookmarkStart w:id="56" w:name="_Toc4476"/>
-      <w:bookmarkStart w:id="57" w:name="_Toc15840_WPSOffice_Level1"/>
-      <w:bookmarkStart w:id="58" w:name="_Toc3674"/>
-      <w:bookmarkStart w:id="59" w:name="_Toc14255_WPSOffice_Level1"/>
-      <w:bookmarkStart w:id="60" w:name="_Toc24085_WPSOffice_Level1"/>
+      <w:bookmarkStart w:id="55" w:name="_Toc15840_WPSOffice_Level1"/>
+      <w:bookmarkStart w:id="56" w:name="_Toc3674"/>
+      <w:bookmarkStart w:id="57" w:name="_Toc24085_WPSOffice_Level1"/>
+      <w:bookmarkStart w:id="58" w:name="_Toc4476"/>
+      <w:bookmarkStart w:id="59" w:name="_Toc9066"/>
+      <w:bookmarkStart w:id="60" w:name="_Toc14255_WPSOffice_Level1"/>
       <w:bookmarkStart w:id="61" w:name="_Hlk33190413"/>
       <w:bookmarkStart w:id="62" w:name="_Toc18699"/>
       <w:bookmarkStart w:id="63" w:name="_Toc11193_WPSOffice_Level1"/>
@@ -24457,10 +22608,10 @@
         </w:rPr>
       </w:pPr>
       <w:bookmarkStart w:id="70" w:name="_Toc23769"/>
-      <w:bookmarkStart w:id="71" w:name="_Toc32060"/>
-      <w:bookmarkStart w:id="72" w:name="_Toc9076"/>
-      <w:bookmarkStart w:id="73" w:name="_Toc30922"/>
-      <w:bookmarkStart w:id="74" w:name="_Toc5400"/>
+      <w:bookmarkStart w:id="71" w:name="_Toc9076"/>
+      <w:bookmarkStart w:id="72" w:name="_Toc30922"/>
+      <w:bookmarkStart w:id="73" w:name="_Toc5400"/>
+      <w:bookmarkStart w:id="74" w:name="_Toc32060"/>
       <w:bookmarkStart w:id="75" w:name="_Toc3846"/>
       <w:bookmarkStart w:id="76" w:name="_Toc17547"/>
       <w:bookmarkStart w:id="77" w:name="_Toc8993"/>
@@ -24629,14 +22780,14 @@
           <w:szCs w:val="22"/>
         </w:rPr>
       </w:pPr>
-      <w:bookmarkStart w:id="78" w:name="_Toc10299"/>
-      <w:bookmarkStart w:id="79" w:name="_Toc126"/>
-      <w:bookmarkStart w:id="80" w:name="_Toc30105"/>
-      <w:bookmarkStart w:id="81" w:name="_Toc3389"/>
-      <w:bookmarkStart w:id="82" w:name="_Toc22915"/>
+      <w:bookmarkStart w:id="78" w:name="_Toc3389"/>
+      <w:bookmarkStart w:id="79" w:name="_Toc15385"/>
+      <w:bookmarkStart w:id="80" w:name="_Toc24939"/>
+      <w:bookmarkStart w:id="81" w:name="_Toc22915"/>
+      <w:bookmarkStart w:id="82" w:name="_Toc30105"/>
       <w:bookmarkStart w:id="83" w:name="_Toc22196"/>
-      <w:bookmarkStart w:id="84" w:name="_Toc24939"/>
-      <w:bookmarkStart w:id="85" w:name="_Toc15385"/>
+      <w:bookmarkStart w:id="84" w:name="_Toc126"/>
+      <w:bookmarkStart w:id="85" w:name="_Toc10299"/>
       <w:r>
         <w:rPr>
           <w:b w:val="0"/>
@@ -24859,11 +23010,11 @@
         </w:rPr>
       </w:pPr>
       <w:bookmarkStart w:id="86" w:name="_Toc15114"/>
-      <w:bookmarkStart w:id="87" w:name="_Toc21441"/>
-      <w:bookmarkStart w:id="88" w:name="_Toc3409"/>
+      <w:bookmarkStart w:id="87" w:name="_Toc3409"/>
+      <w:bookmarkStart w:id="88" w:name="_Toc21441"/>
       <w:bookmarkStart w:id="89" w:name="_Toc28454_WPSOffice_Level1"/>
-      <w:bookmarkStart w:id="90" w:name="_Toc26985_WPSOffice_Level1"/>
-      <w:bookmarkStart w:id="91" w:name="_Toc20170_WPSOffice_Level1"/>
+      <w:bookmarkStart w:id="90" w:name="_Toc20170_WPSOffice_Level1"/>
+      <w:bookmarkStart w:id="91" w:name="_Toc26985_WPSOffice_Level1"/>
       <w:r>
         <w:rPr>
           <w:rFonts w:hint="eastAsia"/>
@@ -25112,10 +23263,10 @@
       </w:pPr>
       <w:bookmarkStart w:id="92" w:name="_Toc13275"/>
       <w:bookmarkStart w:id="93" w:name="_Toc19584_WPSOffice_Level1"/>
-      <w:bookmarkStart w:id="94" w:name="_Toc22162_WPSOffice_Level1"/>
-      <w:bookmarkStart w:id="95" w:name="_Toc4517"/>
-      <w:bookmarkStart w:id="96" w:name="_Toc22623"/>
-      <w:bookmarkStart w:id="97" w:name="_Toc14611_WPSOffice_Level1"/>
+      <w:bookmarkStart w:id="94" w:name="_Toc4517"/>
+      <w:bookmarkStart w:id="95" w:name="_Toc22162_WPSOffice_Level1"/>
+      <w:bookmarkStart w:id="96" w:name="_Toc14611_WPSOffice_Level1"/>
+      <w:bookmarkStart w:id="97" w:name="_Toc22623"/>
       <w:r>
         <w:rPr>
           <w:rFonts w:hint="eastAsia" w:ascii="Times New Roman" w:hAnsi="Times New Roman"/>
@@ -26464,7 +24615,7 @@
         <w:lang w:eastAsia="zh-CN"/>
       </w:rPr>
       <w:drawing>
-        <wp:anchor distT="0" distB="0" distL="0" distR="0" simplePos="0" relativeHeight="251662336" behindDoc="0" locked="0" layoutInCell="1" allowOverlap="1">
+        <wp:anchor distT="0" distB="0" distL="0" distR="0" simplePos="0" relativeHeight="251660288" behindDoc="0" locked="0" layoutInCell="1" allowOverlap="1">
           <wp:simplePos x="0" y="0"/>
           <wp:positionH relativeFrom="column">
             <wp:posOffset>4605020</wp:posOffset>
@@ -26586,7 +24737,7 @@
         <w:lang w:eastAsia="zh-CN"/>
       </w:rPr>
       <w:drawing>
-        <wp:anchor distT="0" distB="0" distL="0" distR="0" simplePos="0" relativeHeight="251663360" behindDoc="0" locked="0" layoutInCell="1" allowOverlap="1">
+        <wp:anchor distT="0" distB="0" distL="0" distR="0" simplePos="0" relativeHeight="251661312" behindDoc="0" locked="0" layoutInCell="1" allowOverlap="1">
           <wp:simplePos x="0" y="0"/>
           <wp:positionH relativeFrom="column">
             <wp:posOffset>4605020</wp:posOffset>
@@ -26692,7 +24843,7 @@
         <w:lang w:eastAsia="zh-CN"/>
       </w:rPr>
       <w:drawing>
-        <wp:anchor distT="0" distB="0" distL="0" distR="0" simplePos="0" relativeHeight="251664384" behindDoc="0" locked="0" layoutInCell="1" allowOverlap="1">
+        <wp:anchor distT="0" distB="0" distL="0" distR="0" simplePos="0" relativeHeight="251662336" behindDoc="0" locked="0" layoutInCell="1" allowOverlap="1">
           <wp:simplePos x="0" y="0"/>
           <wp:positionH relativeFrom="column">
             <wp:posOffset>4605020</wp:posOffset>

--- a/WebContent/docx/中国人群BRCA12基因分子分型研究_胚系-苏州市立医院-本部&北区.docx
+++ b/WebContent/docx/中国人群BRCA12基因分子分型研究_胚系-苏州市立医院-本部&北区.docx
@@ -190,12 +190,6 @@
             <w:insideH w:val="single" w:color="auto" w:sz="4" w:space="0"/>
             <w:insideV w:val="single" w:color="auto" w:sz="4" w:space="0"/>
           </w:tblBorders>
-          <w:tblCellMar>
-            <w:top w:w="0" w:type="dxa"/>
-            <w:left w:w="108" w:type="dxa"/>
-            <w:bottom w:w="0" w:type="dxa"/>
-            <w:right w:w="108" w:type="dxa"/>
-          </w:tblCellMar>
         </w:tblPrEx>
         <w:trPr>
           <w:trHeight w:val="667" w:hRule="atLeast"/>
@@ -3392,11 +3386,11 @@
           </w14:shadow>
         </w:rPr>
       </w:pPr>
-      <w:bookmarkStart w:id="8" w:name="_Toc7021_WPSOffice_Level1"/>
-      <w:bookmarkStart w:id="9" w:name="_Toc11015_WPSOffice_Level1"/>
-      <w:bookmarkStart w:id="10" w:name="_Toc18062_WPSOffice_Level1"/>
-      <w:bookmarkStart w:id="11" w:name="_Toc17451"/>
-      <w:bookmarkStart w:id="12" w:name="_Toc17542"/>
+      <w:bookmarkStart w:id="8" w:name="_Toc17542"/>
+      <w:bookmarkStart w:id="9" w:name="_Toc18062_WPSOffice_Level1"/>
+      <w:bookmarkStart w:id="10" w:name="_Toc17451"/>
+      <w:bookmarkStart w:id="11" w:name="_Toc11015_WPSOffice_Level1"/>
+      <w:bookmarkStart w:id="12" w:name="_Toc7021_WPSOffice_Level1"/>
       <w:bookmarkStart w:id="13" w:name="_Toc3823"/>
       <w:r>
         <w:rPr>
@@ -3655,8 +3649,8 @@
           <w:lang w:val="en-US" w:eastAsia="zh-CN"/>
         </w:rPr>
       </w:pPr>
-      <w:bookmarkStart w:id="20" w:name="_Toc15559"/>
-      <w:bookmarkStart w:id="21" w:name="OLE_LINK13"/>
+      <w:bookmarkStart w:id="20" w:name="OLE_LINK13"/>
+      <w:bookmarkStart w:id="21" w:name="_Toc15559"/>
       <w:bookmarkStart w:id="22" w:name="_Toc149837254"/>
       <w:r>
         <w:rPr>
@@ -4985,14 +4979,6 @@
         <w:gridCol w:w="2294"/>
       </w:tblGrid>
       <w:tr>
-        <w:tblPrEx>
-          <w:tblCellMar>
-            <w:top w:w="0" w:type="dxa"/>
-            <w:left w:w="0" w:type="dxa"/>
-            <w:bottom w:w="0" w:type="dxa"/>
-            <w:right w:w="0" w:type="dxa"/>
-          </w:tblCellMar>
-        </w:tblPrEx>
         <w:trPr>
           <w:trHeight w:val="441" w:hRule="exact"/>
           <w:jc w:val="right"/>
@@ -5204,7 +5190,7 @@
                 </mc:Choice>
                 <mc:Fallback>
                   <w:pict>
-                    <v:group id="_x0000_s1026" o:spid="_x0000_s1026" o:spt="203" style="position:absolute;left:0pt;margin-left:0.6pt;margin-top:-37.8pt;height:113.6pt;width:240.8pt;z-index:251663360;mso-width-relative:page;mso-height-relative:page;" coordorigin="19211,18842" coordsize="4816,2272" o:gfxdata="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">
+                    <v:group id="_x0000_s1026" o:spid="_x0000_s1026" o:spt="203" style="position:absolute;left:0pt;margin-left:0.6pt;margin-top:-37.8pt;height:113.6pt;width:240.8pt;z-index:251663360;mso-width-relative:page;mso-height-relative:page;" coordorigin="19211,18842" coordsize="4816,2272" o:gfxdata="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">
                       <o:lock v:ext="edit" aspectratio="f"/>
                       <v:group id="组合 6" o:spid="_x0000_s1026" o:spt="203" style="position:absolute;left:19211;top:18842;height:2273;width:4816;" coordorigin="19199,18902" coordsize="4816,2273" o:gfxdata="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">
                         <o:lock v:ext="edit" aspectratio="f"/>
@@ -5775,7 +5761,7 @@
                 </mc:Choice>
                 <mc:Fallback>
                   <w:pict>
-                    <v:group id="_x0000_s1026" o:spid="_x0000_s1026" o:spt="203" style="position:absolute;left:0pt;margin-left:0pt;margin-top:-29.2pt;height:113.65pt;width:246.8pt;z-index:251664384;mso-width-relative:page;mso-height-relative:page;" coordorigin="19199,20810" coordsize="4936,2273" o:gfxdata="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">
+                    <v:group id="_x0000_s1026" o:spid="_x0000_s1026" o:spt="203" style="position:absolute;left:0pt;margin-left:0pt;margin-top:-29.2pt;height:113.65pt;width:246.8pt;z-index:251664384;mso-width-relative:page;mso-height-relative:page;" coordorigin="19199,20810" coordsize="4936,2273" o:gfxdata="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">
                       <o:lock v:ext="edit" aspectratio="f"/>
                       <v:group id="组合 23" o:spid="_x0000_s1026" o:spt="203" style="position:absolute;left:19199;top:20810;height:2273;width:4936;" coordorigin="19199,20810" coordsize="4936,2273" o:gfxdata="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">
                         <o:lock v:ext="edit" aspectratio="f"/>
@@ -6082,8 +6068,6 @@
         </w:rPr>
         <w:t>检测合作单位：天津诺禾医学检验所</w:t>
       </w:r>
-      <w:bookmarkStart w:id="98" w:name="_GoBack"/>
-      <w:bookmarkEnd w:id="98"/>
       <w:r>
         <w:rPr>
           <w:rFonts w:ascii="Times New Roman" w:hAnsi="Times New Roman" w:eastAsia="微软雅黑" w:cs="Times New Roman"/>
@@ -6119,17 +6103,17 @@
           </w14:shadow>
         </w:rPr>
       </w:pPr>
-      <w:bookmarkStart w:id="23" w:name="_Toc32184"/>
-      <w:bookmarkStart w:id="24" w:name="_Toc22132"/>
-      <w:bookmarkStart w:id="25" w:name="_Toc2781"/>
-      <w:bookmarkStart w:id="26" w:name="_Toc31696"/>
-      <w:bookmarkStart w:id="27" w:name="_Toc19898_WPSOffice_Level1"/>
+      <w:bookmarkStart w:id="23" w:name="_Toc19898_WPSOffice_Level1"/>
+      <w:bookmarkStart w:id="24" w:name="_Toc31696"/>
+      <w:bookmarkStart w:id="25" w:name="_Toc32184"/>
+      <w:bookmarkStart w:id="26" w:name="_Toc22132"/>
+      <w:bookmarkStart w:id="27" w:name="_Toc2781"/>
       <w:bookmarkStart w:id="28" w:name="_Toc20136_WPSOffice_Level1"/>
-      <w:bookmarkStart w:id="29" w:name="_Toc23846_WPSOffice_Level1"/>
-      <w:bookmarkStart w:id="30" w:name="_Toc32443_WPSOffice_Level1"/>
-      <w:bookmarkStart w:id="31" w:name="_Toc25727"/>
-      <w:bookmarkStart w:id="32" w:name="_Toc4331_WPSOffice_Level1"/>
-      <w:bookmarkStart w:id="33" w:name="_Toc23903"/>
+      <w:bookmarkStart w:id="29" w:name="_Toc32443_WPSOffice_Level1"/>
+      <w:bookmarkStart w:id="30" w:name="_Toc25727"/>
+      <w:bookmarkStart w:id="31" w:name="_Toc23846_WPSOffice_Level1"/>
+      <w:bookmarkStart w:id="32" w:name="_Toc23903"/>
+      <w:bookmarkStart w:id="33" w:name="_Toc4331_WPSOffice_Level1"/>
       <w:r>
         <w:rPr>
           <w:rStyle w:val="41"/>
@@ -6454,18 +6438,17 @@
               <w:rPr>
                 <w:rFonts w:hint="eastAsia" w:ascii="Times New Roman" w:hAnsi="Times New Roman" w:eastAsia="微软雅黑" w:cs="Times New Roman"/>
                 <w:b/>
-                <w:bCs/>
                 <w:color w:val="FFFFFF" w:themeColor="background1"/>
                 <w:sz w:val="21"/>
                 <w:szCs w:val="21"/>
-                <w:lang w:eastAsia="zh-CN"/>
+                <w:lang w:val="en-US" w:eastAsia="zh-CN"/>
                 <w14:textFill>
                   <w14:solidFill>
                     <w14:schemeClr w14:val="bg1"/>
                   </w14:solidFill>
                 </w14:textFill>
               </w:rPr>
-              <w:t>突变</w:t>
+              <w:t>检测</w:t>
             </w:r>
             <w:r>
               <w:rPr>
@@ -8594,18 +8577,36 @@
             </w:pPr>
             <w:r>
               <w:rPr>
-                <w:rFonts w:ascii="Times New Roman" w:hAnsi="Times New Roman" w:eastAsia="微软雅黑" w:cs="Times New Roman"/>
+                <w:rFonts w:hint="eastAsia" w:ascii="Times New Roman" w:hAnsi="Times New Roman" w:eastAsia="微软雅黑" w:cs="Times New Roman"/>
                 <w:b/>
                 <w:color w:val="FFFFFF" w:themeColor="background1"/>
                 <w:sz w:val="21"/>
                 <w:szCs w:val="21"/>
+                <w:lang w:val="en-US" w:eastAsia="zh-CN"/>
                 <w14:textFill>
                   <w14:solidFill>
                     <w14:schemeClr w14:val="bg1"/>
                   </w14:solidFill>
                 </w14:textFill>
               </w:rPr>
-              <w:t>突变基因</w:t>
+              <w:t>检测</w:t>
+            </w:r>
+            <w:bookmarkStart w:id="98" w:name="_GoBack"/>
+            <w:bookmarkEnd w:id="98"/>
+            <w:r>
+              <w:rPr>
+                <w:rFonts w:ascii="Times New Roman" w:hAnsi="Times New Roman" w:eastAsia="微软雅黑" w:cs="Times New Roman"/>
+                <w:b/>
+                <w:color w:val="FFFFFF" w:themeColor="background1"/>
+                <w:sz w:val="21"/>
+                <w:szCs w:val="21"/>
+                <w14:textFill>
+                  <w14:solidFill>
+                    <w14:schemeClr w14:val="bg1"/>
+                  </w14:solidFill>
+                </w14:textFill>
+              </w:rPr>
+              <w:t>基因</w:t>
             </w:r>
           </w:p>
         </w:tc>
@@ -10863,9 +10864,9 @@
           <w:lang w:eastAsia="zh-CN"/>
         </w:rPr>
       </w:pPr>
-      <w:bookmarkStart w:id="37" w:name="_Toc106719764"/>
-      <w:bookmarkStart w:id="38" w:name="_Toc20034"/>
-      <w:bookmarkStart w:id="39" w:name="_Toc10223"/>
+      <w:bookmarkStart w:id="37" w:name="_Toc20034"/>
+      <w:bookmarkStart w:id="38" w:name="_Toc10223"/>
+      <w:bookmarkStart w:id="39" w:name="_Toc106719764"/>
       <w:bookmarkStart w:id="40" w:name="_Toc302"/>
       <w:r>
         <w:rPr>
@@ -14017,8 +14018,8 @@
         </w:rPr>
       </w:pPr>
       <w:bookmarkStart w:id="46" w:name="_Toc3350"/>
-      <w:bookmarkStart w:id="47" w:name="_Toc149837265"/>
-      <w:bookmarkStart w:id="48" w:name="_Toc5547"/>
+      <w:bookmarkStart w:id="47" w:name="_Toc5547"/>
+      <w:bookmarkStart w:id="48" w:name="_Toc149837265"/>
       <w:r>
         <w:rPr>
           <w:rFonts w:hint="eastAsia"/>
@@ -18389,11 +18390,11 @@
           <w:rFonts w:hint="eastAsia"/>
         </w:rPr>
       </w:pPr>
-      <w:bookmarkStart w:id="49" w:name="_Toc1707_WPSOffice_Level1"/>
-      <w:bookmarkStart w:id="50" w:name="_Toc21764_WPSOffice_Level1"/>
-      <w:bookmarkStart w:id="51" w:name="_Toc13196_WPSOffice_Level1"/>
-      <w:bookmarkStart w:id="52" w:name="_Toc27302"/>
-      <w:bookmarkStart w:id="53" w:name="_Toc28240"/>
+      <w:bookmarkStart w:id="49" w:name="_Toc27302"/>
+      <w:bookmarkStart w:id="50" w:name="_Toc28240"/>
+      <w:bookmarkStart w:id="51" w:name="_Toc1707_WPSOffice_Level1"/>
+      <w:bookmarkStart w:id="52" w:name="_Toc21764_WPSOffice_Level1"/>
+      <w:bookmarkStart w:id="53" w:name="_Toc13196_WPSOffice_Level1"/>
       <w:r>
         <w:rPr>
           <w:rFonts w:hint="eastAsia"/>
@@ -18484,16 +18485,16 @@
           <w:lang w:val="en-US" w:eastAsia="zh-CN"/>
         </w:rPr>
       </w:pPr>
-      <w:bookmarkStart w:id="55" w:name="_Toc15840_WPSOffice_Level1"/>
-      <w:bookmarkStart w:id="56" w:name="_Toc3674"/>
+      <w:bookmarkStart w:id="55" w:name="_Toc4476"/>
+      <w:bookmarkStart w:id="56" w:name="_Toc15840_WPSOffice_Level1"/>
       <w:bookmarkStart w:id="57" w:name="_Toc24085_WPSOffice_Level1"/>
-      <w:bookmarkStart w:id="58" w:name="_Toc4476"/>
-      <w:bookmarkStart w:id="59" w:name="_Toc9066"/>
-      <w:bookmarkStart w:id="60" w:name="_Toc14255_WPSOffice_Level1"/>
+      <w:bookmarkStart w:id="58" w:name="_Toc3674"/>
+      <w:bookmarkStart w:id="59" w:name="_Toc14255_WPSOffice_Level1"/>
+      <w:bookmarkStart w:id="60" w:name="_Toc9066"/>
       <w:bookmarkStart w:id="61" w:name="_Hlk33190413"/>
       <w:bookmarkStart w:id="62" w:name="_Toc18699"/>
-      <w:bookmarkStart w:id="63" w:name="_Toc11193_WPSOffice_Level1"/>
-      <w:bookmarkStart w:id="64" w:name="_Toc11896_WPSOffice_Level1"/>
+      <w:bookmarkStart w:id="63" w:name="_Toc11896_WPSOffice_Level1"/>
+      <w:bookmarkStart w:id="64" w:name="_Toc11193_WPSOffice_Level1"/>
       <w:bookmarkStart w:id="65" w:name="_Toc28810_WPSOffice_Level1"/>
       <w:r>
         <w:rPr>
@@ -21888,8 +21889,8 @@
           <w:lang w:eastAsia="zh-CN"/>
         </w:rPr>
       </w:pPr>
-      <w:bookmarkStart w:id="68" w:name="_Toc26220"/>
-      <w:bookmarkStart w:id="69" w:name="_Toc5846"/>
+      <w:bookmarkStart w:id="68" w:name="_Toc5846"/>
+      <w:bookmarkStart w:id="69" w:name="_Toc26220"/>
       <w:r>
         <w:rPr>
           <w:rFonts w:hint="eastAsia" w:ascii="Times New Roman" w:hAnsi="Times New Roman"/>
@@ -22607,14 +22608,14 @@
           <w:szCs w:val="22"/>
         </w:rPr>
       </w:pPr>
-      <w:bookmarkStart w:id="70" w:name="_Toc23769"/>
-      <w:bookmarkStart w:id="71" w:name="_Toc9076"/>
-      <w:bookmarkStart w:id="72" w:name="_Toc30922"/>
-      <w:bookmarkStart w:id="73" w:name="_Toc5400"/>
-      <w:bookmarkStart w:id="74" w:name="_Toc32060"/>
-      <w:bookmarkStart w:id="75" w:name="_Toc3846"/>
-      <w:bookmarkStart w:id="76" w:name="_Toc17547"/>
-      <w:bookmarkStart w:id="77" w:name="_Toc8993"/>
+      <w:bookmarkStart w:id="70" w:name="_Toc5400"/>
+      <w:bookmarkStart w:id="71" w:name="_Toc3846"/>
+      <w:bookmarkStart w:id="72" w:name="_Toc8993"/>
+      <w:bookmarkStart w:id="73" w:name="_Toc30922"/>
+      <w:bookmarkStart w:id="74" w:name="_Toc23769"/>
+      <w:bookmarkStart w:id="75" w:name="_Toc17547"/>
+      <w:bookmarkStart w:id="76" w:name="_Toc32060"/>
+      <w:bookmarkStart w:id="77" w:name="_Toc9076"/>
       <w:r>
         <w:rPr>
           <w:b w:val="0"/>
@@ -22780,13 +22781,13 @@
           <w:szCs w:val="22"/>
         </w:rPr>
       </w:pPr>
-      <w:bookmarkStart w:id="78" w:name="_Toc3389"/>
-      <w:bookmarkStart w:id="79" w:name="_Toc15385"/>
-      <w:bookmarkStart w:id="80" w:name="_Toc24939"/>
-      <w:bookmarkStart w:id="81" w:name="_Toc22915"/>
-      <w:bookmarkStart w:id="82" w:name="_Toc30105"/>
-      <w:bookmarkStart w:id="83" w:name="_Toc22196"/>
-      <w:bookmarkStart w:id="84" w:name="_Toc126"/>
+      <w:bookmarkStart w:id="78" w:name="_Toc24939"/>
+      <w:bookmarkStart w:id="79" w:name="_Toc30105"/>
+      <w:bookmarkStart w:id="80" w:name="_Toc22196"/>
+      <w:bookmarkStart w:id="81" w:name="_Toc126"/>
+      <w:bookmarkStart w:id="82" w:name="_Toc15385"/>
+      <w:bookmarkStart w:id="83" w:name="_Toc22915"/>
+      <w:bookmarkStart w:id="84" w:name="_Toc3389"/>
       <w:bookmarkStart w:id="85" w:name="_Toc10299"/>
       <w:r>
         <w:rPr>
@@ -23012,8 +23013,8 @@
       <w:bookmarkStart w:id="86" w:name="_Toc15114"/>
       <w:bookmarkStart w:id="87" w:name="_Toc3409"/>
       <w:bookmarkStart w:id="88" w:name="_Toc21441"/>
-      <w:bookmarkStart w:id="89" w:name="_Toc28454_WPSOffice_Level1"/>
-      <w:bookmarkStart w:id="90" w:name="_Toc20170_WPSOffice_Level1"/>
+      <w:bookmarkStart w:id="89" w:name="_Toc20170_WPSOffice_Level1"/>
+      <w:bookmarkStart w:id="90" w:name="_Toc28454_WPSOffice_Level1"/>
       <w:bookmarkStart w:id="91" w:name="_Toc26985_WPSOffice_Level1"/>
       <w:r>
         <w:rPr>
@@ -23265,8 +23266,8 @@
       <w:bookmarkStart w:id="93" w:name="_Toc19584_WPSOffice_Level1"/>
       <w:bookmarkStart w:id="94" w:name="_Toc4517"/>
       <w:bookmarkStart w:id="95" w:name="_Toc22162_WPSOffice_Level1"/>
-      <w:bookmarkStart w:id="96" w:name="_Toc14611_WPSOffice_Level1"/>
-      <w:bookmarkStart w:id="97" w:name="_Toc22623"/>
+      <w:bookmarkStart w:id="96" w:name="_Toc22623"/>
+      <w:bookmarkStart w:id="97" w:name="_Toc14611_WPSOffice_Level1"/>
       <w:r>
         <w:rPr>
           <w:rFonts w:hint="eastAsia" w:ascii="Times New Roman" w:hAnsi="Times New Roman"/>

--- a/WebContent/docx/中国人群BRCA12基因分子分型研究_胚系-苏州市立医院-本部&北区.docx
+++ b/WebContent/docx/中国人群BRCA12基因分子分型研究_胚系-苏州市立医院-本部&北区.docx
@@ -190,6 +190,12 @@
             <w:insideH w:val="single" w:color="auto" w:sz="4" w:space="0"/>
             <w:insideV w:val="single" w:color="auto" w:sz="4" w:space="0"/>
           </w:tblBorders>
+          <w:tblCellMar>
+            <w:top w:w="0" w:type="dxa"/>
+            <w:left w:w="108" w:type="dxa"/>
+            <w:bottom w:w="0" w:type="dxa"/>
+            <w:right w:w="108" w:type="dxa"/>
+          </w:tblCellMar>
         </w:tblPrEx>
         <w:trPr>
           <w:trHeight w:val="667" w:hRule="atLeast"/>
@@ -1810,7 +1816,6 @@
         </w:rPr>
         <w:fldChar w:fldCharType="end"/>
       </w:r>
-      <w:bookmarkStart w:id="0" w:name="OLE_LINK10"/>
       <w:r>
         <w:rPr>
           <w:rFonts w:hint="eastAsia" w:ascii="Times New Roman" w:hAnsi="Times New Roman" w:eastAsia="微软雅黑" w:cs="宋体"/>
@@ -1820,7 +1825,6 @@
         </w:rPr>
         <w:t>{% endif %}</w:t>
       </w:r>
-      <w:bookmarkEnd w:id="0"/>
     </w:p>
     <w:p>
       <w:pPr>
@@ -2485,11 +2489,11 @@
         </w:rPr>
         <w:fldChar w:fldCharType="end"/>
       </w:r>
+      <w:bookmarkStart w:id="0" w:name="_Toc21009_WPSOffice_Level1"/>
       <w:bookmarkStart w:id="1" w:name="_Toc30143_WPSOffice_Level1"/>
-      <w:bookmarkStart w:id="2" w:name="_Toc13806"/>
-      <w:bookmarkStart w:id="3" w:name="_Toc21669"/>
-      <w:bookmarkStart w:id="4" w:name="_Toc24178_WPSOffice_Level1"/>
-      <w:bookmarkStart w:id="5" w:name="_Toc21009_WPSOffice_Level1"/>
+      <w:bookmarkStart w:id="2" w:name="_Toc24178_WPSOffice_Level1"/>
+      <w:bookmarkStart w:id="3" w:name="_Toc13806"/>
+      <w:bookmarkStart w:id="4" w:name="_Toc21669"/>
     </w:p>
     <w:p>
       <w:pPr>
@@ -2511,7 +2515,7 @@
           </w14:shadow>
         </w:rPr>
       </w:pPr>
-      <w:bookmarkStart w:id="6" w:name="_Toc4459"/>
+      <w:bookmarkStart w:id="5" w:name="_Toc4459"/>
       <w:r>
         <w:rPr>
           <w:rFonts w:ascii="Times New Roman" w:hAnsi="Times New Roman"/>
@@ -2525,12 +2529,12 @@
         </w:rPr>
         <w:t>样本信息</w:t>
       </w:r>
+      <w:bookmarkEnd w:id="0"/>
       <w:bookmarkEnd w:id="1"/>
       <w:bookmarkEnd w:id="2"/>
       <w:bookmarkEnd w:id="3"/>
       <w:bookmarkEnd w:id="4"/>
       <w:bookmarkEnd w:id="5"/>
-      <w:bookmarkEnd w:id="6"/>
     </w:p>
     <w:tbl>
       <w:tblPr>
@@ -3134,7 +3138,6 @@
               </w:rPr>
               <w:t>标本类型：</w:t>
             </w:r>
-            <w:bookmarkStart w:id="7" w:name="OLE_LINK12"/>
             <w:r>
               <w:rPr>
                 <w:rFonts w:hint="eastAsia" w:ascii="Times New Roman" w:hAnsi="Times New Roman" w:eastAsia="微软雅黑" w:cs="Times New Roman"/>
@@ -3145,7 +3148,6 @@
               </w:rPr>
               <w:t>{{ specimentype }}</w:t>
             </w:r>
-            <w:bookmarkEnd w:id="7"/>
           </w:p>
         </w:tc>
         <w:tc>
@@ -3386,12 +3388,12 @@
           </w14:shadow>
         </w:rPr>
       </w:pPr>
-      <w:bookmarkStart w:id="8" w:name="_Toc17542"/>
+      <w:bookmarkStart w:id="6" w:name="_Toc17451"/>
+      <w:bookmarkStart w:id="7" w:name="_Toc17542"/>
+      <w:bookmarkStart w:id="8" w:name="_Toc7021_WPSOffice_Level1"/>
       <w:bookmarkStart w:id="9" w:name="_Toc18062_WPSOffice_Level1"/>
-      <w:bookmarkStart w:id="10" w:name="_Toc17451"/>
-      <w:bookmarkStart w:id="11" w:name="_Toc11015_WPSOffice_Level1"/>
-      <w:bookmarkStart w:id="12" w:name="_Toc7021_WPSOffice_Level1"/>
-      <w:bookmarkStart w:id="13" w:name="_Toc3823"/>
+      <w:bookmarkStart w:id="10" w:name="_Toc11015_WPSOffice_Level1"/>
+      <w:bookmarkStart w:id="11" w:name="_Toc3823"/>
       <w:r>
         <w:rPr>
           <w:rFonts w:ascii="Times New Roman" w:hAnsi="Times New Roman"/>
@@ -3405,11 +3407,11 @@
         </w:rPr>
         <w:t>检测项目</w:t>
       </w:r>
+      <w:bookmarkEnd w:id="6"/>
+      <w:bookmarkEnd w:id="7"/>
       <w:bookmarkEnd w:id="8"/>
       <w:bookmarkEnd w:id="9"/>
       <w:bookmarkEnd w:id="10"/>
-      <w:bookmarkEnd w:id="11"/>
-      <w:bookmarkEnd w:id="12"/>
     </w:p>
     <w:p>
       <w:pPr>
@@ -3582,12 +3584,12 @@
           </w14:shadow>
         </w:rPr>
       </w:pPr>
+      <w:bookmarkStart w:id="12" w:name="_Toc23369_WPSOffice_Level1"/>
+      <w:bookmarkStart w:id="13" w:name="_Toc6221_WPSOffice_Level1"/>
       <w:bookmarkStart w:id="14" w:name="_Toc18058"/>
-      <w:bookmarkStart w:id="15" w:name="_Toc6221_WPSOffice_Level1"/>
-      <w:bookmarkStart w:id="16" w:name="_Toc25920"/>
-      <w:bookmarkStart w:id="17" w:name="_Toc23369_WPSOffice_Level1"/>
-      <w:bookmarkStart w:id="18" w:name="_Toc4356"/>
-      <w:bookmarkStart w:id="19" w:name="_Toc534807930"/>
+      <w:bookmarkStart w:id="15" w:name="_Toc25920"/>
+      <w:bookmarkStart w:id="16" w:name="_Toc4356"/>
+      <w:bookmarkStart w:id="17" w:name="_Toc534807930"/>
       <w:r>
         <w:rPr>
           <w:rFonts w:hint="eastAsia" w:ascii="Times New Roman" w:hAnsi="Times New Roman"/>
@@ -3601,10 +3603,10 @@
         </w:rPr>
         <w:t>检测结果</w:t>
       </w:r>
+      <w:bookmarkEnd w:id="12"/>
+      <w:bookmarkEnd w:id="13"/>
       <w:bookmarkEnd w:id="14"/>
       <w:bookmarkEnd w:id="15"/>
-      <w:bookmarkEnd w:id="16"/>
-      <w:bookmarkEnd w:id="17"/>
       <w:r>
         <w:rPr>
           <w:rFonts w:hint="eastAsia"/>
@@ -3619,7 +3621,7 @@
         </w:rPr>
         <w:t>总览</w:t>
       </w:r>
-      <w:bookmarkEnd w:id="18"/>
+      <w:bookmarkEnd w:id="16"/>
     </w:p>
     <w:p>
       <w:pPr>
@@ -3649,9 +3651,8 @@
           <w:lang w:val="en-US" w:eastAsia="zh-CN"/>
         </w:rPr>
       </w:pPr>
-      <w:bookmarkStart w:id="20" w:name="OLE_LINK13"/>
-      <w:bookmarkStart w:id="21" w:name="_Toc15559"/>
-      <w:bookmarkStart w:id="22" w:name="_Toc149837254"/>
+      <w:bookmarkStart w:id="18" w:name="_Toc15559"/>
+      <w:bookmarkStart w:id="19" w:name="_Toc149837254"/>
       <w:r>
         <w:rPr>
           <w:rFonts w:hint="eastAsia"/>
@@ -3661,9 +3662,8 @@
         </w:rPr>
         <w:t>检测结果小结</w:t>
       </w:r>
-      <w:bookmarkEnd w:id="20"/>
-      <w:bookmarkEnd w:id="21"/>
-      <w:bookmarkEnd w:id="22"/>
+      <w:bookmarkEnd w:id="18"/>
+      <w:bookmarkEnd w:id="19"/>
     </w:p>
     <w:tbl>
       <w:tblPr>
@@ -4945,20 +4945,6 @@
         </w:rPr>
       </w:pPr>
     </w:p>
-    <w:p>
-      <w:pPr>
-        <w:rPr>
-          <w:lang w:eastAsia="zh-CN"/>
-        </w:rPr>
-      </w:pPr>
-    </w:p>
-    <w:p>
-      <w:pPr>
-        <w:rPr>
-          <w:lang w:eastAsia="zh-CN"/>
-        </w:rPr>
-      </w:pPr>
-    </w:p>
     <w:tbl>
       <w:tblPr>
         <w:tblStyle w:val="34"/>
@@ -4979,8 +4965,16 @@
         <w:gridCol w:w="2294"/>
       </w:tblGrid>
       <w:tr>
+        <w:tblPrEx>
+          <w:tblCellMar>
+            <w:top w:w="0" w:type="dxa"/>
+            <w:left w:w="0" w:type="dxa"/>
+            <w:bottom w:w="0" w:type="dxa"/>
+            <w:right w:w="0" w:type="dxa"/>
+          </w:tblCellMar>
+        </w:tblPrEx>
         <w:trPr>
-          <w:trHeight w:val="441" w:hRule="exact"/>
+          <w:trHeight w:val="680" w:hRule="exact"/>
           <w:jc w:val="right"/>
         </w:trPr>
         <w:tc>
@@ -5031,192 +5025,12 @@
             </w:pPr>
             <w:r>
               <w:rPr>
-                <w:sz w:val="22"/>
-              </w:rPr>
-              <mc:AlternateContent>
-                <mc:Choice Requires="wpg">
-                  <w:drawing>
-                    <wp:anchor distT="0" distB="0" distL="114300" distR="114300" simplePos="0" relativeHeight="251663360" behindDoc="0" locked="0" layoutInCell="1" allowOverlap="1">
-                      <wp:simplePos x="0" y="0"/>
-                      <wp:positionH relativeFrom="column">
-                        <wp:posOffset>7620</wp:posOffset>
-                      </wp:positionH>
-                      <wp:positionV relativeFrom="paragraph">
-                        <wp:posOffset>-480060</wp:posOffset>
-                      </wp:positionV>
-                      <wp:extent cx="3058160" cy="1442720"/>
-                      <wp:effectExtent l="0" t="0" r="0" b="0"/>
-                      <wp:wrapNone/>
-                      <wp:docPr id="9" name="组合 9"/>
-                      <wp:cNvGraphicFramePr/>
-                      <a:graphic xmlns:a="http://schemas.openxmlformats.org/drawingml/2006/main">
-                        <a:graphicData uri="http://schemas.microsoft.com/office/word/2010/wordprocessingGroup">
-                          <wpg:wgp>
-                            <wpg:cNvGrpSpPr/>
-                            <wpg:grpSpPr>
-                              <a:xfrm>
-                                <a:off x="0" y="0"/>
-                                <a:ext cx="3058160" cy="1442720"/>
-                                <a:chOff x="19211" y="18842"/>
-                                <a:chExt cx="4816" cy="2272"/>
-                              </a:xfrm>
-                            </wpg:grpSpPr>
-                            <wpg:grpSp>
-                              <wpg:cNvPr id="10" name="组合 6"/>
-                              <wpg:cNvGrpSpPr/>
-                              <wpg:grpSpPr>
-                                <a:xfrm>
-                                  <a:off x="19211" y="18842"/>
-                                  <a:ext cx="4816" cy="2273"/>
-                                  <a:chOff x="19199" y="18902"/>
-                                  <a:chExt cx="4816" cy="2273"/>
-                                </a:xfrm>
-                              </wpg:grpSpPr>
-                              <pic:pic xmlns:pic="http://schemas.openxmlformats.org/drawingml/2006/picture">
-                                <pic:nvPicPr>
-                                  <pic:cNvPr id="6" name="图片 6" descr="蔡冬雪"/>
-                                  <pic:cNvPicPr>
-                                    <a:picLocks noChangeAspect="1"/>
-                                  </pic:cNvPicPr>
-                                </pic:nvPicPr>
-                                <pic:blipFill>
-                                  <a:blip r:embed="rId11">
-                                    <a:clrChange>
-                                      <a:clrFrom>
-                                        <a:srgbClr val="FFFFFF">
-                                          <a:alpha val="100000"/>
-                                        </a:srgbClr>
-                                      </a:clrFrom>
-                                      <a:clrTo>
-                                        <a:srgbClr val="FFFFFF">
-                                          <a:alpha val="100000"/>
-                                          <a:alpha val="0"/>
-                                        </a:srgbClr>
-                                      </a:clrTo>
-                                    </a:clrChange>
-                                  </a:blip>
-                                  <a:srcRect l="18656" t="33322" r="18897" b="26699"/>
-                                  <a:stretch>
-                                    <a:fillRect/>
-                                  </a:stretch>
-                                </pic:blipFill>
-                                <pic:spPr>
-                                  <a:xfrm>
-                                    <a:off x="19199" y="19551"/>
-                                    <a:ext cx="1261" cy="566"/>
-                                  </a:xfrm>
-                                  <a:prstGeom prst="rect">
-                                    <a:avLst/>
-                                  </a:prstGeom>
-                                </pic:spPr>
-                              </pic:pic>
-                              <pic:pic xmlns:pic="http://schemas.openxmlformats.org/drawingml/2006/picture">
-                                <pic:nvPicPr>
-                                  <pic:cNvPr id="21" name="图片 25"/>
-                                  <pic:cNvPicPr>
-                                    <a:picLocks noChangeAspect="1" noChangeArrowheads="1"/>
-                                  </pic:cNvPicPr>
-                                </pic:nvPicPr>
-                                <pic:blipFill>
-                                  <a:blip r:embed="rId12">
-                                    <a:extLst>
-                                      <a:ext uri="{28A0092B-C50C-407E-A947-70E740481C1C}">
-                                        <a14:useLocalDpi xmlns:a14="http://schemas.microsoft.com/office/drawing/2010/main" val="0"/>
-                                      </a:ext>
-                                    </a:extLst>
-                                  </a:blip>
-                                  <a:srcRect/>
-                                  <a:stretch>
-                                    <a:fillRect/>
-                                  </a:stretch>
-                                </pic:blipFill>
-                                <pic:spPr>
-                                  <a:xfrm>
-                                    <a:off x="21742" y="18902"/>
-                                    <a:ext cx="2273" cy="2273"/>
-                                  </a:xfrm>
-                                  <a:prstGeom prst="rect">
-                                    <a:avLst/>
-                                  </a:prstGeom>
-                                  <a:noFill/>
-                                  <a:ln>
-                                    <a:noFill/>
-                                  </a:ln>
-                                </pic:spPr>
-                              </pic:pic>
-                            </wpg:grpSp>
-                            <pic:pic xmlns:pic="http://schemas.openxmlformats.org/drawingml/2006/picture">
-                              <pic:nvPicPr>
-                                <pic:cNvPr id="7" name="图片 4" descr="王建丽"/>
-                                <pic:cNvPicPr>
-                                  <a:picLocks noChangeAspect="1"/>
-                                </pic:cNvPicPr>
-                              </pic:nvPicPr>
-                              <pic:blipFill>
-                                <a:blip r:embed="rId13">
-                                  <a:clrChange>
-                                    <a:clrFrom>
-                                      <a:srgbClr val="FFFFFF">
-                                        <a:alpha val="100000"/>
-                                      </a:srgbClr>
-                                    </a:clrFrom>
-                                    <a:clrTo>
-                                      <a:srgbClr val="FFFFFF">
-                                        <a:alpha val="100000"/>
-                                        <a:alpha val="0"/>
-                                      </a:srgbClr>
-                                    </a:clrTo>
-                                  </a:clrChange>
-                                </a:blip>
-                                <a:stretch>
-                                  <a:fillRect/>
-                                </a:stretch>
-                              </pic:blipFill>
-                              <pic:spPr>
-                                <a:xfrm>
-                                  <a:off x="22261" y="19395"/>
-                                  <a:ext cx="1258" cy="713"/>
-                                </a:xfrm>
-                                <a:prstGeom prst="rect">
-                                  <a:avLst/>
-                                </a:prstGeom>
-                              </pic:spPr>
-                            </pic:pic>
-                          </wpg:wgp>
-                        </a:graphicData>
-                      </a:graphic>
-                    </wp:anchor>
-                  </w:drawing>
-                </mc:Choice>
-                <mc:Fallback>
-                  <w:pict>
-                    <v:group id="_x0000_s1026" o:spid="_x0000_s1026" o:spt="203" style="position:absolute;left:0pt;margin-left:0.6pt;margin-top:-37.8pt;height:113.6pt;width:240.8pt;z-index:251663360;mso-width-relative:page;mso-height-relative:page;" coordorigin="19211,18842" coordsize="4816,2272" o:gfxdata="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">
-                      <o:lock v:ext="edit" aspectratio="f"/>
-                      <v:group id="组合 6" o:spid="_x0000_s1026" o:spt="203" style="position:absolute;left:19211;top:18842;height:2273;width:4816;" coordorigin="19199,18902" coordsize="4816,2273" o:gfxdata="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">
-                        <o:lock v:ext="edit" aspectratio="f"/>
-                        <v:shape id="_x0000_s1026" o:spid="_x0000_s1026" o:spt="75" alt="蔡冬雪" type="#_x0000_t75" style="position:absolute;left:19199;top:19551;height:566;width:1261;" filled="f" o:preferrelative="t" stroked="f" coordsize="21600,21600" o:gfxdata="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">
-                          <v:fill on="f" focussize="0,0"/>
-                          <v:stroke on="f"/>
-                          <v:imagedata r:id="rId11" cropleft="12226f" croptop="21838f" cropright="12384f" cropbottom="17497f" chromakey="#FFFFFF" o:title=""/>
-                          <o:lock v:ext="edit" aspectratio="t"/>
-                        </v:shape>
-                        <v:shape id="图片 25" o:spid="_x0000_s1026" o:spt="75" type="#_x0000_t75" style="position:absolute;left:21742;top:18902;height:2273;width:2273;" filled="f" o:preferrelative="t" stroked="f" coordsize="21600,21600" o:gfxdata="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">
-                          <v:fill on="f" focussize="0,0"/>
-                          <v:stroke on="f"/>
-                          <v:imagedata r:id="rId12" o:title=""/>
-                          <o:lock v:ext="edit" aspectratio="t"/>
-                        </v:shape>
-                      </v:group>
-                      <v:shape id="图片 4" o:spid="_x0000_s1026" o:spt="75" alt="王建丽" type="#_x0000_t75" style="position:absolute;left:22261;top:19395;height:713;width:1258;" filled="f" o:preferrelative="t" stroked="f" coordsize="21600,21600" o:gfxdata="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">
-                        <v:fill on="f" focussize="0,0"/>
-                        <v:stroke on="f"/>
-                        <v:imagedata r:id="rId13" chromakey="#FFFFFF" o:title=""/>
-                        <o:lock v:ext="edit" aspectratio="t"/>
-                      </v:shape>
-                    </v:group>
-                  </w:pict>
-                </mc:Fallback>
-              </mc:AlternateContent>
+                <w:rFonts w:hint="eastAsia" w:ascii="Times New Roman" w:hAnsi="Times New Roman" w:cs="Times New Roman"/>
+                <w:b/>
+                <w:sz w:val="24"/>
+                <w:szCs w:val="24"/>
+              </w:rPr>
+              <w:t>{{"ty_tianjin1"|sign(64,28)}}</w:t>
             </w:r>
           </w:p>
         </w:tc>
@@ -5276,6 +5090,76 @@
                 <w:szCs w:val="24"/>
               </w:rPr>
             </w:pPr>
+            <w:r>
+              <w:rPr>
+                <w:rFonts w:hint="eastAsia" w:ascii="Times New Roman" w:hAnsi="Times New Roman" w:cs="Times New Roman"/>
+                <w:b/>
+                <w:sz w:val="24"/>
+                <w:szCs w:val="24"/>
+              </w:rPr>
+              <w:t>{{"ty_tianjin2"|sign(59,34)}}</w:t>
+            </w:r>
+            <w:r>
+              <w:rPr>
+                <w:sz w:val="18"/>
+              </w:rPr>
+              <w:drawing>
+                <wp:anchor distT="0" distB="0" distL="114300" distR="114300" simplePos="0" relativeHeight="251663360" behindDoc="0" locked="0" layoutInCell="1" allowOverlap="1">
+                  <wp:simplePos x="0" y="0"/>
+                  <wp:positionH relativeFrom="column">
+                    <wp:posOffset>-398145</wp:posOffset>
+                  </wp:positionH>
+                  <wp:positionV relativeFrom="paragraph">
+                    <wp:posOffset>-311785</wp:posOffset>
+                  </wp:positionV>
+                  <wp:extent cx="1443355" cy="1443355"/>
+                  <wp:effectExtent l="0" t="0" r="4445" b="4445"/>
+                  <wp:wrapNone/>
+                  <wp:docPr id="21" name="图片 25"/>
+                  <wp:cNvGraphicFramePr>
+                    <a:graphicFrameLocks xmlns:a="http://schemas.openxmlformats.org/drawingml/2006/main" noChangeAspect="1"/>
+                  </wp:cNvGraphicFramePr>
+                  <a:graphic xmlns:a="http://schemas.openxmlformats.org/drawingml/2006/main">
+                    <a:graphicData uri="http://schemas.openxmlformats.org/drawingml/2006/picture">
+                      <pic:pic xmlns:pic="http://schemas.openxmlformats.org/drawingml/2006/picture">
+                        <pic:nvPicPr>
+                          <pic:cNvPr id="21" name="图片 25"/>
+                          <pic:cNvPicPr>
+                            <a:picLocks noChangeAspect="1" noChangeArrowheads="1"/>
+                          </pic:cNvPicPr>
+                        </pic:nvPicPr>
+                        <pic:blipFill>
+                          <a:blip r:embed="rId11">
+                            <a:extLst>
+                              <a:ext uri="{28A0092B-C50C-407E-A947-70E740481C1C}">
+                                <a14:useLocalDpi xmlns:a14="http://schemas.microsoft.com/office/drawing/2010/main" val="0"/>
+                              </a:ext>
+                            </a:extLst>
+                          </a:blip>
+                          <a:srcRect/>
+                          <a:stretch>
+                            <a:fillRect/>
+                          </a:stretch>
+                        </pic:blipFill>
+                        <pic:spPr>
+                          <a:xfrm>
+                            <a:off x="0" y="0"/>
+                            <a:ext cx="1443355" cy="1443355"/>
+                          </a:xfrm>
+                          <a:prstGeom prst="rect">
+                            <a:avLst/>
+                          </a:prstGeom>
+                          <a:noFill/>
+                          <a:ln>
+                            <a:noFill/>
+                          </a:ln>
+                        </pic:spPr>
+                      </pic:pic>
+                    </a:graphicData>
+                  </a:graphic>
+                </wp:anchor>
+              </w:drawing>
+            </w:r>
           </w:p>
         </w:tc>
       </w:tr>
@@ -5547,7 +5431,7 @@
           </w:tblCellMar>
         </w:tblPrEx>
         <w:trPr>
-          <w:trHeight w:val="441" w:hRule="exact"/>
+          <w:trHeight w:val="680" w:hRule="exact"/>
           <w:jc w:val="right"/>
         </w:trPr>
         <w:tc>
@@ -5598,196 +5482,12 @@
             </w:pPr>
             <w:r>
               <w:rPr>
-                <w:sz w:val="22"/>
-              </w:rPr>
-              <mc:AlternateContent>
-                <mc:Choice Requires="wpg">
-                  <w:drawing>
-                    <wp:anchor distT="0" distB="0" distL="114300" distR="114300" simplePos="0" relativeHeight="251664384" behindDoc="0" locked="0" layoutInCell="1" allowOverlap="1">
-                      <wp:simplePos x="0" y="0"/>
-                      <wp:positionH relativeFrom="column">
-                        <wp:posOffset>0</wp:posOffset>
-                      </wp:positionH>
-                      <wp:positionV relativeFrom="paragraph">
-                        <wp:posOffset>-370840</wp:posOffset>
-                      </wp:positionV>
-                      <wp:extent cx="3134360" cy="1443355"/>
-                      <wp:effectExtent l="0" t="0" r="0" b="0"/>
-                      <wp:wrapNone/>
-                      <wp:docPr id="14" name="组合 14"/>
-                      <wp:cNvGraphicFramePr/>
-                      <a:graphic xmlns:a="http://schemas.openxmlformats.org/drawingml/2006/main">
-                        <a:graphicData uri="http://schemas.microsoft.com/office/word/2010/wordprocessingGroup">
-                          <wpg:wgp>
-                            <wpg:cNvGrpSpPr/>
-                            <wpg:grpSpPr>
-                              <a:xfrm>
-                                <a:off x="0" y="0"/>
-                                <a:ext cx="3134360" cy="1443355"/>
-                                <a:chOff x="19199" y="20810"/>
-                                <a:chExt cx="4936" cy="2273"/>
-                              </a:xfrm>
-                            </wpg:grpSpPr>
-                            <wpg:grpSp>
-                              <wpg:cNvPr id="15" name="组合 23"/>
-                              <wpg:cNvGrpSpPr/>
-                              <wpg:grpSpPr>
-                                <a:xfrm>
-                                  <a:off x="19199" y="20810"/>
-                                  <a:ext cx="4936" cy="2273"/>
-                                  <a:chOff x="19199" y="20810"/>
-                                  <a:chExt cx="4936" cy="2273"/>
-                                </a:xfrm>
-                              </wpg:grpSpPr>
-                              <pic:pic xmlns:pic="http://schemas.openxmlformats.org/drawingml/2006/picture">
-                                <pic:nvPicPr>
-                                  <pic:cNvPr id="12" name="图片 1"/>
-                                  <pic:cNvPicPr>
-                                    <a:picLocks noChangeAspect="1"/>
-                                  </pic:cNvPicPr>
-                                </pic:nvPicPr>
-                                <pic:blipFill>
-                                  <a:blip r:embed="rId14">
-                                    <a:clrChange>
-                                      <a:clrFrom>
-                                        <a:srgbClr val="FFFFFF">
-                                          <a:alpha val="100000"/>
-                                        </a:srgbClr>
-                                      </a:clrFrom>
-                                      <a:clrTo>
-                                        <a:srgbClr val="FFFFFF">
-                                          <a:alpha val="100000"/>
-                                          <a:alpha val="0"/>
-                                        </a:srgbClr>
-                                      </a:clrTo>
-                                    </a:clrChange>
-                                  </a:blip>
-                                  <a:srcRect l="10922" t="11667"/>
-                                  <a:stretch>
-                                    <a:fillRect/>
-                                  </a:stretch>
-                                </pic:blipFill>
-                                <pic:spPr>
-                                  <a:xfrm>
-                                    <a:off x="19199" y="21203"/>
-                                    <a:ext cx="1672" cy="901"/>
-                                  </a:xfrm>
-                                  <a:prstGeom prst="rect">
-                                    <a:avLst/>
-                                  </a:prstGeom>
-                                  <a:noFill/>
-                                  <a:ln>
-                                    <a:noFill/>
-                                  </a:ln>
-                                </pic:spPr>
-                              </pic:pic>
-                              <pic:pic xmlns:pic="http://schemas.openxmlformats.org/drawingml/2006/picture">
-                                <pic:nvPicPr>
-                                  <pic:cNvPr id="18" name="图片 25"/>
-                                  <pic:cNvPicPr>
-                                    <a:picLocks noChangeAspect="1" noChangeArrowheads="1"/>
-                                  </pic:cNvPicPr>
-                                </pic:nvPicPr>
-                                <pic:blipFill>
-                                  <a:blip r:embed="rId12">
-                                    <a:extLst>
-                                      <a:ext uri="{28A0092B-C50C-407E-A947-70E740481C1C}">
-                                        <a14:useLocalDpi xmlns:a14="http://schemas.microsoft.com/office/drawing/2010/main" val="0"/>
-                                      </a:ext>
-                                    </a:extLst>
-                                  </a:blip>
-                                  <a:srcRect/>
-                                  <a:stretch>
-                                    <a:fillRect/>
-                                  </a:stretch>
-                                </pic:blipFill>
-                                <pic:spPr>
-                                  <a:xfrm>
-                                    <a:off x="21862" y="20810"/>
-                                    <a:ext cx="2273" cy="2273"/>
-                                  </a:xfrm>
-                                  <a:prstGeom prst="rect">
-                                    <a:avLst/>
-                                  </a:prstGeom>
-                                  <a:noFill/>
-                                  <a:ln>
-                                    <a:noFill/>
-                                  </a:ln>
-                                </pic:spPr>
-                              </pic:pic>
-                            </wpg:grpSp>
-                            <pic:pic xmlns:pic="http://schemas.openxmlformats.org/drawingml/2006/picture">
-                              <pic:nvPicPr>
-                                <pic:cNvPr id="11" name="图片 11" descr="王建丽"/>
-                                <pic:cNvPicPr>
-                                  <a:picLocks noChangeAspect="1"/>
-                                </pic:cNvPicPr>
-                              </pic:nvPicPr>
-                              <pic:blipFill>
-                                <a:blip r:embed="rId13">
-                                  <a:clrChange>
-                                    <a:clrFrom>
-                                      <a:srgbClr val="FFFFFF">
-                                        <a:alpha val="100000"/>
-                                      </a:srgbClr>
-                                    </a:clrFrom>
-                                    <a:clrTo>
-                                      <a:srgbClr val="FFFFFF">
-                                        <a:alpha val="100000"/>
-                                        <a:alpha val="0"/>
-                                      </a:srgbClr>
-                                    </a:clrTo>
-                                  </a:clrChange>
-                                </a:blip>
-                                <a:stretch>
-                                  <a:fillRect/>
-                                </a:stretch>
-                              </pic:blipFill>
-                              <pic:spPr>
-                                <a:xfrm>
-                                  <a:off x="22321" y="21215"/>
-                                  <a:ext cx="1488" cy="842"/>
-                                </a:xfrm>
-                                <a:prstGeom prst="rect">
-                                  <a:avLst/>
-                                </a:prstGeom>
-                              </pic:spPr>
-                            </pic:pic>
-                          </wpg:wgp>
-                        </a:graphicData>
-                      </a:graphic>
-                    </wp:anchor>
-                  </w:drawing>
-                </mc:Choice>
-                <mc:Fallback>
-                  <w:pict>
-                    <v:group id="_x0000_s1026" o:spid="_x0000_s1026" o:spt="203" style="position:absolute;left:0pt;margin-left:0pt;margin-top:-29.2pt;height:113.65pt;width:246.8pt;z-index:251664384;mso-width-relative:page;mso-height-relative:page;" coordorigin="19199,20810" coordsize="4936,2273" o:gfxdata="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">
-                      <o:lock v:ext="edit" aspectratio="f"/>
-                      <v:group id="组合 23" o:spid="_x0000_s1026" o:spt="203" style="position:absolute;left:19199;top:20810;height:2273;width:4936;" coordorigin="19199,20810" coordsize="4936,2273" o:gfxdata="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">
-                        <o:lock v:ext="edit" aspectratio="f"/>
-                        <v:shape id="图片 1" o:spid="_x0000_s1026" o:spt="75" type="#_x0000_t75" style="position:absolute;left:19199;top:21203;height:901;width:1672;" filled="f" o:preferrelative="t" stroked="f" coordsize="21600,21600" o:gfxdata="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">
-                          <v:fill on="f" focussize="0,0"/>
-                          <v:stroke on="f"/>
-                          <v:imagedata r:id="rId14" cropleft="7158f" croptop="7646f" chromakey="#FFFFFF" o:title=""/>
-                          <o:lock v:ext="edit" aspectratio="t"/>
-                        </v:shape>
-                        <v:shape id="图片 25" o:spid="_x0000_s1026" o:spt="75" type="#_x0000_t75" style="position:absolute;left:21862;top:20810;height:2273;width:2273;" filled="f" o:preferrelative="t" stroked="f" coordsize="21600,21600" o:gfxdata="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">
-                          <v:fill on="f" focussize="0,0"/>
-                          <v:stroke on="f"/>
-                          <v:imagedata r:id="rId12" o:title=""/>
-                          <o:lock v:ext="edit" aspectratio="t"/>
-                        </v:shape>
-                      </v:group>
-                      <v:shape id="_x0000_s1026" o:spid="_x0000_s1026" o:spt="75" alt="王建丽" type="#_x0000_t75" style="position:absolute;left:22321;top:21215;height:842;width:1488;" filled="f" o:preferrelative="t" stroked="f" coordsize="21600,21600" o:gfxdata="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">
-                        <v:fill on="f" focussize="0,0"/>
-                        <v:stroke on="f"/>
-                        <v:imagedata r:id="rId13" chromakey="#FFFFFF" o:title=""/>
-                        <o:lock v:ext="edit" aspectratio="t"/>
-                      </v:shape>
-                    </v:group>
-                  </w:pict>
-                </mc:Fallback>
-              </mc:AlternateContent>
+                <w:rFonts w:hint="eastAsia" w:ascii="Times New Roman" w:hAnsi="Times New Roman" w:cs="Times New Roman"/>
+                <w:b/>
+                <w:sz w:val="24"/>
+                <w:szCs w:val="24"/>
+              </w:rPr>
+              <w:t>{{"ty_guangzhou1"|sign(62,34)}}</w:t>
             </w:r>
           </w:p>
         </w:tc>
@@ -5847,6 +5547,76 @@
                 <w:szCs w:val="24"/>
               </w:rPr>
             </w:pPr>
+            <w:r>
+              <w:rPr>
+                <w:rFonts w:hint="eastAsia" w:ascii="Times New Roman" w:hAnsi="Times New Roman" w:cs="Times New Roman"/>
+                <w:b/>
+                <w:sz w:val="24"/>
+                <w:szCs w:val="24"/>
+              </w:rPr>
+              <w:t>{{"ty_guangzhou2"|sign(59,34)}}</w:t>
+            </w:r>
+            <w:r>
+              <w:rPr>
+                <w:sz w:val="24"/>
+              </w:rPr>
+              <w:drawing>
+                <wp:anchor distT="0" distB="0" distL="114300" distR="114300" simplePos="0" relativeHeight="251664384" behindDoc="0" locked="0" layoutInCell="1" allowOverlap="1">
+                  <wp:simplePos x="0" y="0"/>
+                  <wp:positionH relativeFrom="column">
+                    <wp:posOffset>-375285</wp:posOffset>
+                  </wp:positionH>
+                  <wp:positionV relativeFrom="paragraph">
+                    <wp:posOffset>-391795</wp:posOffset>
+                  </wp:positionV>
+                  <wp:extent cx="1443355" cy="1443355"/>
+                  <wp:effectExtent l="0" t="0" r="4445" b="4445"/>
+                  <wp:wrapNone/>
+                  <wp:docPr id="8" name="图片 25"/>
+                  <wp:cNvGraphicFramePr>
+                    <a:graphicFrameLocks xmlns:a="http://schemas.openxmlformats.org/drawingml/2006/main" noChangeAspect="1"/>
+                  </wp:cNvGraphicFramePr>
+                  <a:graphic xmlns:a="http://schemas.openxmlformats.org/drawingml/2006/main">
+                    <a:graphicData uri="http://schemas.openxmlformats.org/drawingml/2006/picture">
+                      <pic:pic xmlns:pic="http://schemas.openxmlformats.org/drawingml/2006/picture">
+                        <pic:nvPicPr>
+                          <pic:cNvPr id="8" name="图片 25"/>
+                          <pic:cNvPicPr>
+                            <a:picLocks noChangeAspect="1" noChangeArrowheads="1"/>
+                          </pic:cNvPicPr>
+                        </pic:nvPicPr>
+                        <pic:blipFill>
+                          <a:blip r:embed="rId11">
+                            <a:extLst>
+                              <a:ext uri="{28A0092B-C50C-407E-A947-70E740481C1C}">
+                                <a14:useLocalDpi xmlns:a14="http://schemas.microsoft.com/office/drawing/2010/main" val="0"/>
+                              </a:ext>
+                            </a:extLst>
+                          </a:blip>
+                          <a:srcRect/>
+                          <a:stretch>
+                            <a:fillRect/>
+                          </a:stretch>
+                        </pic:blipFill>
+                        <pic:spPr>
+                          <a:xfrm>
+                            <a:off x="0" y="0"/>
+                            <a:ext cx="1443355" cy="1443355"/>
+                          </a:xfrm>
+                          <a:prstGeom prst="rect">
+                            <a:avLst/>
+                          </a:prstGeom>
+                          <a:noFill/>
+                          <a:ln>
+                            <a:noFill/>
+                          </a:ln>
+                        </pic:spPr>
+                      </pic:pic>
+                    </a:graphicData>
+                  </a:graphic>
+                </wp:anchor>
+              </w:drawing>
+            </w:r>
           </w:p>
         </w:tc>
       </w:tr>
@@ -6078,8 +5848,8 @@
         <w:br w:type="page"/>
       </w:r>
     </w:p>
-    <w:bookmarkEnd w:id="13"/>
-    <w:bookmarkEnd w:id="19"/>
+    <w:bookmarkEnd w:id="11"/>
+    <w:bookmarkEnd w:id="17"/>
     <w:p>
       <w:pPr>
         <w:pStyle w:val="2"/>
@@ -6103,17 +5873,17 @@
           </w14:shadow>
         </w:rPr>
       </w:pPr>
-      <w:bookmarkStart w:id="23" w:name="_Toc19898_WPSOffice_Level1"/>
-      <w:bookmarkStart w:id="24" w:name="_Toc31696"/>
-      <w:bookmarkStart w:id="25" w:name="_Toc32184"/>
-      <w:bookmarkStart w:id="26" w:name="_Toc22132"/>
-      <w:bookmarkStart w:id="27" w:name="_Toc2781"/>
-      <w:bookmarkStart w:id="28" w:name="_Toc20136_WPSOffice_Level1"/>
-      <w:bookmarkStart w:id="29" w:name="_Toc32443_WPSOffice_Level1"/>
-      <w:bookmarkStart w:id="30" w:name="_Toc25727"/>
-      <w:bookmarkStart w:id="31" w:name="_Toc23846_WPSOffice_Level1"/>
-      <w:bookmarkStart w:id="32" w:name="_Toc23903"/>
-      <w:bookmarkStart w:id="33" w:name="_Toc4331_WPSOffice_Level1"/>
+      <w:bookmarkStart w:id="20" w:name="_Toc2781"/>
+      <w:bookmarkStart w:id="21" w:name="_Toc31696"/>
+      <w:bookmarkStart w:id="22" w:name="_Toc20136_WPSOffice_Level1"/>
+      <w:bookmarkStart w:id="23" w:name="_Toc32184"/>
+      <w:bookmarkStart w:id="24" w:name="_Toc22132"/>
+      <w:bookmarkStart w:id="25" w:name="_Toc19898_WPSOffice_Level1"/>
+      <w:bookmarkStart w:id="26" w:name="_Toc23846_WPSOffice_Level1"/>
+      <w:bookmarkStart w:id="27" w:name="_Toc4331_WPSOffice_Level1"/>
+      <w:bookmarkStart w:id="28" w:name="_Toc32443_WPSOffice_Level1"/>
+      <w:bookmarkStart w:id="29" w:name="_Toc25727"/>
+      <w:bookmarkStart w:id="30" w:name="_Toc23903"/>
       <w:r>
         <w:rPr>
           <w:rStyle w:val="41"/>
@@ -6131,12 +5901,12 @@
         </w:rPr>
         <w:t>检测结果及用药提示</w:t>
       </w:r>
+      <w:bookmarkEnd w:id="20"/>
+      <w:bookmarkEnd w:id="21"/>
+      <w:bookmarkEnd w:id="22"/>
       <w:bookmarkEnd w:id="23"/>
       <w:bookmarkEnd w:id="24"/>
       <w:bookmarkEnd w:id="25"/>
-      <w:bookmarkEnd w:id="26"/>
-      <w:bookmarkEnd w:id="27"/>
-      <w:bookmarkEnd w:id="28"/>
     </w:p>
     <w:p>
       <w:pPr>
@@ -6147,9 +5917,9 @@
         </w:numPr>
         <w:jc w:val="left"/>
       </w:pPr>
-      <w:bookmarkStart w:id="34" w:name="_Toc4979"/>
-      <w:bookmarkStart w:id="35" w:name="_Toc149837259"/>
-      <w:bookmarkStart w:id="36" w:name="_Toc18026"/>
+      <w:bookmarkStart w:id="31" w:name="_Toc149837259"/>
+      <w:bookmarkStart w:id="32" w:name="_Toc4979"/>
+      <w:bookmarkStart w:id="33" w:name="_Toc18026"/>
       <w:r>
         <w:rPr>
           <w:rFonts w:hint="eastAsia"/>
@@ -6168,9 +5938,9 @@
         </w:rPr>
         <w:t>结果提示</w:t>
       </w:r>
-      <w:bookmarkEnd w:id="34"/>
-      <w:bookmarkEnd w:id="35"/>
-      <w:bookmarkEnd w:id="36"/>
+      <w:bookmarkEnd w:id="31"/>
+      <w:bookmarkEnd w:id="32"/>
+      <w:bookmarkEnd w:id="33"/>
     </w:p>
     <w:p>
       <w:pPr>
@@ -8591,8 +8361,6 @@
               </w:rPr>
               <w:t>检测</w:t>
             </w:r>
-            <w:bookmarkStart w:id="98" w:name="_GoBack"/>
-            <w:bookmarkEnd w:id="98"/>
             <w:r>
               <w:rPr>
                 <w:rFonts w:ascii="Times New Roman" w:hAnsi="Times New Roman" w:eastAsia="微软雅黑" w:cs="Times New Roman"/>
@@ -10864,10 +10632,10 @@
           <w:lang w:eastAsia="zh-CN"/>
         </w:rPr>
       </w:pPr>
-      <w:bookmarkStart w:id="37" w:name="_Toc20034"/>
-      <w:bookmarkStart w:id="38" w:name="_Toc10223"/>
-      <w:bookmarkStart w:id="39" w:name="_Toc106719764"/>
-      <w:bookmarkStart w:id="40" w:name="_Toc302"/>
+      <w:bookmarkStart w:id="34" w:name="_Toc20034"/>
+      <w:bookmarkStart w:id="35" w:name="_Toc106719764"/>
+      <w:bookmarkStart w:id="36" w:name="_Toc10223"/>
+      <w:bookmarkStart w:id="37" w:name="_Toc302"/>
       <w:r>
         <w:rPr>
           <w:rFonts w:hint="eastAsia"/>
@@ -10878,10 +10646,10 @@
         </w:rPr>
         <w:t>PD-L1检测结果</w:t>
       </w:r>
+      <w:bookmarkEnd w:id="34"/>
+      <w:bookmarkEnd w:id="35"/>
+      <w:bookmarkEnd w:id="36"/>
       <w:bookmarkEnd w:id="37"/>
-      <w:bookmarkEnd w:id="38"/>
-      <w:bookmarkEnd w:id="39"/>
-      <w:bookmarkEnd w:id="40"/>
     </w:p>
     <w:p>
       <w:pPr>
@@ -13930,14 +13698,14 @@
         </w:rPr>
         <w:br w:type="page"/>
       </w:r>
+      <w:bookmarkEnd w:id="26"/>
+      <w:bookmarkEnd w:id="27"/>
+      <w:bookmarkEnd w:id="28"/>
       <w:bookmarkEnd w:id="29"/>
       <w:bookmarkEnd w:id="30"/>
-      <w:bookmarkEnd w:id="31"/>
-      <w:bookmarkEnd w:id="32"/>
-      <w:bookmarkEnd w:id="33"/>
-      <w:bookmarkStart w:id="41" w:name="_Toc26395"/>
-      <w:bookmarkStart w:id="42" w:name="_Toc6931_WPSOffice_Level3"/>
-      <w:bookmarkStart w:id="43" w:name="_Toc15289_WPSOffice_Level3"/>
+      <w:bookmarkStart w:id="38" w:name="_Toc6931_WPSOffice_Level3"/>
+      <w:bookmarkStart w:id="39" w:name="_Toc26395"/>
+      <w:bookmarkStart w:id="40" w:name="_Toc15289_WPSOffice_Level3"/>
       <w:r>
         <w:rPr>
           <w:rFonts w:hint="eastAsia" w:ascii="Times New Roman" w:hAnsi="Times New Roman" w:eastAsia="微软雅黑" w:cs="Times New Roman"/>
@@ -13984,8 +13752,8 @@
           <w:lang w:eastAsia="zh-CN"/>
         </w:rPr>
       </w:pPr>
-      <w:bookmarkStart w:id="44" w:name="_Toc11267"/>
-      <w:bookmarkStart w:id="45" w:name="_Toc1566"/>
+      <w:bookmarkStart w:id="41" w:name="_Toc1566"/>
+      <w:bookmarkStart w:id="42" w:name="_Toc11267"/>
       <w:r>
         <w:rPr>
           <w:rFonts w:ascii="Times New Roman" w:hAnsi="Times New Roman"/>
@@ -13999,8 +13767,8 @@
         </w:rPr>
         <w:t>基因检测结果解析</w:t>
       </w:r>
-      <w:bookmarkEnd w:id="44"/>
-      <w:bookmarkEnd w:id="45"/>
+      <w:bookmarkEnd w:id="41"/>
+      <w:bookmarkEnd w:id="42"/>
     </w:p>
     <w:p>
       <w:pPr>
@@ -14017,9 +13785,9 @@
           <w:lang w:eastAsia="zh-CN"/>
         </w:rPr>
       </w:pPr>
-      <w:bookmarkStart w:id="46" w:name="_Toc3350"/>
-      <w:bookmarkStart w:id="47" w:name="_Toc5547"/>
-      <w:bookmarkStart w:id="48" w:name="_Toc149837265"/>
+      <w:bookmarkStart w:id="43" w:name="_Toc3350"/>
+      <w:bookmarkStart w:id="44" w:name="_Toc5547"/>
+      <w:bookmarkStart w:id="45" w:name="_Toc149837265"/>
       <w:r>
         <w:rPr>
           <w:rFonts w:hint="eastAsia"/>
@@ -14047,7 +13815,7 @@
         </w:rPr>
         <w:t>结果解析</w:t>
       </w:r>
-      <w:bookmarkEnd w:id="46"/>
+      <w:bookmarkEnd w:id="43"/>
     </w:p>
     <w:p>
       <w:pPr>
@@ -14068,8 +13836,8 @@
         </w:rPr>
         <w:t>{% for tdd in geneticCancerRiskInfo %}</w:t>
       </w:r>
-      <w:bookmarkEnd w:id="47"/>
-      <w:bookmarkEnd w:id="48"/>
+      <w:bookmarkEnd w:id="44"/>
+      <w:bookmarkEnd w:id="45"/>
     </w:p>
     <w:p>
       <w:pPr>
@@ -17661,12 +17429,6 @@
             <w:insideH w:val="dotted" w:color="45A3A7" w:sz="4" w:space="0"/>
             <w:insideV w:val="dotted" w:color="45A3A7" w:sz="4" w:space="0"/>
           </w:tblBorders>
-          <w:tblCellMar>
-            <w:top w:w="0" w:type="dxa"/>
-            <w:left w:w="108" w:type="dxa"/>
-            <w:bottom w:w="0" w:type="dxa"/>
-            <w:right w:w="108" w:type="dxa"/>
-          </w:tblCellMar>
         </w:tblPrEx>
         <w:trPr>
           <w:trHeight w:val="420" w:hRule="atLeast"/>
@@ -18380,9 +18142,9 @@
         <w:br w:type="page"/>
       </w:r>
     </w:p>
-    <w:bookmarkEnd w:id="41"/>
-    <w:bookmarkEnd w:id="42"/>
-    <w:bookmarkEnd w:id="43"/>
+    <w:bookmarkEnd w:id="38"/>
+    <w:bookmarkEnd w:id="39"/>
+    <w:bookmarkEnd w:id="40"/>
     <w:p>
       <w:pPr>
         <w:bidi w:val="0"/>
@@ -18390,11 +18152,11 @@
           <w:rFonts w:hint="eastAsia"/>
         </w:rPr>
       </w:pPr>
-      <w:bookmarkStart w:id="49" w:name="_Toc27302"/>
-      <w:bookmarkStart w:id="50" w:name="_Toc28240"/>
-      <w:bookmarkStart w:id="51" w:name="_Toc1707_WPSOffice_Level1"/>
-      <w:bookmarkStart w:id="52" w:name="_Toc21764_WPSOffice_Level1"/>
-      <w:bookmarkStart w:id="53" w:name="_Toc13196_WPSOffice_Level1"/>
+      <w:bookmarkStart w:id="46" w:name="_Toc27302"/>
+      <w:bookmarkStart w:id="47" w:name="_Toc13196_WPSOffice_Level1"/>
+      <w:bookmarkStart w:id="48" w:name="_Toc21764_WPSOffice_Level1"/>
+      <w:bookmarkStart w:id="49" w:name="_Toc28240"/>
+      <w:bookmarkStart w:id="50" w:name="_Toc1707_WPSOffice_Level1"/>
       <w:r>
         <w:rPr>
           <w:rFonts w:hint="eastAsia"/>
@@ -18428,7 +18190,7 @@
           </w14:shadow>
         </w:rPr>
       </w:pPr>
-      <w:bookmarkStart w:id="54" w:name="_Toc11355"/>
+      <w:bookmarkStart w:id="51" w:name="_Toc11355"/>
       <w:r>
         <w:rPr>
           <w:rStyle w:val="41"/>
@@ -18446,13 +18208,13 @@
         </w:rPr>
         <w:t>附录</w:t>
       </w:r>
+      <w:bookmarkEnd w:id="46"/>
+      <w:bookmarkEnd w:id="47"/>
+      <w:bookmarkEnd w:id="48"/>
       <w:bookmarkEnd w:id="49"/>
       <w:bookmarkEnd w:id="50"/>
-      <w:bookmarkEnd w:id="51"/>
-      <w:bookmarkEnd w:id="52"/>
-      <w:bookmarkEnd w:id="53"/>
     </w:p>
-    <w:bookmarkEnd w:id="54"/>
+    <w:bookmarkEnd w:id="51"/>
     <w:p>
       <w:pPr>
         <w:pStyle w:val="3"/>
@@ -18485,17 +18247,17 @@
           <w:lang w:val="en-US" w:eastAsia="zh-CN"/>
         </w:rPr>
       </w:pPr>
-      <w:bookmarkStart w:id="55" w:name="_Toc4476"/>
-      <w:bookmarkStart w:id="56" w:name="_Toc15840_WPSOffice_Level1"/>
-      <w:bookmarkStart w:id="57" w:name="_Toc24085_WPSOffice_Level1"/>
-      <w:bookmarkStart w:id="58" w:name="_Toc3674"/>
-      <w:bookmarkStart w:id="59" w:name="_Toc14255_WPSOffice_Level1"/>
-      <w:bookmarkStart w:id="60" w:name="_Toc9066"/>
-      <w:bookmarkStart w:id="61" w:name="_Hlk33190413"/>
-      <w:bookmarkStart w:id="62" w:name="_Toc18699"/>
-      <w:bookmarkStart w:id="63" w:name="_Toc11896_WPSOffice_Level1"/>
-      <w:bookmarkStart w:id="64" w:name="_Toc11193_WPSOffice_Level1"/>
-      <w:bookmarkStart w:id="65" w:name="_Toc28810_WPSOffice_Level1"/>
+      <w:bookmarkStart w:id="52" w:name="_Toc4476"/>
+      <w:bookmarkStart w:id="53" w:name="_Toc15840_WPSOffice_Level1"/>
+      <w:bookmarkStart w:id="54" w:name="_Toc9066"/>
+      <w:bookmarkStart w:id="55" w:name="_Toc14255_WPSOffice_Level1"/>
+      <w:bookmarkStart w:id="56" w:name="_Toc24085_WPSOffice_Level1"/>
+      <w:bookmarkStart w:id="57" w:name="_Toc3674"/>
+      <w:bookmarkStart w:id="58" w:name="_Hlk33190413"/>
+      <w:bookmarkStart w:id="59" w:name="_Toc18699"/>
+      <w:bookmarkStart w:id="60" w:name="_Toc11896_WPSOffice_Level1"/>
+      <w:bookmarkStart w:id="61" w:name="_Toc11193_WPSOffice_Level1"/>
+      <w:bookmarkStart w:id="62" w:name="_Toc28810_WPSOffice_Level1"/>
       <w:r>
         <w:rPr>
           <w:rFonts w:hint="eastAsia" w:ascii="Times New Roman" w:hAnsi="Times New Roman"/>
@@ -18505,12 +18267,12 @@
         </w:rPr>
         <w:t>样本质控情况</w:t>
       </w:r>
+      <w:bookmarkEnd w:id="52"/>
+      <w:bookmarkEnd w:id="53"/>
+      <w:bookmarkEnd w:id="54"/>
       <w:bookmarkEnd w:id="55"/>
       <w:bookmarkEnd w:id="56"/>
       <w:bookmarkEnd w:id="57"/>
-      <w:bookmarkEnd w:id="58"/>
-      <w:bookmarkEnd w:id="59"/>
-      <w:bookmarkEnd w:id="60"/>
     </w:p>
     <w:p>
       <w:pPr>
@@ -19144,12 +18906,21 @@
             </w:r>
             <w:r>
               <w:rPr>
+                <w:rFonts w:hint="eastAsia" w:ascii="Times New Roman" w:hAnsi="Times New Roman" w:eastAsia="微软雅黑" w:cs="Times New Roman"/>
+                <w:sz w:val="21"/>
+                <w:szCs w:val="21"/>
+                <w:lang w:val="en-US" w:eastAsia="zh-CN" w:bidi="ar"/>
+              </w:rPr>
+              <w:t>5</w:t>
+            </w:r>
+            <w:r>
+              <w:rPr>
                 <w:rFonts w:ascii="Times New Roman" w:hAnsi="Times New Roman" w:eastAsia="微软雅黑" w:cs="Times New Roman"/>
                 <w:sz w:val="21"/>
                 <w:szCs w:val="21"/>
                 <w:lang w:eastAsia="zh-CN" w:bidi="ar"/>
               </w:rPr>
-              <w:t>100</w:t>
+              <w:t>0</w:t>
             </w:r>
           </w:p>
         </w:tc>
@@ -19300,12 +19071,12 @@
             </w:pPr>
             <w:r>
               <w:rPr>
-                <w:rFonts w:ascii="Times New Roman" w:hAnsi="Times New Roman" w:eastAsia="微软雅黑" w:cs="Times New Roman"/>
-                <w:sz w:val="21"/>
-                <w:szCs w:val="21"/>
-                <w:lang w:eastAsia="zh-CN" w:bidi="ar"/>
-              </w:rPr>
-              <w:t>A/B/C</w:t>
+                <w:rFonts w:hint="eastAsia" w:ascii="Times New Roman" w:hAnsi="Times New Roman" w:eastAsia="微软雅黑" w:cs="Times New Roman"/>
+                <w:sz w:val="21"/>
+                <w:szCs w:val="21"/>
+                <w:lang w:val="en-US" w:eastAsia="zh-CN" w:bidi="ar"/>
+              </w:rPr>
+              <w:t>1-2</w:t>
             </w:r>
             <w:r>
               <w:rPr>
@@ -19483,12 +19254,21 @@
             </w:r>
             <w:r>
               <w:rPr>
+                <w:rFonts w:hint="eastAsia" w:ascii="Times New Roman" w:hAnsi="Times New Roman" w:eastAsia="微软雅黑" w:cs="Times New Roman"/>
+                <w:sz w:val="21"/>
+                <w:szCs w:val="21"/>
+                <w:lang w:val="en-US" w:eastAsia="zh-CN" w:bidi="ar"/>
+              </w:rPr>
+              <w:t>32</w:t>
+            </w:r>
+            <w:r>
+              <w:rPr>
                 <w:rFonts w:ascii="Times New Roman" w:hAnsi="Times New Roman" w:eastAsia="微软雅黑" w:cs="Times New Roman"/>
                 <w:sz w:val="21"/>
                 <w:szCs w:val="21"/>
                 <w:lang w:eastAsia="zh-CN" w:bidi="ar"/>
               </w:rPr>
-              <w:t>500</w:t>
+              <w:t>0</w:t>
             </w:r>
           </w:p>
         </w:tc>
@@ -20283,25 +20063,19 @@
           <w:ilvl w:val="0"/>
           <w:numId w:val="8"/>
         </w:numPr>
-        <w:spacing w:before="53" w:line="301" w:lineRule="exact"/>
-        <w:ind w:left="133"/>
         <w:rPr>
           <w:rFonts w:ascii="Times New Roman" w:hAnsi="Times New Roman" w:eastAsia="微软雅黑" w:cs="Times New Roman"/>
-          <w:bCs/>
           <w:sz w:val="18"/>
-          <w:szCs w:val="18"/>
           <w:lang w:eastAsia="zh-CN"/>
         </w:rPr>
       </w:pPr>
       <w:r>
         <w:rPr>
           <w:rFonts w:hint="eastAsia" w:ascii="Times New Roman" w:hAnsi="Times New Roman" w:eastAsia="微软雅黑" w:cs="Times New Roman"/>
-          <w:bCs/>
           <w:sz w:val="18"/>
-          <w:szCs w:val="18"/>
-          <w:lang w:eastAsia="zh-CN"/>
-        </w:rPr>
-        <w:t>肿瘤细胞含量：送检样本经HE染色评估的肿瘤细胞含量。如送检样本不满足病理评估所需条件，则不进行此项评估。血浆cfDNA样本不做此项评估。</w:t>
+          <w:lang w:eastAsia="zh-CN"/>
+        </w:rPr>
+        <w:t>肿瘤细胞含量：送检样本经HE染色评估的肿瘤细胞含量。如送检样本不满足病理评估所需条件，则不进行此项评估。{% if summaryOfRresults.type == “blood” %}血浆cfDNA样本不做此项评估。{% endif %}</w:t>
       </w:r>
     </w:p>
     <w:p>
@@ -20310,22 +20084,16 @@
           <w:ilvl w:val="0"/>
           <w:numId w:val="8"/>
         </w:numPr>
-        <w:spacing w:before="53" w:line="301" w:lineRule="exact"/>
-        <w:ind w:left="133"/>
         <w:rPr>
           <w:rFonts w:ascii="Times New Roman" w:hAnsi="Times New Roman" w:eastAsia="微软雅黑" w:cs="Times New Roman"/>
-          <w:bCs/>
           <w:sz w:val="18"/>
-          <w:szCs w:val="18"/>
           <w:lang w:eastAsia="zh-CN"/>
         </w:rPr>
       </w:pPr>
       <w:r>
         <w:rPr>
           <w:rFonts w:hint="eastAsia" w:ascii="Times New Roman" w:hAnsi="Times New Roman" w:eastAsia="微软雅黑" w:cs="Times New Roman"/>
-          <w:bCs/>
           <w:sz w:val="18"/>
-          <w:szCs w:val="18"/>
           <w:lang w:eastAsia="zh-CN"/>
         </w:rPr>
         <w:t>DNA总量：送检样本的DNA提取总量。</w:t>
@@ -20337,290 +20105,19 @@
           <w:ilvl w:val="0"/>
           <w:numId w:val="8"/>
         </w:numPr>
-        <w:spacing w:before="53" w:line="301" w:lineRule="exact"/>
-        <w:ind w:left="133"/>
         <w:rPr>
           <w:rFonts w:ascii="Times New Roman" w:hAnsi="Times New Roman" w:eastAsia="微软雅黑" w:cs="Times New Roman"/>
-          <w:bCs/>
           <w:sz w:val="18"/>
-          <w:szCs w:val="18"/>
           <w:lang w:eastAsia="zh-CN"/>
         </w:rPr>
       </w:pPr>
       <w:r>
         <w:rPr>
           <w:rFonts w:hint="eastAsia" w:ascii="Times New Roman" w:hAnsi="Times New Roman" w:eastAsia="微软雅黑" w:cs="Times New Roman"/>
-          <w:bCs/>
           <w:sz w:val="18"/>
-          <w:szCs w:val="18"/>
-          <w:lang w:eastAsia="zh-CN"/>
-        </w:rPr>
-        <w:t>DNA降解程度：cfDNA样本不适用于此项评估。</w:t>
-      </w:r>
-    </w:p>
-    <w:p>
-      <w:pPr>
-        <w:numPr>
-          <w:ilvl w:val="0"/>
-          <w:numId w:val="9"/>
-        </w:numPr>
-        <w:spacing w:line="270" w:lineRule="exact"/>
-        <w:ind w:left="613" w:leftChars="150" w:hanging="283"/>
-        <w:rPr>
-          <w:rFonts w:ascii="Times New Roman" w:hAnsi="Times New Roman" w:eastAsia="微软雅黑" w:cs="Times New Roman"/>
-          <w:bCs/>
-          <w:sz w:val="18"/>
-          <w:szCs w:val="18"/>
-          <w:lang w:eastAsia="zh-CN"/>
-        </w:rPr>
-      </w:pPr>
-      <w:r>
-        <w:rPr>
-          <w:rFonts w:ascii="Times New Roman" w:hAnsi="Times New Roman" w:eastAsia="微软雅黑" w:cs="Times New Roman"/>
-          <w:bCs/>
-          <w:sz w:val="18"/>
-          <w:szCs w:val="18"/>
-          <w:lang w:eastAsia="zh-CN"/>
-        </w:rPr>
-        <w:t>A级：有主带，或降解均匀且降解区域主要集中在5000bp以上</w:t>
-      </w:r>
-      <w:r>
-        <w:rPr>
-          <w:rFonts w:hint="eastAsia" w:ascii="Times New Roman" w:hAnsi="Times New Roman" w:eastAsia="微软雅黑" w:cs="Times New Roman"/>
-          <w:bCs/>
-          <w:sz w:val="18"/>
-          <w:szCs w:val="18"/>
-          <w:lang w:eastAsia="zh-CN"/>
-        </w:rPr>
-        <w:t>；</w:t>
-      </w:r>
-    </w:p>
-    <w:p>
-      <w:pPr>
-        <w:numPr>
-          <w:ilvl w:val="0"/>
-          <w:numId w:val="9"/>
-        </w:numPr>
-        <w:spacing w:line="270" w:lineRule="exact"/>
-        <w:ind w:left="613" w:leftChars="150" w:hanging="283"/>
-        <w:rPr>
-          <w:rFonts w:ascii="Times New Roman" w:hAnsi="Times New Roman" w:eastAsia="微软雅黑" w:cs="Times New Roman"/>
-          <w:bCs/>
-          <w:sz w:val="18"/>
-          <w:szCs w:val="18"/>
-          <w:lang w:eastAsia="zh-CN"/>
-        </w:rPr>
-      </w:pPr>
-      <w:r>
-        <w:rPr>
-          <w:rFonts w:ascii="Times New Roman" w:hAnsi="Times New Roman" w:eastAsia="微软雅黑" w:cs="Times New Roman"/>
-          <w:bCs/>
-          <w:sz w:val="18"/>
-          <w:szCs w:val="18"/>
-          <w:lang w:eastAsia="zh-CN"/>
-        </w:rPr>
-        <w:t>B级：无主带，降解均匀且降解区域主要集中在1500-5000bp之间</w:t>
-      </w:r>
-      <w:r>
-        <w:rPr>
-          <w:rFonts w:hint="eastAsia" w:ascii="Times New Roman" w:hAnsi="Times New Roman" w:eastAsia="微软雅黑" w:cs="Times New Roman"/>
-          <w:bCs/>
-          <w:sz w:val="18"/>
-          <w:szCs w:val="18"/>
-          <w:lang w:eastAsia="zh-CN"/>
-        </w:rPr>
-        <w:t>；</w:t>
-      </w:r>
-    </w:p>
-    <w:p>
-      <w:pPr>
-        <w:numPr>
-          <w:ilvl w:val="0"/>
-          <w:numId w:val="9"/>
-        </w:numPr>
-        <w:spacing w:line="270" w:lineRule="exact"/>
-        <w:ind w:left="613" w:leftChars="150" w:hanging="283"/>
-        <w:rPr>
-          <w:rFonts w:ascii="Times New Roman" w:hAnsi="Times New Roman" w:eastAsia="微软雅黑" w:cs="Times New Roman"/>
-          <w:bCs/>
-          <w:sz w:val="18"/>
-          <w:szCs w:val="18"/>
-          <w:lang w:eastAsia="zh-CN"/>
-        </w:rPr>
-      </w:pPr>
-      <w:r>
-        <w:rPr>
-          <w:rFonts w:ascii="Times New Roman" w:hAnsi="Times New Roman" w:eastAsia="微软雅黑" w:cs="Times New Roman"/>
-          <w:bCs/>
-          <w:sz w:val="18"/>
-          <w:szCs w:val="18"/>
-          <w:lang w:eastAsia="zh-CN"/>
-        </w:rPr>
-        <w:t>C级：无主带，降解均匀且降解区域主要集中在500-1500bp之间</w:t>
-      </w:r>
-      <w:r>
-        <w:rPr>
-          <w:rFonts w:hint="eastAsia" w:ascii="Times New Roman" w:hAnsi="Times New Roman" w:eastAsia="微软雅黑" w:cs="Times New Roman"/>
-          <w:bCs/>
-          <w:sz w:val="18"/>
-          <w:szCs w:val="18"/>
-          <w:lang w:eastAsia="zh-CN"/>
-        </w:rPr>
-        <w:t>；</w:t>
-      </w:r>
-    </w:p>
-    <w:p>
-      <w:pPr>
-        <w:numPr>
-          <w:ilvl w:val="0"/>
-          <w:numId w:val="9"/>
-        </w:numPr>
-        <w:spacing w:line="270" w:lineRule="exact"/>
-        <w:ind w:left="613" w:leftChars="150" w:hanging="283"/>
-        <w:rPr>
-          <w:rFonts w:ascii="Times New Roman" w:hAnsi="Times New Roman" w:eastAsia="微软雅黑" w:cs="Times New Roman"/>
-          <w:bCs/>
-          <w:sz w:val="18"/>
-          <w:szCs w:val="18"/>
-          <w:lang w:eastAsia="zh-CN"/>
-        </w:rPr>
-      </w:pPr>
-      <w:r>
-        <w:rPr>
-          <w:rFonts w:ascii="Times New Roman" w:hAnsi="Times New Roman" w:eastAsia="微软雅黑" w:cs="Times New Roman"/>
-          <w:bCs/>
-          <w:spacing w:val="3"/>
-          <w:sz w:val="18"/>
-          <w:szCs w:val="18"/>
-          <w:lang w:eastAsia="zh-CN"/>
-        </w:rPr>
-        <w:t>D级</w:t>
-      </w:r>
-      <w:r>
-        <w:rPr>
-          <w:rFonts w:ascii="Times New Roman" w:hAnsi="Times New Roman" w:eastAsia="微软雅黑" w:cs="Times New Roman"/>
-          <w:bCs/>
-          <w:sz w:val="18"/>
-          <w:szCs w:val="18"/>
-          <w:lang w:eastAsia="zh-CN"/>
-        </w:rPr>
-        <w:t>（</w:t>
-      </w:r>
-      <w:r>
-        <w:rPr>
-          <w:rFonts w:ascii="Times New Roman" w:hAnsi="Times New Roman" w:eastAsia="微软雅黑" w:cs="Times New Roman"/>
-          <w:bCs/>
-          <w:spacing w:val="1"/>
-          <w:sz w:val="18"/>
-          <w:szCs w:val="18"/>
-          <w:lang w:eastAsia="zh-CN"/>
-        </w:rPr>
-        <w:t>不合格</w:t>
-      </w:r>
-      <w:r>
-        <w:rPr>
-          <w:rFonts w:ascii="Times New Roman" w:hAnsi="Times New Roman" w:eastAsia="微软雅黑" w:cs="Times New Roman"/>
-          <w:bCs/>
-          <w:spacing w:val="-90"/>
-          <w:sz w:val="18"/>
-          <w:szCs w:val="18"/>
-          <w:lang w:eastAsia="zh-CN"/>
-        </w:rPr>
-        <w:t>）</w:t>
-      </w:r>
-      <w:r>
-        <w:rPr>
-          <w:rFonts w:ascii="Times New Roman" w:hAnsi="Times New Roman" w:eastAsia="微软雅黑" w:cs="Times New Roman"/>
-          <w:bCs/>
-          <w:sz w:val="18"/>
-          <w:szCs w:val="18"/>
-          <w:lang w:eastAsia="zh-CN"/>
-        </w:rPr>
-        <w:t>）：无主带，降解均匀且降解区域主要集中在500-1500bp</w:t>
-      </w:r>
-      <w:r>
-        <w:rPr>
-          <w:rFonts w:ascii="Times New Roman" w:hAnsi="Times New Roman" w:eastAsia="微软雅黑" w:cs="Times New Roman"/>
-          <w:bCs/>
-          <w:spacing w:val="-1"/>
-          <w:sz w:val="18"/>
-          <w:szCs w:val="18"/>
-          <w:lang w:eastAsia="zh-CN"/>
-        </w:rPr>
-        <w:t>之间，但总量介于</w:t>
-      </w:r>
-      <w:r>
-        <w:rPr>
-          <w:rFonts w:ascii="Times New Roman" w:hAnsi="Times New Roman" w:eastAsia="微软雅黑" w:cs="Times New Roman"/>
-          <w:bCs/>
-          <w:sz w:val="18"/>
-          <w:szCs w:val="18"/>
-          <w:lang w:eastAsia="zh-CN"/>
-        </w:rPr>
-        <w:t>100ng</w:t>
-      </w:r>
-      <w:r>
-        <w:rPr>
-          <w:rFonts w:ascii="Times New Roman" w:hAnsi="Times New Roman" w:eastAsia="微软雅黑" w:cs="Times New Roman"/>
-          <w:bCs/>
-          <w:spacing w:val="-3"/>
-          <w:sz w:val="18"/>
-          <w:szCs w:val="18"/>
-          <w:lang w:eastAsia="zh-CN"/>
-        </w:rPr>
-        <w:t>到</w:t>
-      </w:r>
-      <w:r>
-        <w:rPr>
-          <w:rFonts w:ascii="Times New Roman" w:hAnsi="Times New Roman" w:eastAsia="微软雅黑" w:cs="Times New Roman"/>
-          <w:bCs/>
-          <w:sz w:val="18"/>
-          <w:szCs w:val="18"/>
-          <w:lang w:eastAsia="zh-CN"/>
-        </w:rPr>
-        <w:t>300ng之间；或降解区</w:t>
-      </w:r>
-      <w:r>
-        <w:rPr>
-          <w:rFonts w:ascii="Times New Roman" w:hAnsi="Times New Roman" w:eastAsia="微软雅黑" w:cs="Times New Roman"/>
-          <w:bCs/>
-          <w:spacing w:val="-2"/>
-          <w:sz w:val="18"/>
-          <w:szCs w:val="18"/>
-          <w:lang w:eastAsia="zh-CN"/>
-        </w:rPr>
-        <w:t>域弥散在</w:t>
-      </w:r>
-      <w:r>
-        <w:rPr>
-          <w:rFonts w:ascii="Times New Roman" w:hAnsi="Times New Roman" w:eastAsia="微软雅黑" w:cs="Times New Roman"/>
-          <w:bCs/>
-          <w:sz w:val="18"/>
-          <w:szCs w:val="18"/>
-          <w:lang w:eastAsia="zh-CN"/>
-        </w:rPr>
-        <w:t>150-1000bp</w:t>
-      </w:r>
-      <w:r>
-        <w:rPr>
-          <w:rFonts w:ascii="Times New Roman" w:hAnsi="Times New Roman" w:eastAsia="微软雅黑" w:cs="Times New Roman"/>
-          <w:bCs/>
-          <w:spacing w:val="-2"/>
-          <w:sz w:val="18"/>
-          <w:szCs w:val="18"/>
-          <w:lang w:eastAsia="zh-CN"/>
-        </w:rPr>
-        <w:t>，或集中在</w:t>
-      </w:r>
-      <w:r>
-        <w:rPr>
-          <w:rFonts w:ascii="Times New Roman" w:hAnsi="Times New Roman" w:eastAsia="微软雅黑" w:cs="Times New Roman"/>
-          <w:bCs/>
-          <w:sz w:val="18"/>
-          <w:szCs w:val="18"/>
-          <w:lang w:eastAsia="zh-CN"/>
-        </w:rPr>
-        <w:t>500bp以下。</w:t>
+          <w:lang w:eastAsia="zh-CN"/>
+        </w:rPr>
+        <w:t>DNA降解程度：1-2级别样本质量较好，3级不能满足检测要求{% if summaryOfRresults.type == “blood” %}；cfDNA样本不适用于此项评估{% endif %}。</w:t>
       </w:r>
     </w:p>
     <w:p>
@@ -20629,22 +20126,16 @@
           <w:ilvl w:val="0"/>
           <w:numId w:val="8"/>
         </w:numPr>
-        <w:spacing w:before="53" w:line="301" w:lineRule="exact"/>
-        <w:ind w:left="133"/>
-        <w:rPr>
-          <w:rFonts w:ascii="Times New Roman" w:hAnsi="Times New Roman" w:eastAsia="微软雅黑" w:cs="Times New Roman"/>
-          <w:bCs/>
+        <w:rPr>
+          <w:rFonts w:hint="eastAsia" w:ascii="Times New Roman" w:hAnsi="Times New Roman" w:eastAsia="微软雅黑" w:cs="Times New Roman"/>
           <w:sz w:val="18"/>
-          <w:szCs w:val="18"/>
           <w:lang w:eastAsia="zh-CN"/>
         </w:rPr>
       </w:pPr>
       <w:r>
         <w:rPr>
           <w:rFonts w:hint="eastAsia" w:ascii="Times New Roman" w:hAnsi="Times New Roman" w:eastAsia="微软雅黑" w:cs="Times New Roman"/>
-          <w:bCs/>
           <w:sz w:val="18"/>
-          <w:szCs w:val="18"/>
           <w:lang w:eastAsia="zh-CN"/>
         </w:rPr>
         <w:t>预文库总量：核酸片段经过接头连接和扩增纯化后中间产物的总量。</w:t>
@@ -20656,22 +20147,16 @@
           <w:ilvl w:val="0"/>
           <w:numId w:val="8"/>
         </w:numPr>
-        <w:spacing w:before="53" w:line="301" w:lineRule="exact"/>
-        <w:ind w:left="133"/>
-        <w:rPr>
-          <w:rFonts w:ascii="Times New Roman" w:hAnsi="Times New Roman" w:eastAsia="微软雅黑" w:cs="Times New Roman"/>
-          <w:bCs/>
+        <w:rPr>
+          <w:rFonts w:hint="eastAsia" w:ascii="Times New Roman" w:hAnsi="Times New Roman" w:eastAsia="微软雅黑" w:cs="Times New Roman"/>
           <w:sz w:val="18"/>
-          <w:szCs w:val="18"/>
           <w:lang w:eastAsia="zh-CN"/>
         </w:rPr>
       </w:pPr>
       <w:r>
         <w:rPr>
           <w:rFonts w:hint="eastAsia" w:ascii="Times New Roman" w:hAnsi="Times New Roman" w:eastAsia="微软雅黑" w:cs="Times New Roman"/>
-          <w:bCs/>
           <w:sz w:val="18"/>
-          <w:szCs w:val="18"/>
           <w:lang w:eastAsia="zh-CN"/>
         </w:rPr>
         <w:t>平均测序深度：目标区域每个碱基被测到的平均次数。</w:t>
@@ -20683,22 +20168,16 @@
           <w:ilvl w:val="0"/>
           <w:numId w:val="8"/>
         </w:numPr>
-        <w:spacing w:before="53" w:line="301" w:lineRule="exact"/>
-        <w:ind w:left="133"/>
-        <w:rPr>
-          <w:rFonts w:ascii="Times New Roman" w:hAnsi="Times New Roman" w:eastAsia="微软雅黑" w:cs="Times New Roman"/>
-          <w:bCs/>
+        <w:rPr>
+          <w:rFonts w:hint="eastAsia" w:ascii="Times New Roman" w:hAnsi="Times New Roman" w:eastAsia="微软雅黑" w:cs="Times New Roman"/>
           <w:sz w:val="18"/>
-          <w:szCs w:val="18"/>
           <w:lang w:eastAsia="zh-CN"/>
         </w:rPr>
       </w:pPr>
       <w:r>
         <w:rPr>
           <w:rFonts w:hint="eastAsia" w:ascii="Times New Roman" w:hAnsi="Times New Roman" w:eastAsia="微软雅黑" w:cs="Times New Roman"/>
-          <w:bCs/>
           <w:sz w:val="18"/>
-          <w:szCs w:val="18"/>
           <w:lang w:eastAsia="zh-CN"/>
         </w:rPr>
         <w:t>覆盖均一性：测序深度达到平均测序深度20%的碱基占比。</w:t>
@@ -20710,22 +20189,16 @@
           <w:ilvl w:val="0"/>
           <w:numId w:val="8"/>
         </w:numPr>
-        <w:spacing w:before="53" w:line="301" w:lineRule="exact"/>
-        <w:ind w:left="133"/>
-        <w:rPr>
-          <w:rFonts w:ascii="Times New Roman" w:hAnsi="Times New Roman" w:eastAsia="微软雅黑" w:cs="Times New Roman"/>
-          <w:bCs/>
+        <w:rPr>
+          <w:rFonts w:hint="eastAsia" w:ascii="Times New Roman" w:hAnsi="Times New Roman" w:eastAsia="微软雅黑" w:cs="Times New Roman"/>
           <w:sz w:val="18"/>
-          <w:szCs w:val="18"/>
           <w:lang w:eastAsia="zh-CN"/>
         </w:rPr>
       </w:pPr>
       <w:r>
         <w:rPr>
           <w:rFonts w:hint="eastAsia" w:ascii="Times New Roman" w:hAnsi="Times New Roman" w:eastAsia="微软雅黑" w:cs="Times New Roman"/>
-          <w:bCs/>
           <w:sz w:val="18"/>
-          <w:szCs w:val="18"/>
           <w:lang w:eastAsia="zh-CN"/>
         </w:rPr>
         <w:t>基因组比对率：比对到参考基因组上的reads数目占比。</w:t>
@@ -20737,22 +20210,16 @@
           <w:ilvl w:val="0"/>
           <w:numId w:val="8"/>
         </w:numPr>
-        <w:spacing w:before="53" w:line="301" w:lineRule="exact"/>
-        <w:ind w:left="133"/>
-        <w:rPr>
-          <w:rFonts w:ascii="Times New Roman" w:hAnsi="Times New Roman" w:eastAsia="微软雅黑" w:cs="Times New Roman"/>
-          <w:bCs/>
+        <w:rPr>
+          <w:rFonts w:hint="eastAsia" w:ascii="Times New Roman" w:hAnsi="Times New Roman" w:eastAsia="微软雅黑" w:cs="Times New Roman"/>
           <w:sz w:val="18"/>
-          <w:szCs w:val="18"/>
           <w:lang w:eastAsia="zh-CN"/>
         </w:rPr>
       </w:pPr>
       <w:r>
         <w:rPr>
           <w:rFonts w:hint="eastAsia" w:ascii="Times New Roman" w:hAnsi="Times New Roman" w:eastAsia="微软雅黑" w:cs="Times New Roman"/>
-          <w:bCs/>
           <w:sz w:val="18"/>
-          <w:szCs w:val="18"/>
           <w:lang w:eastAsia="zh-CN"/>
         </w:rPr>
         <w:t>碱基质量Q30占比：测序数据中碱基质量在Q30以上（即碱基识别错误率在千分之一以下）的占比。</w:t>
@@ -20764,45 +20231,19 @@
           <w:ilvl w:val="0"/>
           <w:numId w:val="8"/>
         </w:numPr>
-        <w:spacing w:before="53" w:line="301" w:lineRule="exact"/>
-        <w:ind w:left="133"/>
-        <w:rPr>
-          <w:rFonts w:ascii="Times New Roman" w:hAnsi="Times New Roman" w:eastAsia="微软雅黑" w:cs="Times New Roman"/>
-          <w:bCs/>
+        <w:rPr>
+          <w:rFonts w:hint="eastAsia" w:ascii="Times New Roman" w:hAnsi="Times New Roman" w:eastAsia="微软雅黑" w:cs="Times New Roman"/>
           <w:sz w:val="18"/>
-          <w:szCs w:val="18"/>
           <w:lang w:eastAsia="zh-CN"/>
         </w:rPr>
       </w:pPr>
       <w:r>
         <w:rPr>
           <w:rFonts w:hint="eastAsia" w:ascii="Times New Roman" w:hAnsi="Times New Roman" w:eastAsia="微软雅黑" w:cs="Times New Roman"/>
-          <w:bCs/>
           <w:sz w:val="18"/>
-          <w:szCs w:val="18"/>
-          <w:lang w:eastAsia="zh-CN"/>
-        </w:rPr>
-        <w:t xml:space="preserve">总体质量评估：根据 </w:t>
-      </w:r>
-      <w:r>
-        <w:rPr>
-          <w:rFonts w:ascii="Times New Roman" w:hAnsi="Times New Roman" w:eastAsia="微软雅黑" w:cs="Times New Roman"/>
-          <w:bCs/>
-          <w:sz w:val="18"/>
-          <w:szCs w:val="18"/>
-          <w:lang w:eastAsia="zh-CN"/>
-        </w:rPr>
-        <w:t xml:space="preserve">DNA </w:t>
-      </w:r>
-      <w:r>
-        <w:rPr>
-          <w:rFonts w:hint="eastAsia" w:ascii="Times New Roman" w:hAnsi="Times New Roman" w:eastAsia="微软雅黑" w:cs="Times New Roman"/>
-          <w:bCs/>
-          <w:sz w:val="18"/>
-          <w:szCs w:val="18"/>
-          <w:lang w:eastAsia="zh-CN"/>
-        </w:rPr>
-        <w:t>平均测序深度进行评估，分为“合格”、“警戒”、“不合格”三个等级。总体质量评估为“警戒”或者“不合格”时，均会影响检测的准确性和敏感性。</w:t>
+          <w:lang w:eastAsia="zh-CN"/>
+        </w:rPr>
+        <w:t>总体质量评估：根据 DNA 平均测序深度进行评估，分为“合格”、“警戒“、”不合格”三个等级。总体质量评估为“警戒“或者“不合格”时，均会影响检测的准确性和敏感性。</w:t>
       </w:r>
     </w:p>
     <w:p>
@@ -20812,6 +20253,8 @@
           <w:lang w:eastAsia="zh-CN"/>
         </w:rPr>
       </w:pPr>
+      <w:bookmarkStart w:id="95" w:name="_GoBack"/>
+      <w:bookmarkEnd w:id="95"/>
       <w:r>
         <w:rPr>
           <w:rFonts w:ascii="Times New Roman" w:hAnsi="Times New Roman" w:eastAsia="微软雅黑" w:cs="Times New Roman"/>
@@ -20853,7 +20296,7 @@
           <w:lang w:eastAsia="zh-CN"/>
         </w:rPr>
       </w:pPr>
-      <w:bookmarkStart w:id="66" w:name="_Toc14841"/>
+      <w:bookmarkStart w:id="63" w:name="_Toc14841"/>
       <w:r>
         <w:rPr>
           <w:rFonts w:hint="eastAsia" w:ascii="Times New Roman" w:hAnsi="Times New Roman"/>
@@ -20864,7 +20307,7 @@
         </w:rPr>
         <w:t>BRCA1&amp;BRCA2</w:t>
       </w:r>
-      <w:bookmarkEnd w:id="61"/>
+      <w:bookmarkEnd w:id="58"/>
       <w:r>
         <w:rPr>
           <w:rFonts w:hint="eastAsia" w:ascii="Times New Roman" w:hAnsi="Times New Roman"/>
@@ -20875,8 +20318,8 @@
         </w:rPr>
         <w:t>基因背景介绍</w:t>
       </w:r>
-      <w:bookmarkEnd w:id="62"/>
-      <w:bookmarkEnd w:id="66"/>
+      <w:bookmarkEnd w:id="59"/>
+      <w:bookmarkEnd w:id="63"/>
     </w:p>
     <w:p>
       <w:pPr>
@@ -20964,9 +20407,9 @@
         </w:rPr>
         <w:t>BRCA1&amp;BRCA2基因说明及用药提示</w:t>
       </w:r>
-      <w:bookmarkStart w:id="67" w:name="_Hlk33179213"/>
+      <w:bookmarkStart w:id="64" w:name="_Hlk33179213"/>
     </w:p>
-    <w:bookmarkEnd w:id="67"/>
+    <w:bookmarkEnd w:id="64"/>
     <w:tbl>
       <w:tblPr>
         <w:tblStyle w:val="14"/>
@@ -21685,7 +21128,7 @@
         <w:pStyle w:val="39"/>
         <w:numPr>
           <w:ilvl w:val="0"/>
-          <w:numId w:val="10"/>
+          <w:numId w:val="9"/>
         </w:numPr>
         <w:autoSpaceDE w:val="0"/>
         <w:autoSpaceDN w:val="0"/>
@@ -21774,7 +21217,7 @@
         <w:pStyle w:val="39"/>
         <w:numPr>
           <w:ilvl w:val="0"/>
-          <w:numId w:val="10"/>
+          <w:numId w:val="9"/>
         </w:numPr>
         <w:autoSpaceDE w:val="0"/>
         <w:autoSpaceDN w:val="0"/>
@@ -21823,7 +21266,7 @@
         <w:pStyle w:val="39"/>
         <w:numPr>
           <w:ilvl w:val="0"/>
-          <w:numId w:val="10"/>
+          <w:numId w:val="9"/>
         </w:numPr>
         <w:autoSpaceDE w:val="0"/>
         <w:autoSpaceDN w:val="0"/>
@@ -21889,8 +21332,8 @@
           <w:lang w:eastAsia="zh-CN"/>
         </w:rPr>
       </w:pPr>
-      <w:bookmarkStart w:id="68" w:name="_Toc5846"/>
-      <w:bookmarkStart w:id="69" w:name="_Toc26220"/>
+      <w:bookmarkStart w:id="65" w:name="_Toc5846"/>
+      <w:bookmarkStart w:id="66" w:name="_Toc26220"/>
       <w:r>
         <w:rPr>
           <w:rFonts w:hint="eastAsia" w:ascii="Times New Roman" w:hAnsi="Times New Roman"/>
@@ -21900,8 +21343,8 @@
         </w:rPr>
         <w:t>易感人群特征</w:t>
       </w:r>
-      <w:bookmarkEnd w:id="68"/>
-      <w:bookmarkEnd w:id="69"/>
+      <w:bookmarkEnd w:id="65"/>
+      <w:bookmarkEnd w:id="66"/>
     </w:p>
     <w:p>
       <w:pPr>
@@ -21990,7 +21433,7 @@
         <w:widowControl/>
         <w:numPr>
           <w:ilvl w:val="0"/>
-          <w:numId w:val="11"/>
+          <w:numId w:val="10"/>
         </w:numPr>
         <w:spacing w:before="26"/>
         <w:ind w:firstLine="220" w:firstLineChars="100"/>
@@ -22608,14 +22051,14 @@
           <w:szCs w:val="22"/>
         </w:rPr>
       </w:pPr>
-      <w:bookmarkStart w:id="70" w:name="_Toc5400"/>
-      <w:bookmarkStart w:id="71" w:name="_Toc3846"/>
+      <w:bookmarkStart w:id="67" w:name="_Toc30922"/>
+      <w:bookmarkStart w:id="68" w:name="_Toc32060"/>
+      <w:bookmarkStart w:id="69" w:name="_Toc3846"/>
+      <w:bookmarkStart w:id="70" w:name="_Toc9076"/>
+      <w:bookmarkStart w:id="71" w:name="_Toc5400"/>
       <w:bookmarkStart w:id="72" w:name="_Toc8993"/>
-      <w:bookmarkStart w:id="73" w:name="_Toc30922"/>
+      <w:bookmarkStart w:id="73" w:name="_Toc17547"/>
       <w:bookmarkStart w:id="74" w:name="_Toc23769"/>
-      <w:bookmarkStart w:id="75" w:name="_Toc17547"/>
-      <w:bookmarkStart w:id="76" w:name="_Toc32060"/>
-      <w:bookmarkStart w:id="77" w:name="_Toc9076"/>
       <w:r>
         <w:rPr>
           <w:b w:val="0"/>
@@ -22626,14 +22069,14 @@
         </w:rPr>
         <w:t>1 40岁以上，同时伴有≥1项下述者</w:t>
       </w:r>
+      <w:bookmarkEnd w:id="67"/>
+      <w:bookmarkEnd w:id="68"/>
+      <w:bookmarkEnd w:id="69"/>
       <w:bookmarkEnd w:id="70"/>
       <w:bookmarkEnd w:id="71"/>
       <w:bookmarkEnd w:id="72"/>
       <w:bookmarkEnd w:id="73"/>
       <w:bookmarkEnd w:id="74"/>
-      <w:bookmarkEnd w:id="75"/>
-      <w:bookmarkEnd w:id="76"/>
-      <w:bookmarkEnd w:id="77"/>
     </w:p>
     <w:p>
       <w:pPr>
@@ -22781,14 +22224,14 @@
           <w:szCs w:val="22"/>
         </w:rPr>
       </w:pPr>
-      <w:bookmarkStart w:id="78" w:name="_Toc24939"/>
-      <w:bookmarkStart w:id="79" w:name="_Toc30105"/>
-      <w:bookmarkStart w:id="80" w:name="_Toc22196"/>
-      <w:bookmarkStart w:id="81" w:name="_Toc126"/>
-      <w:bookmarkStart w:id="82" w:name="_Toc15385"/>
-      <w:bookmarkStart w:id="83" w:name="_Toc22915"/>
-      <w:bookmarkStart w:id="84" w:name="_Toc3389"/>
-      <w:bookmarkStart w:id="85" w:name="_Toc10299"/>
+      <w:bookmarkStart w:id="75" w:name="_Toc10299"/>
+      <w:bookmarkStart w:id="76" w:name="_Toc126"/>
+      <w:bookmarkStart w:id="77" w:name="_Toc3389"/>
+      <w:bookmarkStart w:id="78" w:name="_Toc15385"/>
+      <w:bookmarkStart w:id="79" w:name="_Toc22915"/>
+      <w:bookmarkStart w:id="80" w:name="_Toc30105"/>
+      <w:bookmarkStart w:id="81" w:name="_Toc22196"/>
+      <w:bookmarkStart w:id="82" w:name="_Toc24939"/>
       <w:r>
         <w:rPr>
           <w:b w:val="0"/>
@@ -22799,14 +22242,14 @@
         </w:rPr>
         <w:t>2 有胰腺癌家族史、糖尿病史</w:t>
       </w:r>
+      <w:bookmarkEnd w:id="75"/>
+      <w:bookmarkEnd w:id="76"/>
+      <w:bookmarkEnd w:id="77"/>
       <w:bookmarkEnd w:id="78"/>
       <w:bookmarkEnd w:id="79"/>
       <w:bookmarkEnd w:id="80"/>
       <w:bookmarkEnd w:id="81"/>
       <w:bookmarkEnd w:id="82"/>
-      <w:bookmarkEnd w:id="83"/>
-      <w:bookmarkEnd w:id="84"/>
-      <w:bookmarkEnd w:id="85"/>
     </w:p>
     <w:p>
       <w:pPr>
@@ -22966,9 +22409,9 @@
         <w:t>注：符合以上标准中一条或多条即应考虑进一步的风险评估、遗传咨询，以及基因检测和管理。仅有家族史个体应慎重解读基因检测结果，因其可能存在明显局限性。</w:t>
       </w:r>
     </w:p>
-    <w:bookmarkEnd w:id="63"/>
-    <w:bookmarkEnd w:id="64"/>
-    <w:bookmarkEnd w:id="65"/>
+    <w:bookmarkEnd w:id="60"/>
+    <w:bookmarkEnd w:id="61"/>
+    <w:bookmarkEnd w:id="62"/>
     <w:p>
       <w:pPr>
         <w:rPr>
@@ -23010,12 +22453,12 @@
           <w:lang w:eastAsia="zh-CN"/>
         </w:rPr>
       </w:pPr>
-      <w:bookmarkStart w:id="86" w:name="_Toc15114"/>
-      <w:bookmarkStart w:id="87" w:name="_Toc3409"/>
-      <w:bookmarkStart w:id="88" w:name="_Toc21441"/>
-      <w:bookmarkStart w:id="89" w:name="_Toc20170_WPSOffice_Level1"/>
-      <w:bookmarkStart w:id="90" w:name="_Toc28454_WPSOffice_Level1"/>
-      <w:bookmarkStart w:id="91" w:name="_Toc26985_WPSOffice_Level1"/>
+      <w:bookmarkStart w:id="83" w:name="_Toc21441"/>
+      <w:bookmarkStart w:id="84" w:name="_Toc15114"/>
+      <w:bookmarkStart w:id="85" w:name="_Toc3409"/>
+      <w:bookmarkStart w:id="86" w:name="_Toc20170_WPSOffice_Level1"/>
+      <w:bookmarkStart w:id="87" w:name="_Toc28454_WPSOffice_Level1"/>
+      <w:bookmarkStart w:id="88" w:name="_Toc26985_WPSOffice_Level1"/>
       <w:r>
         <w:rPr>
           <w:rFonts w:hint="eastAsia"/>
@@ -23026,9 +22469,9 @@
         </w:rPr>
         <w:t>检测方法与局限性</w:t>
       </w:r>
-      <w:bookmarkEnd w:id="86"/>
-      <w:bookmarkEnd w:id="87"/>
-      <w:bookmarkEnd w:id="88"/>
+      <w:bookmarkEnd w:id="83"/>
+      <w:bookmarkEnd w:id="84"/>
+      <w:bookmarkEnd w:id="85"/>
     </w:p>
     <w:p>
       <w:pPr>
@@ -23227,9 +22670,9 @@
         <w:br w:type="page"/>
       </w:r>
     </w:p>
-    <w:bookmarkEnd w:id="89"/>
-    <w:bookmarkEnd w:id="90"/>
-    <w:bookmarkEnd w:id="91"/>
+    <w:bookmarkEnd w:id="86"/>
+    <w:bookmarkEnd w:id="87"/>
+    <w:bookmarkEnd w:id="88"/>
     <w:p>
       <w:pPr>
         <w:pStyle w:val="3"/>
@@ -23262,12 +22705,12 @@
           <w:lang w:eastAsia="zh-CN"/>
         </w:rPr>
       </w:pPr>
-      <w:bookmarkStart w:id="92" w:name="_Toc13275"/>
-      <w:bookmarkStart w:id="93" w:name="_Toc19584_WPSOffice_Level1"/>
-      <w:bookmarkStart w:id="94" w:name="_Toc4517"/>
-      <w:bookmarkStart w:id="95" w:name="_Toc22162_WPSOffice_Level1"/>
-      <w:bookmarkStart w:id="96" w:name="_Toc22623"/>
-      <w:bookmarkStart w:id="97" w:name="_Toc14611_WPSOffice_Level1"/>
+      <w:bookmarkStart w:id="89" w:name="_Toc19584_WPSOffice_Level1"/>
+      <w:bookmarkStart w:id="90" w:name="_Toc22162_WPSOffice_Level1"/>
+      <w:bookmarkStart w:id="91" w:name="_Toc13275"/>
+      <w:bookmarkStart w:id="92" w:name="_Toc4517"/>
+      <w:bookmarkStart w:id="93" w:name="_Toc22623"/>
+      <w:bookmarkStart w:id="94" w:name="_Toc14611_WPSOffice_Level1"/>
       <w:r>
         <w:rPr>
           <w:rFonts w:hint="eastAsia" w:ascii="Times New Roman" w:hAnsi="Times New Roman"/>
@@ -23277,10 +22720,10 @@
         </w:rPr>
         <w:t>参考文献</w:t>
       </w:r>
+      <w:bookmarkEnd w:id="89"/>
+      <w:bookmarkEnd w:id="90"/>
+      <w:bookmarkEnd w:id="91"/>
       <w:bookmarkEnd w:id="92"/>
-      <w:bookmarkEnd w:id="93"/>
-      <w:bookmarkEnd w:id="94"/>
-      <w:bookmarkEnd w:id="95"/>
     </w:p>
     <w:p>
       <w:pPr>
@@ -23289,8 +22732,8 @@
         </w:rPr>
       </w:pPr>
     </w:p>
-    <w:bookmarkEnd w:id="96"/>
-    <w:bookmarkEnd w:id="97"/>
+    <w:bookmarkEnd w:id="93"/>
+    <w:bookmarkEnd w:id="94"/>
     <w:p>
       <w:pPr>
         <w:widowControl/>
@@ -25023,18 +24466,6 @@
     </w:lvl>
   </w:abstractNum>
   <w:abstractNum w:abstractNumId="2">
-    <w:nsid w:val="219D0AF6"/>
-    <w:multiLevelType w:val="singleLevel"/>
-    <w:tmpl w:val="219D0AF6"/>
-    <w:lvl w:ilvl="0" w:tentative="0">
-      <w:start w:val="1"/>
-      <w:numFmt w:val="decimal"/>
-      <w:suff w:val="space"/>
-      <w:lvlText w:val="%1."/>
-      <w:lvlJc w:val="left"/>
-    </w:lvl>
-  </w:abstractNum>
-  <w:abstractNum w:abstractNumId="3">
     <w:nsid w:val="2CEC1C1C"/>
     <w:multiLevelType w:val="multilevel"/>
     <w:tmpl w:val="2CEC1C1C"/>
@@ -25148,7 +24579,7 @@
       </w:rPr>
     </w:lvl>
   </w:abstractNum>
-  <w:abstractNum w:abstractNumId="4">
+  <w:abstractNum w:abstractNumId="3">
     <w:nsid w:val="34613CBC"/>
     <w:multiLevelType w:val="multilevel"/>
     <w:tmpl w:val="34613CBC"/>
@@ -25266,7 +24697,7 @@
       </w:rPr>
     </w:lvl>
   </w:abstractNum>
-  <w:abstractNum w:abstractNumId="5">
+  <w:abstractNum w:abstractNumId="4">
     <w:nsid w:val="3FE2A38E"/>
     <w:multiLevelType w:val="singleLevel"/>
     <w:tmpl w:val="3FE2A38E"/>
@@ -25283,7 +24714,7 @@
       </w:rPr>
     </w:lvl>
   </w:abstractNum>
-  <w:abstractNum w:abstractNumId="6">
+  <w:abstractNum w:abstractNumId="5">
     <w:nsid w:val="537D38B0"/>
     <w:multiLevelType w:val="multilevel"/>
     <w:tmpl w:val="537D38B0"/>
@@ -25401,24 +24832,7 @@
       </w:rPr>
     </w:lvl>
   </w:abstractNum>
-  <w:abstractNum w:abstractNumId="7">
-    <w:nsid w:val="58AABCAB"/>
-    <w:multiLevelType w:val="singleLevel"/>
-    <w:tmpl w:val="58AABCAB"/>
-    <w:lvl w:ilvl="0" w:tentative="0">
-      <w:start w:val="1"/>
-      <w:numFmt w:val="bullet"/>
-      <w:lvlText w:val=""/>
-      <w:lvlJc w:val="left"/>
-      <w:pPr>
-        <w:ind w:left="420" w:hanging="420"/>
-      </w:pPr>
-      <w:rPr>
-        <w:rFonts w:hint="default" w:ascii="Wingdings" w:hAnsi="Wingdings"/>
-      </w:rPr>
-    </w:lvl>
-  </w:abstractNum>
-  <w:abstractNum w:abstractNumId="8">
+  <w:abstractNum w:abstractNumId="6">
     <w:nsid w:val="5B812BEF"/>
     <w:multiLevelType w:val="multilevel"/>
     <w:tmpl w:val="5B812BEF"/>
@@ -25536,7 +24950,7 @@
       </w:rPr>
     </w:lvl>
   </w:abstractNum>
-  <w:abstractNum w:abstractNumId="9">
+  <w:abstractNum w:abstractNumId="7">
     <w:nsid w:val="64416983"/>
     <w:multiLevelType w:val="multilevel"/>
     <w:tmpl w:val="64416983"/>
@@ -25650,7 +25064,7 @@
       </w:rPr>
     </w:lvl>
   </w:abstractNum>
-  <w:abstractNum w:abstractNumId="10">
+  <w:abstractNum w:abstractNumId="8">
     <w:nsid w:val="6BAC6FD5"/>
     <w:multiLevelType w:val="singleLevel"/>
     <w:tmpl w:val="6BAC6FD5"/>
@@ -25662,38 +25076,174 @@
       <w:lvlJc w:val="left"/>
     </w:lvl>
   </w:abstractNum>
+  <w:abstractNum w:abstractNumId="9">
+    <w:nsid w:val="70C53F05"/>
+    <w:multiLevelType w:val="multilevel"/>
+    <w:tmpl w:val="70C53F05"/>
+    <w:lvl w:ilvl="0" w:tentative="0">
+      <w:start w:val="1"/>
+      <w:numFmt w:val="decimal"/>
+      <w:lvlText w:val="%1."/>
+      <w:lvlJc w:val="left"/>
+      <w:pPr>
+        <w:ind w:left="425" w:hanging="425"/>
+      </w:pPr>
+      <w:rPr>
+        <w:rFonts w:hint="default"/>
+        <w:sz w:val="18"/>
+        <w:szCs w:val="18"/>
+      </w:rPr>
+    </w:lvl>
+    <w:lvl w:ilvl="1" w:tentative="0">
+      <w:start w:val="1"/>
+      <w:numFmt w:val="decimal"/>
+      <w:lvlText w:val="(%2)"/>
+      <w:lvlJc w:val="left"/>
+      <w:pPr>
+        <w:tabs>
+          <w:tab w:val="left" w:pos="840"/>
+        </w:tabs>
+        <w:ind w:left="840" w:hanging="420"/>
+      </w:pPr>
+      <w:rPr>
+        <w:rFonts w:hint="default"/>
+      </w:rPr>
+    </w:lvl>
+    <w:lvl w:ilvl="2" w:tentative="0">
+      <w:start w:val="1"/>
+      <w:numFmt w:val="decimalEnclosedCircleChinese"/>
+      <w:lvlText w:val="%3"/>
+      <w:lvlJc w:val="left"/>
+      <w:pPr>
+        <w:tabs>
+          <w:tab w:val="left" w:pos="1260"/>
+        </w:tabs>
+        <w:ind w:left="1260" w:hanging="420"/>
+      </w:pPr>
+      <w:rPr>
+        <w:rFonts w:hint="default"/>
+      </w:rPr>
+    </w:lvl>
+    <w:lvl w:ilvl="3" w:tentative="0">
+      <w:start w:val="1"/>
+      <w:numFmt w:val="decimal"/>
+      <w:lvlText w:val="%4)"/>
+      <w:lvlJc w:val="left"/>
+      <w:pPr>
+        <w:tabs>
+          <w:tab w:val="left" w:pos="1680"/>
+        </w:tabs>
+        <w:ind w:left="1680" w:hanging="420"/>
+      </w:pPr>
+      <w:rPr>
+        <w:rFonts w:hint="default"/>
+      </w:rPr>
+    </w:lvl>
+    <w:lvl w:ilvl="4" w:tentative="0">
+      <w:start w:val="1"/>
+      <w:numFmt w:val="lowerLetter"/>
+      <w:lvlText w:val="%5."/>
+      <w:lvlJc w:val="left"/>
+      <w:pPr>
+        <w:tabs>
+          <w:tab w:val="left" w:pos="2100"/>
+        </w:tabs>
+        <w:ind w:left="2100" w:hanging="420"/>
+      </w:pPr>
+      <w:rPr>
+        <w:rFonts w:hint="default"/>
+      </w:rPr>
+    </w:lvl>
+    <w:lvl w:ilvl="5" w:tentative="0">
+      <w:start w:val="1"/>
+      <w:numFmt w:val="lowerLetter"/>
+      <w:lvlText w:val="%6)"/>
+      <w:lvlJc w:val="left"/>
+      <w:pPr>
+        <w:tabs>
+          <w:tab w:val="left" w:pos="2520"/>
+        </w:tabs>
+        <w:ind w:left="2520" w:hanging="420"/>
+      </w:pPr>
+      <w:rPr>
+        <w:rFonts w:hint="default"/>
+      </w:rPr>
+    </w:lvl>
+    <w:lvl w:ilvl="6" w:tentative="0">
+      <w:start w:val="1"/>
+      <w:numFmt w:val="lowerRoman"/>
+      <w:lvlText w:val="%7."/>
+      <w:lvlJc w:val="left"/>
+      <w:pPr>
+        <w:tabs>
+          <w:tab w:val="left" w:pos="2940"/>
+        </w:tabs>
+        <w:ind w:left="2940" w:hanging="420"/>
+      </w:pPr>
+      <w:rPr>
+        <w:rFonts w:hint="default"/>
+      </w:rPr>
+    </w:lvl>
+    <w:lvl w:ilvl="7" w:tentative="0">
+      <w:start w:val="1"/>
+      <w:numFmt w:val="lowerRoman"/>
+      <w:lvlText w:val="%8)"/>
+      <w:lvlJc w:val="left"/>
+      <w:pPr>
+        <w:tabs>
+          <w:tab w:val="left" w:pos="3360"/>
+        </w:tabs>
+        <w:ind w:left="3360" w:hanging="420"/>
+      </w:pPr>
+      <w:rPr>
+        <w:rFonts w:hint="default"/>
+      </w:rPr>
+    </w:lvl>
+    <w:lvl w:ilvl="8" w:tentative="0">
+      <w:start w:val="1"/>
+      <w:numFmt w:val="lowerLetter"/>
+      <w:lvlText w:val="%9."/>
+      <w:lvlJc w:val="left"/>
+      <w:pPr>
+        <w:tabs>
+          <w:tab w:val="left" w:pos="3780"/>
+        </w:tabs>
+        <w:ind w:left="3780" w:hanging="420"/>
+      </w:pPr>
+      <w:rPr>
+        <w:rFonts w:hint="default"/>
+      </w:rPr>
+    </w:lvl>
+  </w:abstractNum>
   <w:num w:numId="1">
+    <w:abstractNumId w:val="5"/>
+  </w:num>
+  <w:num w:numId="2">
+    <w:abstractNumId w:val="7"/>
+  </w:num>
+  <w:num w:numId="3">
     <w:abstractNumId w:val="6"/>
   </w:num>
-  <w:num w:numId="2">
-    <w:abstractNumId w:val="9"/>
-  </w:num>
-  <w:num w:numId="3">
-    <w:abstractNumId w:val="8"/>
-  </w:num>
   <w:num w:numId="4">
-    <w:abstractNumId w:val="3"/>
+    <w:abstractNumId w:val="2"/>
   </w:num>
   <w:num w:numId="5">
-    <w:abstractNumId w:val="4"/>
+    <w:abstractNumId w:val="3"/>
   </w:num>
   <w:num w:numId="6">
     <w:abstractNumId w:val="0"/>
   </w:num>
   <w:num w:numId="7">
-    <w:abstractNumId w:val="5"/>
+    <w:abstractNumId w:val="4"/>
   </w:num>
   <w:num w:numId="8">
-    <w:abstractNumId w:val="2"/>
+    <w:abstractNumId w:val="9"/>
   </w:num>
   <w:num w:numId="9">
-    <w:abstractNumId w:val="7"/>
+    <w:abstractNumId w:val="1"/>
   </w:num>
   <w:num w:numId="10">
-    <w:abstractNumId w:val="1"/>
-  </w:num>
-  <w:num w:numId="11">
-    <w:abstractNumId w:val="10"/>
+    <w:abstractNumId w:val="8"/>
   </w:num>
 </w:numbering>
 </file>
